--- a/deliverables/release-evidence/COVERAGE_MATRIX.docx
+++ b/deliverables/release-evidence/COVERAGE_MATRIX.docx
@@ -2,7 +2,7 @@
 <file path=word/document.xml><?xml version="1.0" encoding="utf-8"?>
 <w:document xmlns:w="http://schemas.openxmlformats.org/wordprocessingml/2006/main" xmlns:m="http://schemas.openxmlformats.org/officeDocument/2006/math" xmlns:r="http://schemas.openxmlformats.org/officeDocument/2006/relationships" xmlns:o="urn:schemas-microsoft-com:office:office" xmlns:v="urn:schemas-microsoft-com:vml" xmlns:w10="urn:schemas-microsoft-com:office:word" xmlns:a="http://schemas.openxmlformats.org/drawingml/2006/main" xmlns:pic="http://schemas.openxmlformats.org/drawingml/2006/picture" xmlns:wp="http://schemas.openxmlformats.org/drawingml/2006/wordprocessingDrawing">
   <w:body>
-    <w:bookmarkStart w:id="28" w:name="X0368d3b504346b400e4dc996ebb0bc333410088"/>
+    <w:bookmarkStart w:id="31" w:name="X5aa6b8120f829a0f053e4a397cb944e278ea818"/>
     <w:p>
       <w:pPr>
         <w:pStyle w:val="Heading1"/>
@@ -14,7 +14,7 @@
         <w:rPr>
           <w:rStyle w:val="VerbatimChar"/>
         </w:rPr>
-        <w:t xml:space="preserve">b317833</w:t>
+        <w:t xml:space="preserve">45cc661</w:t>
       </w:r>
       <w:r>
         <w:t xml:space="preserve">)</w:t>
@@ -57,7 +57,7 @@
                 <w:bCs/>
                 <w:b/>
               </w:rPr>
-              <w:t xml:space="preserve">b317833e876332b528759cf9b3ff546d1b20ba39</w:t>
+              <w:t xml:space="preserve">45cc661d2898e52ad8512083929535d1667050d7</w:t>
             </w:r>
             <w:r>
               <w:t xml:space="preserve"> </w:t>
@@ -122,7 +122,67 @@
               <w:t xml:space="preserve"> </w:t>
             </w:r>
             <w:r>
-              <w:t xml:space="preserve">(B2/B3/B7 production-boundary tests + B7 test seam)</w:t>
+              <w:t xml:space="preserve">(B2/B3/B7 production-boundary tests + B7 test seam) →</w:t>
+            </w:r>
+            <w:r>
+              <w:t xml:space="preserve"> </w:t>
+            </w:r>
+            <w:r>
+              <w:rPr>
+                <w:rStyle w:val="VerbatimChar"/>
+              </w:rPr>
+              <w:t xml:space="preserve">0d05556</w:t>
+            </w:r>
+            <w:r>
+              <w:t xml:space="preserve"> </w:t>
+            </w:r>
+            <w:r>
+              <w:t xml:space="preserve">(recovery window = real remaining fetch-phase budget) →</w:t>
+            </w:r>
+            <w:r>
+              <w:t xml:space="preserve"> </w:t>
+            </w:r>
+            <w:r>
+              <w:rPr>
+                <w:rStyle w:val="VerbatimChar"/>
+              </w:rPr>
+              <w:t xml:space="preserve">782f99d</w:t>
+            </w:r>
+            <w:r>
+              <w:t xml:space="preserve"> </w:t>
+            </w:r>
+            <w:r>
+              <w:t xml:space="preserve">(bounded in-flight browser interruption) →</w:t>
+            </w:r>
+            <w:r>
+              <w:t xml:space="preserve"> </w:t>
+            </w:r>
+            <w:r>
+              <w:rPr>
+                <w:rStyle w:val="VerbatimChar"/>
+              </w:rPr>
+              <w:t xml:space="preserve">e4894ae</w:t>
+            </w:r>
+            <w:r>
+              <w:t xml:space="preserve"> </w:t>
+            </w:r>
+            <w:r>
+              <w:t xml:space="preserve">(obsolete-work settlement for coalesced callers) →</w:t>
+            </w:r>
+            <w:r>
+              <w:t xml:space="preserve"> </w:t>
+            </w:r>
+            <w:r>
+              <w:rPr>
+                <w:rStyle w:val="VerbatimChar"/>
+              </w:rPr>
+              <w:t xml:space="preserve">45cc661</w:t>
+            </w:r>
+            <w:r>
+              <w:t xml:space="preserve"> </w:t>
+            </w:r>
+            <w:r>
+              <w:t xml:space="preserve">(real-IPC proc-admission withdrawal test + explicit unattempted-URL outcomes)</w:t>
             </w:r>
           </w:p>
         </w:tc>
@@ -214,7 +274,7 @@
               <w:t xml:space="preserve"> </w:t>
             </w:r>
             <w:r>
-              <w:t xml:space="preserve">the test exercises (real Chromium child / real isolated subprocess / broker unit / in-process unit) and</w:t>
+              <w:t xml:space="preserve">the test exercises (real Chromium child / real isolated subprocess / real OS fork+IPC / real Postgres / broker unit / in-process unit) and</w:t>
             </w:r>
             <w:r>
               <w:t xml:space="preserve"> </w:t>
@@ -455,6 +515,45 @@
                 <w:bCs/>
                 <w:b/>
               </w:rPr>
+              <w:t xml:space="preserve">R(page) — real Chromium page</w:t>
+            </w:r>
+          </w:p>
+        </w:tc>
+        <w:tc>
+          <w:tcPr/>
+          <w:p>
+            <w:pPr>
+              <w:pStyle w:val="Compact"/>
+              <w:jc w:val="left"/>
+            </w:pPr>
+            <w:r>
+              <w:t xml:space="preserve">A real Chromium page (</w:t>
+            </w:r>
+            <w:r>
+              <w:rPr>
+                <w:rStyle w:val="VerbatimChar"/>
+              </w:rPr>
+              <w:t xml:space="preserve">PUPPETEER_EXECUTABLE_PATH</w:t>
+            </w:r>
+            <w:r>
+              <w:t xml:space="preserve">) is held mid-operation and interrupted; wall-clock bound asserted against the production interrupt helper.</w:t>
+            </w:r>
+          </w:p>
+        </w:tc>
+      </w:tr>
+      <w:tr>
+        <w:tc>
+          <w:tcPr/>
+          <w:p>
+            <w:pPr>
+              <w:pStyle w:val="Compact"/>
+              <w:jc w:val="left"/>
+            </w:pPr>
+            <w:r>
+              <w:rPr>
+                <w:bCs/>
+                <w:b/>
+              </w:rPr>
               <w:t xml:space="preserve">S — real isolated subprocess</w:t>
             </w:r>
           </w:p>
@@ -489,6 +588,138 @@
             </w:r>
             <w:r>
               <w:t xml:space="preserve">) is spawned and killed; the test observes real SIGKILL / reaping.</w:t>
+            </w:r>
+          </w:p>
+        </w:tc>
+      </w:tr>
+      <w:tr>
+        <w:tc>
+          <w:tcPr/>
+          <w:p>
+            <w:pPr>
+              <w:pStyle w:val="Compact"/>
+              <w:jc w:val="left"/>
+            </w:pPr>
+            <w:r>
+              <w:rPr>
+                <w:bCs/>
+                <w:b/>
+              </w:rPr>
+              <w:t xml:space="preserve">I — real fork + IPC</w:t>
+            </w:r>
+          </w:p>
+        </w:tc>
+        <w:tc>
+          <w:tcPr/>
+          <w:p>
+            <w:pPr>
+              <w:pStyle w:val="Compact"/>
+              <w:jc w:val="left"/>
+            </w:pPr>
+            <w:r>
+              <w:t xml:space="preserve">A real OS child process is</w:t>
+            </w:r>
+            <w:r>
+              <w:t xml:space="preserve"> </w:t>
+            </w:r>
+            <w:r>
+              <w:rPr>
+                <w:rStyle w:val="VerbatimChar"/>
+              </w:rPr>
+              <w:t xml:space="preserve">fork</w:t>
+            </w:r>
+            <w:r>
+              <w:t xml:space="preserve">ed and driven over the production IPC channel (</w:t>
+            </w:r>
+            <w:r>
+              <w:rPr>
+                <w:rStyle w:val="VerbatimChar"/>
+              </w:rPr>
+              <w:t xml:space="preserve">job-child.ts</w:t>
+            </w:r>
+            <w:r>
+              <w:t xml:space="preserve"> </w:t>
+            </w:r>
+            <w:r>
+              <w:t xml:space="preserve">→</w:t>
+            </w:r>
+            <w:r>
+              <w:t xml:space="preserve"> </w:t>
+            </w:r>
+            <w:r>
+              <w:rPr>
+                <w:rStyle w:val="VerbatimChar"/>
+              </w:rPr>
+              <w:t xml:space="preserve">isolation-ipc.ts</w:t>
+            </w:r>
+            <w:r>
+              <w:t xml:space="preserve"> </w:t>
+            </w:r>
+            <w:r>
+              <w:t xml:space="preserve">→ parent broker); admission withdrawal observed across the process boundary.</w:t>
+            </w:r>
+          </w:p>
+        </w:tc>
+      </w:tr>
+      <w:tr>
+        <w:tc>
+          <w:tcPr/>
+          <w:p>
+            <w:pPr>
+              <w:pStyle w:val="Compact"/>
+              <w:jc w:val="left"/>
+            </w:pPr>
+            <w:r>
+              <w:rPr>
+                <w:bCs/>
+                <w:b/>
+              </w:rPr>
+              <w:t xml:space="preserve">D — real Postgres</w:t>
+            </w:r>
+          </w:p>
+        </w:tc>
+        <w:tc>
+          <w:tcPr/>
+          <w:p>
+            <w:pPr>
+              <w:pStyle w:val="Compact"/>
+              <w:jc w:val="left"/>
+            </w:pPr>
+            <w:r>
+              <w:t xml:space="preserve">The assertion is made against the real</w:t>
+            </w:r>
+            <w:r>
+              <w:t xml:space="preserve"> </w:t>
+            </w:r>
+            <w:r>
+              <w:rPr>
+                <w:rStyle w:val="VerbatimChar"/>
+              </w:rPr>
+              <w:t xml:space="preserve">documents</w:t>
+            </w:r>
+            <w:r>
+              <w:t xml:space="preserve">/</w:t>
+            </w:r>
+            <w:r>
+              <w:rPr>
+                <w:rStyle w:val="VerbatimChar"/>
+              </w:rPr>
+              <w:t xml:space="preserve">companies</w:t>
+            </w:r>
+            <w:r>
+              <w:t xml:space="preserve"> </w:t>
+            </w:r>
+            <w:r>
+              <w:t xml:space="preserve">tables in the integration Postgres (</w:t>
+            </w:r>
+            <w:r>
+              <w:rPr>
+                <w:rStyle w:val="VerbatimChar"/>
+              </w:rPr>
+              <w:t xml:space="preserve">ciq-int-pg</w:t>
+            </w:r>
+            <w:r>
+              <w:t xml:space="preserve">), through the production storage functions.</w:t>
             </w:r>
           </w:p>
         </w:tc>
@@ -644,7 +875,7 @@
         <w:t xml:space="preserve"> </w:t>
       </w:r>
       <w:r>
-        <w:t xml:space="preserve">(pipeline.ts:275), called in production at pipeline.ts:1714 (default</w:t>
+        <w:t xml:space="preserve">(pipeline.ts), called in production (default</w:t>
       </w:r>
       <w:r>
         <w:t xml:space="preserve"> </w:t>
@@ -838,16 +1069,7 @@
               <w:t xml:space="preserve"> </w:t>
             </w:r>
             <w:r>
-              <w:t xml:space="preserve">object observed at the fetch boundary for every origin (</w:t>
-            </w:r>
-            <w:r>
-              <w:rPr>
-                <w:rStyle w:val="VerbatimChar"/>
-              </w:rPr>
-              <w:t xml:space="preserve">a scope was passed to the fetch boundary</w:t>
-            </w:r>
-            <w:r>
-              <w:t xml:space="preserve">)</w:t>
+              <w:t xml:space="preserve">object observed at the fetch boundary for every origin</w:t>
             </w:r>
           </w:p>
         </w:tc>
@@ -1306,6 +1528,109 @@
                 <w:rStyle w:val="VerbatimChar"/>
               </w:rPr>
               <w:t xml:space="preserve">acquireProcSlot</w:t>
+            </w:r>
+          </w:p>
+        </w:tc>
+      </w:tr>
+      <w:tr>
+        <w:tc>
+          <w:tcPr/>
+          <w:p>
+            <w:pPr>
+              <w:pStyle w:val="Compact"/>
+              <w:jc w:val="left"/>
+            </w:pPr>
+            <w:r>
+              <w:t xml:space="preserve">1.7</w:t>
+            </w:r>
+          </w:p>
+        </w:tc>
+        <w:tc>
+          <w:tcPr/>
+          <w:p>
+            <w:pPr>
+              <w:pStyle w:val="Compact"/>
+              <w:jc w:val="left"/>
+            </w:pPr>
+            <w:r>
+              <w:rPr>
+                <w:bCs/>
+                <w:b/>
+              </w:rPr>
+              <w:t xml:space="preserve">Production recovery window = the real remaining fetch-phase budget</w:t>
+            </w:r>
+            <w:r>
+              <w:t xml:space="preserve"> </w:t>
+            </w:r>
+            <w:r>
+              <w:t xml:space="preserve">(not the 600 000 ms constant)</w:t>
+            </w:r>
+          </w:p>
+        </w:tc>
+        <w:tc>
+          <w:tcPr/>
+          <w:p>
+            <w:pPr>
+              <w:pStyle w:val="Compact"/>
+              <w:jc w:val="left"/>
+            </w:pPr>
+            <w:r>
+              <w:t xml:space="preserve">B1-7</w:t>
+            </w:r>
+          </w:p>
+        </w:tc>
+        <w:tc>
+          <w:tcPr/>
+          <w:p>
+            <w:pPr>
+              <w:pStyle w:val="Compact"/>
+              <w:jc w:val="left"/>
+            </w:pPr>
+            <w:r>
+              <w:rPr>
+                <w:rStyle w:val="VerbatimChar"/>
+              </w:rPr>
+              <w:t xml:space="preserve">remainingFetchBudgetMs(fetchPhaseStart)</w:t>
+            </w:r>
+            <w:r>
+              <w:t xml:space="preserve"> </w:t>
+            </w:r>
+            <w:r>
+              <w:t xml:space="preserve">returns the budget</w:t>
+            </w:r>
+            <w:r>
+              <w:t xml:space="preserve"> </w:t>
+            </w:r>
+            <w:r>
+              <w:rPr>
+                <w:bCs/>
+                <w:b/>
+              </w:rPr>
+              <w:t xml:space="preserve">minus elapsed</w:t>
+            </w:r>
+            <w:r>
+              <w:t xml:space="preserve">, clamped to a floor; never the raw constant</w:t>
+            </w:r>
+          </w:p>
+        </w:tc>
+        <w:tc>
+          <w:tcPr/>
+          <w:p>
+            <w:pPr>
+              <w:pStyle w:val="Compact"/>
+              <w:jc w:val="left"/>
+            </w:pPr>
+            <w:r>
+              <w:t xml:space="preserve">U(unit) — real</w:t>
+            </w:r>
+            <w:r>
+              <w:t xml:space="preserve"> </w:t>
+            </w:r>
+            <w:r>
+              <w:rPr>
+                <w:rStyle w:val="VerbatimChar"/>
+              </w:rPr>
+              <w:t xml:space="preserve">remainingFetchBudgetMs</w:t>
             </w:r>
           </w:p>
         </w:tc>
@@ -1320,7 +1645,7 @@
           <w:bCs/>
           <w:b/>
         </w:rPr>
-        <w:t xml:space="preserve">Mutation proof (B1):</w:t>
+        <w:t xml:space="preserve">Mutation proof (B1-1):</w:t>
       </w:r>
       <w:r>
         <w:t xml:space="preserve"> </w:t>
@@ -1387,6 +1712,106 @@
           <w:bCs/>
           <w:b/>
         </w:rPr>
+        <w:t xml:space="preserve">Mutation proof (B1-7, this session):</w:t>
+      </w:r>
+      <w:r>
+        <w:t xml:space="preserve"> </w:t>
+      </w:r>
+      <w:r>
+        <w:t xml:space="preserve">replacing the body of</w:t>
+      </w:r>
+      <w:r>
+        <w:t xml:space="preserve"> </w:t>
+      </w:r>
+      <w:r>
+        <w:rPr>
+          <w:rStyle w:val="VerbatimChar"/>
+        </w:rPr>
+        <w:t xml:space="preserve">remainingFetchBudgetMs</w:t>
+      </w:r>
+      <w:r>
+        <w:t xml:space="preserve"> </w:t>
+      </w:r>
+      <w:r>
+        <w:t xml:space="preserve">with</w:t>
+      </w:r>
+      <w:r>
+        <w:t xml:space="preserve"> </w:t>
+      </w:r>
+      <w:r>
+        <w:rPr>
+          <w:rStyle w:val="VerbatimChar"/>
+        </w:rPr>
+        <w:t xml:space="preserve">return budgetMs;</w:t>
+      </w:r>
+      <w:r>
+        <w:t xml:space="preserve"> </w:t>
+      </w:r>
+      <w:r>
+        <w:t xml:space="preserve">(ignore elapsed —</w:t>
+      </w:r>
+      <w:r>
+        <w:t xml:space="preserve"> </w:t>
+      </w:r>
+      <w:r>
+        <w:rPr>
+          <w:rStyle w:val="VerbatimChar"/>
+        </w:rPr>
+        <w:t xml:space="preserve">MUTATION_MARKER_B2</w:t>
+      </w:r>
+      <w:r>
+        <w:t xml:space="preserve">) makes</w:t>
+      </w:r>
+      <w:r>
+        <w:t xml:space="preserve"> </w:t>
+      </w:r>
+      <w:r>
+        <w:rPr>
+          <w:bCs/>
+          <w:b/>
+        </w:rPr>
+        <w:t xml:space="preserve">B1-7 fail</w:t>
+      </w:r>
+      <w:r>
+        <w:t xml:space="preserve"> </w:t>
+      </w:r>
+      <w:r>
+        <w:t xml:space="preserve">(</w:t>
+      </w:r>
+      <w:r>
+        <w:rPr>
+          <w:rStyle w:val="VerbatimChar"/>
+        </w:rPr>
+        <w:t xml:space="preserve">6 pass / 1 fail</w:t>
+      </w:r>
+      <w:r>
+        <w:t xml:space="preserve">: the window no longer shrinks with elapsed time). Reverted clean;</w:t>
+      </w:r>
+      <w:r>
+        <w:t xml:space="preserve"> </w:t>
+      </w:r>
+      <w:r>
+        <w:rPr>
+          <w:rStyle w:val="VerbatimChar"/>
+        </w:rPr>
+        <w:t xml:space="preserve">grep MUTATION_MARKER</w:t>
+      </w:r>
+      <w:r>
+        <w:t xml:space="preserve"> </w:t>
+      </w:r>
+      <w:r>
+        <w:t xml:space="preserve">empty, tree matches HEAD.</w:t>
+      </w:r>
+    </w:p>
+    <w:p>
+      <w:pPr>
+        <w:pStyle w:val="BodyText"/>
+      </w:pPr>
+      <w:r>
+        <w:rPr>
+          <w:bCs/>
+          <w:b/>
+        </w:rPr>
         <w:t xml:space="preserve">What B1 does NOT prove:</w:t>
       </w:r>
       <w:r>
@@ -1406,7 +1831,7 @@
         <w:t xml:space="preserve">constructed, capped, and passed</w:t>
       </w:r>
       <w:r>
-        <w:t xml:space="preserve">, and that dispatch stops after the deadline — it does not prove that an HTTP fetch already in flight is torn down mid-transfer (that is the active-interruption gap, §6).</w:t>
+        <w:t xml:space="preserve">, the window tracks real elapsed budget, and dispatch stops after the deadline — it does not prove that an HTTP fetch already in flight is torn down mid-transfer (that is the active-interruption boundary, §6 and §7).</w:t>
       </w:r>
     </w:p>
     <w:p>
@@ -1417,7 +1842,7 @@
       </w:r>
     </w:p>
     <w:bookmarkEnd w:id="21"/>
-    <w:bookmarkStart w:id="22" w:name="X59a9e91baa916099a34386bd8f72f27cf708534"/>
+    <w:bookmarkStart w:id="22" w:name="X6f96be384b22ea3d890b0618fb365e5719c37ec"/>
     <w:p>
       <w:pPr>
         <w:pStyle w:val="Heading2"/>
@@ -1435,7 +1860,7 @@
         <w:t xml:space="preserve">acquireProcSlot</w:t>
       </w:r>
       <w:r>
-        <w:t xml:space="preserve">)</w:t>
+        <w:t xml:space="preserve">, in-process)</w:t>
       </w:r>
     </w:p>
     <w:p>
@@ -1458,7 +1883,7 @@
         <w:t xml:space="preserve"> </w:t>
       </w:r>
       <w:r>
-        <w:t xml:space="preserve">local-broker queue (processor.ts:618-644), abort listener at 641.</w:t>
+        <w:t xml:space="preserve">local-broker queue (processor.ts), queued-waiter abort listener.</w:t>
       </w:r>
     </w:p>
     <w:tbl>
@@ -1952,19 +2377,7 @@
         <w:t xml:space="preserve"> </w:t>
       </w:r>
       <w:r>
-        <w:t xml:space="preserve">removing the queued-waiter abort listener (</w:t>
-      </w:r>
-      <w:r>
-        <w:rPr>
-          <w:rStyle w:val="VerbatimChar"/>
-        </w:rPr>
-        <w:t xml:space="preserve">if (sig) sig.addEventListener("abort", onAbort…)</w:t>
-      </w:r>
-      <w:r>
-        <w:t xml:space="preserve"> </w:t>
-      </w:r>
-      <w:r>
-        <w:t xml:space="preserve">at line 641) makes</w:t>
+        <w:t xml:space="preserve">removing the queued-waiter abort listener makes</w:t>
       </w:r>
       <w:r>
         <w:t xml:space="preserve"> </w:t>
@@ -1989,10 +2402,7 @@
         <w:t xml:space="preserve">'hung' !== 'settled'</w:t>
       </w:r>
       <w:r>
-        <w:t xml:space="preserve"> </w:t>
-      </w:r>
-      <w:r>
-        <w:t xml:space="preserve">— the waiter never withdraws), and B2-2/B2-3/B2-4 cascade with</w:t>
+        <w:t xml:space="preserve">), and B2-2/B2-3/B2-4 cascade with</w:t>
       </w:r>
       <w:r>
         <w:t xml:space="preserve"> </w:t>
@@ -2015,28 +2425,13 @@
       </w:r>
     </w:p>
     <w:bookmarkEnd w:id="22"/>
-    <w:bookmarkStart w:id="23" w:name="X7d8af7fe953a837f191a2d4fce6920ab73e6306"/>
+    <w:bookmarkStart w:id="23" w:name="X446c67a606cf07afc073fe0154d6ec9f581734b"/>
     <w:p>
       <w:pPr>
         <w:pStyle w:val="Heading2"/>
       </w:pPr>
       <w:r>
-        <w:t xml:space="preserve">3. Stalled-extraction cancellation (B3 —</w:t>
-      </w:r>
-      <w:r>
-        <w:t xml:space="preserve"> </w:t>
-      </w:r>
-      <w:r>
-        <w:rPr>
-          <w:rStyle w:val="VerbatimChar"/>
-        </w:rPr>
-        <w:t xml:space="preserve">runProcessCollect</w:t>
-      </w:r>
-      <w:r>
-        <w:t xml:space="preserve"> </w:t>
-      </w:r>
-      <w:r>
-        <w:t xml:space="preserve">subprocess)</w:t>
+        <w:t xml:space="preserve">2b. Process-admission withdrawal across a real process boundary (real fork + IPC)</w:t>
       </w:r>
     </w:p>
     <w:p>
@@ -2044,37 +2439,86 @@
         <w:pStyle w:val="FirstParagraph"/>
       </w:pPr>
       <w:r>
-        <w:t xml:space="preserve">Boundary:</w:t>
-      </w:r>
-      <w:r>
-        <w:t xml:space="preserve"> </w:t>
-      </w:r>
-      <w:r>
-        <w:rPr>
-          <w:rStyle w:val="VerbatimChar"/>
-        </w:rPr>
-        <w:t xml:space="preserve">runProcessCollect</w:t>
-      </w:r>
-      <w:r>
-        <w:t xml:space="preserve"> </w:t>
-      </w:r>
-      <w:r>
-        <w:t xml:space="preserve">abort registration (processor.ts:747-750), SIGKILL in</w:t>
-      </w:r>
-      <w:r>
-        <w:t xml:space="preserve"> </w:t>
-      </w:r>
-      <w:r>
-        <w:rPr>
-          <w:rStyle w:val="VerbatimChar"/>
-        </w:rPr>
-        <w:t xml:space="preserve">onAbort</w:t>
-      </w:r>
-      <w:r>
-        <w:t xml:space="preserve"> </w:t>
-      </w:r>
-      <w:r>
-        <w:t xml:space="preserve">(721-725).</w:t>
+        <w:t xml:space="preserve">Boundary: a real isolated child (</w:t>
+      </w:r>
+      <w:r>
+        <w:rPr>
+          <w:rStyle w:val="VerbatimChar"/>
+        </w:rPr>
+        <w:t xml:space="preserve">runPipelineIsolated</w:t>
+      </w:r>
+      <w:r>
+        <w:t xml:space="preserve"> </w:t>
+      </w:r>
+      <w:r>
+        <w:t xml:space="preserve">→</w:t>
+      </w:r>
+      <w:r>
+        <w:t xml:space="preserve"> </w:t>
+      </w:r>
+      <w:r>
+        <w:rPr>
+          <w:rStyle w:val="VerbatimChar"/>
+        </w:rPr>
+        <w:t xml:space="preserve">job-child.ts</w:t>
+      </w:r>
+      <w:r>
+        <w:t xml:space="preserve">) whose test module calls the</w:t>
+      </w:r>
+      <w:r>
+        <w:t xml:space="preserve"> </w:t>
+      </w:r>
+      <w:r>
+        <w:rPr>
+          <w:bCs/>
+          <w:b/>
+        </w:rPr>
+        <w:t xml:space="preserve">production</w:t>
+      </w:r>
+      <w:r>
+        <w:t xml:space="preserve"> </w:t>
+      </w:r>
+      <w:r>
+        <w:rPr>
+          <w:rStyle w:val="VerbatimChar"/>
+        </w:rPr>
+        <w:t xml:space="preserve">processorSlotBroker.proc.acquire(scope)</w:t>
+      </w:r>
+      <w:r>
+        <w:t xml:space="preserve"> </w:t>
+      </w:r>
+      <w:r>
+        <w:t xml:space="preserve">→</w:t>
+      </w:r>
+      <w:r>
+        <w:t xml:space="preserve"> </w:t>
+      </w:r>
+      <w:r>
+        <w:rPr>
+          <w:rStyle w:val="VerbatimChar"/>
+        </w:rPr>
+        <w:t xml:space="preserve">acquireProcSlot</w:t>
+      </w:r>
+      <w:r>
+        <w:t xml:space="preserve"> </w:t>
+      </w:r>
+      <w:r>
+        <w:t xml:space="preserve">→</w:t>
+      </w:r>
+      <w:r>
+        <w:t xml:space="preserve"> </w:t>
+      </w:r>
+      <w:r>
+        <w:rPr>
+          <w:rStyle w:val="VerbatimChar"/>
+        </w:rPr>
+        <w:t xml:space="preserve">remoteAcquire("proc", …)</w:t>
+      </w:r>
+      <w:r>
+        <w:t xml:space="preserve"> </w:t>
+      </w:r>
+      <w:r>
+        <w:t xml:space="preserve">over the real IPC channel to the parent broker.</w:t>
       </w:r>
     </w:p>
     <w:tbl>
@@ -2165,19 +2609,19 @@
               <w:jc w:val="left"/>
             </w:pPr>
             <w:r>
-              <w:t xml:space="preserve">3.1</w:t>
-            </w:r>
-          </w:p>
-        </w:tc>
-        <w:tc>
-          <w:tcPr/>
-          <w:p>
-            <w:pPr>
-              <w:pStyle w:val="Compact"/>
-              <w:jc w:val="left"/>
-            </w:pPr>
-            <w:r>
-              <w:t xml:space="preserve">A</w:t>
+              <w:t xml:space="preserve">2b.1</w:t>
+            </w:r>
+          </w:p>
+        </w:tc>
+        <w:tc>
+          <w:tcPr/>
+          <w:p>
+            <w:pPr>
+              <w:pStyle w:val="Compact"/>
+              <w:jc w:val="left"/>
+            </w:pPr>
+            <w:r>
+              <w:t xml:space="preserve">A child blocked at</w:t>
             </w:r>
             <w:r>
               <w:t xml:space="preserve"> </w:t>
@@ -2187,46 +2631,13 @@
                 <w:bCs/>
                 <w:b/>
               </w:rPr>
-              <w:t xml:space="preserve">hung extraction child</w:t>
-            </w:r>
-            <w:r>
-              <w:t xml:space="preserve"> </w:t>
-            </w:r>
-            <w:r>
-              <w:t xml:space="preserve">is SIGKILLed on scope abort; parent stays responsive; slot restored</w:t>
-            </w:r>
-          </w:p>
-        </w:tc>
-        <w:tc>
-          <w:tcPr/>
-          <w:p>
-            <w:pPr>
-              <w:pStyle w:val="Compact"/>
-              <w:jc w:val="left"/>
-            </w:pPr>
-            <w:r>
-              <w:rPr>
-                <w:rStyle w:val="VerbatimChar"/>
-              </w:rPr>
-              <w:t xml:space="preserve">stalled-extraction-boundary.test.ts</w:t>
-            </w:r>
-            <w:r>
-              <w:t xml:space="preserve"> </w:t>
-            </w:r>
-            <w:r>
-              <w:t xml:space="preserve">:: B3</w:t>
-            </w:r>
-          </w:p>
-        </w:tc>
-        <w:tc>
-          <w:tcPr/>
-          <w:p>
-            <w:pPr>
-              <w:pStyle w:val="Compact"/>
-              <w:jc w:val="left"/>
-            </w:pPr>
-            <w:r>
-              <w:t xml:space="preserve">parent settles</w:t>
+              <w:t xml:space="preserve">proc admission</w:t>
+            </w:r>
+            <w:r>
+              <w:t xml:space="preserve"> </w:t>
+            </w:r>
+            <w:r>
+              <w:t xml:space="preserve">whose scope aborts</w:t>
             </w:r>
             <w:r>
               <w:t xml:space="preserve"> </w:t>
@@ -2236,13 +2647,91 @@
                 <w:bCs/>
                 <w:b/>
               </w:rPr>
-              <w:t xml:space="preserve">promptly after abort</w:t>
-            </w:r>
-            <w:r>
-              <w:t xml:space="preserve"> </w:t>
-            </w:r>
-            <w:r>
-              <w:t xml:space="preserve">(elapsed ≪ child timeout); slot restored</w:t>
+              <w:t xml:space="preserve">withdraws across IPC</w:t>
+            </w:r>
+            <w:r>
+              <w:t xml:space="preserve"> </w:t>
+            </w:r>
+            <w:r>
+              <w:t xml:space="preserve">and surfaces an</w:t>
+            </w:r>
+            <w:r>
+              <w:t xml:space="preserve"> </w:t>
+            </w:r>
+            <w:r>
+              <w:rPr>
+                <w:rStyle w:val="VerbatimChar"/>
+              </w:rPr>
+              <w:t xml:space="preserve">OperationAbortedError</w:t>
+            </w:r>
+            <w:r>
+              <w:t xml:space="preserve"> </w:t>
+            </w:r>
+            <w:r>
+              <w:t xml:space="preserve">tagged</w:t>
+            </w:r>
+            <w:r>
+              <w:t xml:space="preserve"> </w:t>
+            </w:r>
+            <w:r>
+              <w:rPr>
+                <w:rStyle w:val="VerbatimChar"/>
+              </w:rPr>
+              <w:t xml:space="preserve">proc_admission</w:t>
+            </w:r>
+          </w:p>
+        </w:tc>
+        <w:tc>
+          <w:tcPr/>
+          <w:p>
+            <w:pPr>
+              <w:pStyle w:val="Compact"/>
+              <w:jc w:val="left"/>
+            </w:pPr>
+            <w:r>
+              <w:rPr>
+                <w:rStyle w:val="VerbatimChar"/>
+              </w:rPr>
+              <w:t xml:space="preserve">isolated-proc-admission-boundary.test.ts</w:t>
+            </w:r>
+          </w:p>
+        </w:tc>
+        <w:tc>
+          <w:tcPr/>
+          <w:p>
+            <w:pPr>
+              <w:pStyle w:val="Compact"/>
+              <w:jc w:val="left"/>
+            </w:pPr>
+            <w:r>
+              <w:t xml:space="preserve">child reports</w:t>
+            </w:r>
+            <w:r>
+              <w:t xml:space="preserve"> </w:t>
+            </w:r>
+            <w:r>
+              <w:rPr>
+                <w:rStyle w:val="VerbatimChar"/>
+              </w:rPr>
+              <w:t xml:space="preserve">isOperationAborted === true</w:t>
+            </w:r>
+            <w:r>
+              <w:t xml:space="preserve"> </w:t>
+            </w:r>
+            <w:r>
+              <w:t xml:space="preserve">with reason</w:t>
+            </w:r>
+            <w:r>
+              <w:t xml:space="preserve"> </w:t>
+            </w:r>
+            <w:r>
+              <w:rPr>
+                <w:rStyle w:val="VerbatimChar"/>
+              </w:rPr>
+              <w:t xml:space="preserve">proc_admission</w:t>
+            </w:r>
+            <w:r>
+              <w:t xml:space="preserve">, promptly after abort (≪ grant would arrive)</w:t>
             </w:r>
           </w:p>
         </w:tc>
@@ -2258,129 +2747,7 @@
                 <w:bCs/>
                 <w:b/>
               </w:rPr>
-              <w:t xml:space="preserve">S</w:t>
-            </w:r>
-          </w:p>
-        </w:tc>
-      </w:tr>
-      <w:tr>
-        <w:tc>
-          <w:tcPr/>
-          <w:p>
-            <w:pPr>
-              <w:pStyle w:val="Compact"/>
-              <w:jc w:val="left"/>
-            </w:pPr>
-            <w:r>
-              <w:t xml:space="preserve">3.2</w:t>
-            </w:r>
-          </w:p>
-        </w:tc>
-        <w:tc>
-          <w:tcPr/>
-          <w:p>
-            <w:pPr>
-              <w:pStyle w:val="Compact"/>
-              <w:jc w:val="left"/>
-            </w:pPr>
-            <w:r>
-              <w:rPr>
-                <w:rStyle w:val="VerbatimChar"/>
-              </w:rPr>
-              <w:t xml:space="preserve">extractViaPdfParseSubprocess</w:t>
-            </w:r>
-            <w:r>
-              <w:t xml:space="preserve"> </w:t>
-            </w:r>
-            <w:r>
-              <w:t xml:space="preserve">throws</w:t>
-            </w:r>
-            <w:r>
-              <w:t xml:space="preserve"> </w:t>
-            </w:r>
-            <w:r>
-              <w:rPr>
-                <w:bCs/>
-                <w:b/>
-              </w:rPr>
-              <w:t xml:space="preserve">retryable</w:t>
-            </w:r>
-            <w:r>
-              <w:t xml:space="preserve"> </w:t>
-            </w:r>
-            <w:r>
-              <w:t xml:space="preserve">on an already-aborted scope and takes</w:t>
-            </w:r>
-            <w:r>
-              <w:t xml:space="preserve"> </w:t>
-            </w:r>
-            <w:r>
-              <w:rPr>
-                <w:bCs/>
-                <w:b/>
-              </w:rPr>
-              <w:t xml:space="preserve">no</w:t>
-            </w:r>
-            <w:r>
-              <w:t xml:space="preserve"> </w:t>
-            </w:r>
-            <w:r>
-              <w:t xml:space="preserve">slot</w:t>
-            </w:r>
-          </w:p>
-        </w:tc>
-        <w:tc>
-          <w:tcPr/>
-          <w:p>
-            <w:pPr>
-              <w:pStyle w:val="Compact"/>
-              <w:jc w:val="left"/>
-            </w:pPr>
-            <w:r>
-              <w:t xml:space="preserve">B3/B2</w:t>
-            </w:r>
-          </w:p>
-        </w:tc>
-        <w:tc>
-          <w:tcPr/>
-          <w:p>
-            <w:pPr>
-              <w:pStyle w:val="Compact"/>
-              <w:jc w:val="left"/>
-            </w:pPr>
-            <w:r>
-              <w:t xml:space="preserve">throws;</w:t>
-            </w:r>
-            <w:r>
-              <w:t xml:space="preserve"> </w:t>
-            </w:r>
-            <w:r>
-              <w:rPr>
-                <w:rStyle w:val="VerbatimChar"/>
-              </w:rPr>
-              <w:t xml:space="preserve">active</w:t>
-            </w:r>
-            <w:r>
-              <w:t xml:space="preserve"> </w:t>
-            </w:r>
-            <w:r>
-              <w:t xml:space="preserve">unchanged</w:t>
-            </w:r>
-          </w:p>
-        </w:tc>
-        <w:tc>
-          <w:tcPr/>
-          <w:p>
-            <w:pPr>
-              <w:pStyle w:val="Compact"/>
-              <w:jc w:val="left"/>
-            </w:pPr>
-            <w:r>
-              <w:rPr>
-                <w:bCs/>
-                <w:b/>
-              </w:rPr>
-              <w:t xml:space="preserve">S</w:t>
+              <w:t xml:space="preserve">I</w:t>
             </w:r>
           </w:p>
         </w:tc>
@@ -2395,13 +2762,25 @@
           <w:bCs/>
           <w:b/>
         </w:rPr>
-        <w:t xml:space="preserve">Mutation proof (B3):</w:t>
-      </w:r>
-      <w:r>
-        <w:t xml:space="preserve"> </w:t>
-      </w:r>
-      <w:r>
-        <w:t xml:space="preserve">disabling the abort registration block makes</w:t>
+        <w:t xml:space="preserve">Mutation proof (2b, this session):</w:t>
+      </w:r>
+      <w:r>
+        <w:t xml:space="preserve"> </w:t>
+      </w:r>
+      <w:r>
+        <w:t xml:space="preserve">in</w:t>
+      </w:r>
+      <w:r>
+        <w:t xml:space="preserve"> </w:t>
+      </w:r>
+      <w:r>
+        <w:rPr>
+          <w:rStyle w:val="VerbatimChar"/>
+        </w:rPr>
+        <w:t xml:space="preserve">acquireProcSlot</w:t>
+      </w:r>
+      <w:r>
+        <w:t xml:space="preserve">, breaking the abort-error</w:t>
       </w:r>
       <w:r>
         <w:t xml:space="preserve"> </w:t>
@@ -2411,28 +2790,52 @@
           <w:bCs/>
           <w:b/>
         </w:rPr>
-        <w:t xml:space="preserve">B3 fail</w:t>
-      </w:r>
-      <w:r>
-        <w:t xml:space="preserve"> </w:t>
-      </w:r>
-      <w:r>
-        <w:t xml:space="preserve">with</w:t>
-      </w:r>
-      <w:r>
-        <w:t xml:space="preserve"> </w:t>
-      </w:r>
-      <w:r>
-        <w:rPr>
-          <w:rStyle w:val="VerbatimChar"/>
-        </w:rPr>
-        <w:t xml:space="preserve">parent settled promptly after abort (elapsed=60005ms)</w:t>
-      </w:r>
-      <w:r>
-        <w:t xml:space="preserve"> </w:t>
-      </w:r>
-      <w:r>
-        <w:t xml:space="preserve">— the child runs the</w:t>
+        <w:t xml:space="preserve">type</w:t>
+      </w:r>
+      <w:r>
+        <w:t xml:space="preserve"> </w:t>
+      </w:r>
+      <w:r>
+        <w:t xml:space="preserve">fed to</w:t>
+      </w:r>
+      <w:r>
+        <w:t xml:space="preserve"> </w:t>
+      </w:r>
+      <w:r>
+        <w:rPr>
+          <w:rStyle w:val="VerbatimChar"/>
+        </w:rPr>
+        <w:t xml:space="preserve">remoteAcquire</w:t>
+      </w:r>
+      <w:r>
+        <w:t xml:space="preserve"> </w:t>
+      </w:r>
+      <w:r>
+        <w:t xml:space="preserve">(</w:t>
+      </w:r>
+      <w:r>
+        <w:rPr>
+          <w:rStyle w:val="VerbatimChar"/>
+        </w:rPr>
+        <w:t xml:space="preserve">() =&gt; new OperationAbortedError(…, "proc_admission")</w:t>
+      </w:r>
+      <w:r>
+        <w:t xml:space="preserve"> </w:t>
+      </w:r>
+      <w:r>
+        <w:t xml:space="preserve">→</w:t>
+      </w:r>
+      <w:r>
+        <w:t xml:space="preserve"> </w:t>
+      </w:r>
+      <w:r>
+        <w:rPr>
+          <w:rStyle w:val="VerbatimChar"/>
+        </w:rPr>
+        <w:t xml:space="preserve">() =&gt; new Error("MUTATION_MARKER_B5 generic …")</w:t>
+      </w:r>
+      <w:r>
+        <w:t xml:space="preserve">) makes the test</w:t>
       </w:r>
       <w:r>
         <w:t xml:space="preserve"> </w:t>
@@ -2442,13 +2845,95 @@
           <w:bCs/>
           <w:b/>
         </w:rPr>
-        <w:t xml:space="preserve">full 60 s timeout</w:t>
-      </w:r>
-      <w:r>
-        <w:t xml:space="preserve"> </w:t>
-      </w:r>
-      <w:r>
-        <w:t xml:space="preserve">instead of being killed at abort. Reverted clean. This is the clearest active-interruption proof in the suite: a real child process is really killed at the abort instant.</w:t>
+        <w:t xml:space="preserve">fail fast</w:t>
+      </w:r>
+      <w:r>
+        <w:t xml:space="preserve"> </w:t>
+      </w:r>
+      <w:r>
+        <w:t xml:space="preserve">(child still withdraws at ~700 ms but surfaces</w:t>
+      </w:r>
+      <w:r>
+        <w:t xml:space="preserve"> </w:t>
+      </w:r>
+      <w:r>
+        <w:rPr>
+          <w:rStyle w:val="VerbatimChar"/>
+        </w:rPr>
+        <w:t xml:space="preserve">isOperationAborted: false</w:t>
+      </w:r>
+      <w:r>
+        <w:t xml:space="preserve">). Reverted clean. (A weaker mutation — suppressing the</w:t>
+      </w:r>
+      <w:r>
+        <w:t xml:space="preserve"> </w:t>
+      </w:r>
+      <w:r>
+        <w:rPr>
+          <w:rStyle w:val="VerbatimChar"/>
+        </w:rPr>
+        <w:t xml:space="preserve">cancelAcquire</w:t>
+      </w:r>
+      <w:r>
+        <w:t xml:space="preserve"> </w:t>
+      </w:r>
+      <w:r>
+        <w:t xml:space="preserve">IPC message — did</w:t>
+      </w:r>
+      <w:r>
+        <w:t xml:space="preserve"> </w:t>
+      </w:r>
+      <w:r>
+        <w:rPr>
+          <w:bCs/>
+          <w:b/>
+        </w:rPr>
+        <w:t xml:space="preserve">not</w:t>
+      </w:r>
+      <w:r>
+        <w:t xml:space="preserve"> </w:t>
+      </w:r>
+      <w:r>
+        <w:t xml:space="preserve">fail the test, because the child exits ~50 ms after</w:t>
+      </w:r>
+      <w:r>
+        <w:t xml:space="preserve"> </w:t>
+      </w:r>
+      <w:r>
+        <w:rPr>
+          <w:rStyle w:val="VerbatimChar"/>
+        </w:rPr>
+        <w:t xml:space="preserve">run()</w:t>
+      </w:r>
+      <w:r>
+        <w:t xml:space="preserve"> </w:t>
+      </w:r>
+      <w:r>
+        <w:t xml:space="preserve">returns and the parent reclaims the queued request on child exit; that masking is documented here rather than hidden, and is why the</w:t>
+      </w:r>
+      <w:r>
+        <w:t xml:space="preserve"> </w:t>
+      </w:r>
+      <w:r>
+        <w:rPr>
+          <w:iCs/>
+          <w:i/>
+        </w:rPr>
+        <w:t xml:space="preserve">error-type</w:t>
+      </w:r>
+      <w:r>
+        <w:t xml:space="preserve"> </w:t>
+      </w:r>
+      <w:r>
+        <w:t xml:space="preserve">mutation is the load-bearing one.)</w:t>
+      </w:r>
+    </w:p>
+    <w:p>
+      <w:pPr>
+        <w:pStyle w:val="BodyText"/>
+      </w:pPr>
+      <w:r>
+        <w:t xml:space="preserve">This case is strictly stronger in realism than §2’s in-process U(broker): the admission queue, the abort, and the withdrawal all cross a real OS process boundary over the production IPC protocol.</w:t>
       </w:r>
     </w:p>
     <w:p>
@@ -2459,25 +2944,28 @@
       </w:r>
     </w:p>
     <w:bookmarkEnd w:id="23"/>
-    <w:bookmarkStart w:id="24" w:name="X73dabc13f2d8cc528a925858a90c43dd5901d1e"/>
+    <w:bookmarkStart w:id="24" w:name="X7d8af7fe953a837f191a2d4fce6920ab73e6306"/>
     <w:p>
       <w:pPr>
         <w:pStyle w:val="Heading2"/>
       </w:pPr>
       <w:r>
-        <w:t xml:space="preserve">4. In-flight coalescing cancellation (B7 —</w:t>
-      </w:r>
-      <w:r>
-        <w:t xml:space="preserve"> </w:t>
-      </w:r>
-      <w:r>
-        <w:rPr>
-          <w:rStyle w:val="VerbatimChar"/>
-        </w:rPr>
-        <w:t xml:space="preserve">processDocument</w:t>
-      </w:r>
-      <w:r>
-        <w:t xml:space="preserve">)</w:t>
+        <w:t xml:space="preserve">3. Stalled-extraction cancellation (B3 —</w:t>
+      </w:r>
+      <w:r>
+        <w:t xml:space="preserve"> </w:t>
+      </w:r>
+      <w:r>
+        <w:rPr>
+          <w:rStyle w:val="VerbatimChar"/>
+        </w:rPr>
+        <w:t xml:space="preserve">runProcessCollect</w:t>
+      </w:r>
+      <w:r>
+        <w:t xml:space="preserve"> </w:t>
+      </w:r>
+      <w:r>
+        <w:t xml:space="preserve">subprocess)</w:t>
       </w:r>
     </w:p>
     <w:p>
@@ -2494,13 +2982,25 @@
         <w:rPr>
           <w:rStyle w:val="VerbatimChar"/>
         </w:rPr>
-        <w:t xml:space="preserve">processDocument</w:t>
-      </w:r>
-      <w:r>
-        <w:t xml:space="preserve"> </w:t>
-      </w:r>
-      <w:r>
-        <w:t xml:space="preserve">in-flight dedup + liveness guard (processor.ts:2519).</w:t>
+        <w:t xml:space="preserve">runProcessCollect</w:t>
+      </w:r>
+      <w:r>
+        <w:t xml:space="preserve"> </w:t>
+      </w:r>
+      <w:r>
+        <w:t xml:space="preserve">abort registration, SIGKILL in</w:t>
+      </w:r>
+      <w:r>
+        <w:t xml:space="preserve"> </w:t>
+      </w:r>
+      <w:r>
+        <w:rPr>
+          <w:rStyle w:val="VerbatimChar"/>
+        </w:rPr>
+        <w:t xml:space="preserve">onAbort</w:t>
+      </w:r>
+      <w:r>
+        <w:t xml:space="preserve">.</w:t>
       </w:r>
     </w:p>
     <w:tbl>
@@ -2591,19 +3091,19 @@
               <w:jc w:val="left"/>
             </w:pPr>
             <w:r>
-              <w:t xml:space="preserve">4.1</w:t>
-            </w:r>
-          </w:p>
-        </w:tc>
-        <w:tc>
-          <w:tcPr/>
-          <w:p>
-            <w:pPr>
-              <w:pStyle w:val="Compact"/>
-              <w:jc w:val="left"/>
-            </w:pPr>
-            <w:r>
-              <w:t xml:space="preserve">Concurrent same-URL callers</w:t>
+              <w:t xml:space="preserve">3.1</w:t>
+            </w:r>
+          </w:p>
+        </w:tc>
+        <w:tc>
+          <w:tcPr/>
+          <w:p>
+            <w:pPr>
+              <w:pStyle w:val="Compact"/>
+              <w:jc w:val="left"/>
+            </w:pPr>
+            <w:r>
+              <w:t xml:space="preserve">A</w:t>
             </w:r>
             <w:r>
               <w:t xml:space="preserve"> </w:t>
@@ -2613,13 +3113,13 @@
                 <w:bCs/>
                 <w:b/>
               </w:rPr>
-              <w:t xml:space="preserve">coalesce to one</w:t>
-            </w:r>
-            <w:r>
-              <w:t xml:space="preserve"> </w:t>
-            </w:r>
-            <w:r>
-              <w:t xml:space="preserve">underlying fetch</w:t>
+              <w:t xml:space="preserve">hung extraction child</w:t>
+            </w:r>
+            <w:r>
+              <w:t xml:space="preserve"> </w:t>
+            </w:r>
+            <w:r>
+              <w:t xml:space="preserve">is SIGKILLed on scope abort; parent stays responsive; slot restored</w:t>
             </w:r>
           </w:p>
         </w:tc>
@@ -2634,37 +3134,57 @@
               <w:rPr>
                 <w:rStyle w:val="VerbatimChar"/>
               </w:rPr>
-              <w:t xml:space="preserve">inflight-coalescing-boundary.test.ts</w:t>
-            </w:r>
-            <w:r>
-              <w:t xml:space="preserve"> </w:t>
-            </w:r>
-            <w:r>
-              <w:t xml:space="preserve">:: B7-1</w:t>
-            </w:r>
-          </w:p>
-        </w:tc>
-        <w:tc>
-          <w:tcPr/>
-          <w:p>
-            <w:pPr>
-              <w:pStyle w:val="Compact"/>
-              <w:jc w:val="left"/>
-            </w:pPr>
-            <w:r>
-              <w:t xml:space="preserve">exactly 1 underlying fetch for 2 concurrent callers</w:t>
-            </w:r>
-          </w:p>
-        </w:tc>
-        <w:tc>
-          <w:tcPr/>
-          <w:p>
-            <w:pPr>
-              <w:pStyle w:val="Compact"/>
-              <w:jc w:val="left"/>
-            </w:pPr>
-            <w:r>
-              <w:t xml:space="preserve">U(broker)</w:t>
+              <w:t xml:space="preserve">stalled-extraction-boundary.test.ts</w:t>
+            </w:r>
+            <w:r>
+              <w:t xml:space="preserve"> </w:t>
+            </w:r>
+            <w:r>
+              <w:t xml:space="preserve">:: B3</w:t>
+            </w:r>
+          </w:p>
+        </w:tc>
+        <w:tc>
+          <w:tcPr/>
+          <w:p>
+            <w:pPr>
+              <w:pStyle w:val="Compact"/>
+              <w:jc w:val="left"/>
+            </w:pPr>
+            <w:r>
+              <w:t xml:space="preserve">parent settles</w:t>
+            </w:r>
+            <w:r>
+              <w:t xml:space="preserve"> </w:t>
+            </w:r>
+            <w:r>
+              <w:rPr>
+                <w:bCs/>
+                <w:b/>
+              </w:rPr>
+              <w:t xml:space="preserve">promptly after abort</w:t>
+            </w:r>
+            <w:r>
+              <w:t xml:space="preserve"> </w:t>
+            </w:r>
+            <w:r>
+              <w:t xml:space="preserve">(elapsed ≪ child timeout); slot restored</w:t>
+            </w:r>
+          </w:p>
+        </w:tc>
+        <w:tc>
+          <w:tcPr/>
+          <w:p>
+            <w:pPr>
+              <w:pStyle w:val="Compact"/>
+              <w:jc w:val="left"/>
+            </w:pPr>
+            <w:r>
+              <w:rPr>
+                <w:bCs/>
+                <w:b/>
+              </w:rPr>
+              <w:t xml:space="preserve">S</w:t>
             </w:r>
           </w:p>
         </w:tc>
@@ -2678,19 +3198,28 @@
               <w:jc w:val="left"/>
             </w:pPr>
             <w:r>
-              <w:t xml:space="preserve">4.2</w:t>
-            </w:r>
-          </w:p>
-        </w:tc>
-        <w:tc>
-          <w:tcPr/>
-          <w:p>
-            <w:pPr>
-              <w:pStyle w:val="Compact"/>
-              <w:jc w:val="left"/>
-            </w:pPr>
-            <w:r>
-              <w:t xml:space="preserve">A new caller does</w:t>
+              <w:t xml:space="preserve">3.2</w:t>
+            </w:r>
+          </w:p>
+        </w:tc>
+        <w:tc>
+          <w:tcPr/>
+          <w:p>
+            <w:pPr>
+              <w:pStyle w:val="Compact"/>
+              <w:jc w:val="left"/>
+            </w:pPr>
+            <w:r>
+              <w:rPr>
+                <w:rStyle w:val="VerbatimChar"/>
+              </w:rPr>
+              <w:t xml:space="preserve">extractViaPdfParseSubprocess</w:t>
+            </w:r>
+            <w:r>
+              <w:t xml:space="preserve"> </w:t>
+            </w:r>
+            <w:r>
+              <w:t xml:space="preserve">throws</w:t>
             </w:r>
             <w:r>
               <w:t xml:space="preserve"> </w:t>
@@ -2700,13 +3229,13 @@
                 <w:bCs/>
                 <w:b/>
               </w:rPr>
-              <w:t xml:space="preserve">NOT</w:t>
-            </w:r>
-            <w:r>
-              <w:t xml:space="preserve"> </w:t>
-            </w:r>
-            <w:r>
-              <w:t xml:space="preserve">coalesce onto an in-flight entry whose scope has</w:t>
+              <w:t xml:space="preserve">retryable</w:t>
+            </w:r>
+            <w:r>
+              <w:t xml:space="preserve"> </w:t>
+            </w:r>
+            <w:r>
+              <w:t xml:space="preserve">on an already-aborted scope and takes</w:t>
             </w:r>
             <w:r>
               <w:t xml:space="preserve"> </w:t>
@@ -2716,49 +3245,68 @@
                 <w:bCs/>
                 <w:b/>
               </w:rPr>
-              <w:t xml:space="preserve">aborted</w:t>
-            </w:r>
-            <w:r>
-              <w:t xml:space="preserve"> </w:t>
-            </w:r>
-            <w:r>
-              <w:t xml:space="preserve">— it starts its own attempt</w:t>
-            </w:r>
-          </w:p>
-        </w:tc>
-        <w:tc>
-          <w:tcPr/>
-          <w:p>
-            <w:pPr>
-              <w:pStyle w:val="Compact"/>
-              <w:jc w:val="left"/>
-            </w:pPr>
-            <w:r>
-              <w:t xml:space="preserve">B7-2</w:t>
-            </w:r>
-          </w:p>
-        </w:tc>
-        <w:tc>
-          <w:tcPr/>
-          <w:p>
-            <w:pPr>
-              <w:pStyle w:val="Compact"/>
-              <w:jc w:val="left"/>
-            </w:pPr>
-            <w:r>
-              <w:t xml:space="preserve">2 underlying fetches (aborted entry not reused)</w:t>
-            </w:r>
-          </w:p>
-        </w:tc>
-        <w:tc>
-          <w:tcPr/>
-          <w:p>
-            <w:pPr>
-              <w:pStyle w:val="Compact"/>
-              <w:jc w:val="left"/>
-            </w:pPr>
-            <w:r>
-              <w:t xml:space="preserve">U(broker)</w:t>
+              <w:t xml:space="preserve">no</w:t>
+            </w:r>
+            <w:r>
+              <w:t xml:space="preserve"> </w:t>
+            </w:r>
+            <w:r>
+              <w:t xml:space="preserve">slot</w:t>
+            </w:r>
+          </w:p>
+        </w:tc>
+        <w:tc>
+          <w:tcPr/>
+          <w:p>
+            <w:pPr>
+              <w:pStyle w:val="Compact"/>
+              <w:jc w:val="left"/>
+            </w:pPr>
+            <w:r>
+              <w:t xml:space="preserve">B3/B2</w:t>
+            </w:r>
+          </w:p>
+        </w:tc>
+        <w:tc>
+          <w:tcPr/>
+          <w:p>
+            <w:pPr>
+              <w:pStyle w:val="Compact"/>
+              <w:jc w:val="left"/>
+            </w:pPr>
+            <w:r>
+              <w:t xml:space="preserve">throws;</w:t>
+            </w:r>
+            <w:r>
+              <w:t xml:space="preserve"> </w:t>
+            </w:r>
+            <w:r>
+              <w:rPr>
+                <w:rStyle w:val="VerbatimChar"/>
+              </w:rPr>
+              <w:t xml:space="preserve">active</w:t>
+            </w:r>
+            <w:r>
+              <w:t xml:space="preserve"> </w:t>
+            </w:r>
+            <w:r>
+              <w:t xml:space="preserve">unchanged</w:t>
+            </w:r>
+          </w:p>
+        </w:tc>
+        <w:tc>
+          <w:tcPr/>
+          <w:p>
+            <w:pPr>
+              <w:pStyle w:val="Compact"/>
+              <w:jc w:val="left"/>
+            </w:pPr>
+            <w:r>
+              <w:rPr>
+                <w:bCs/>
+                <w:b/>
+              </w:rPr>
+              <w:t xml:space="preserve">S</w:t>
             </w:r>
           </w:p>
         </w:tc>
@@ -2773,22 +3321,13 @@
           <w:bCs/>
           <w:b/>
         </w:rPr>
-        <w:t xml:space="preserve">Mutation proof (B7), two mutants:</w:t>
-      </w:r>
-      <w:r>
-        <w:t xml:space="preserve"> </w:t>
-      </w:r>
-      <w:r>
-        <w:t xml:space="preserve">- Disable coalescing (</w:t>
-      </w:r>
-      <w:r>
-        <w:rPr>
-          <w:rStyle w:val="VerbatimChar"/>
-        </w:rPr>
-        <w:t xml:space="preserve">if (false &amp;&amp; existing …)</w:t>
-      </w:r>
-      <w:r>
-        <w:t xml:space="preserve">) →</w:t>
+        <w:t xml:space="preserve">Mutation proof (B3):</w:t>
+      </w:r>
+      <w:r>
+        <w:t xml:space="preserve"> </w:t>
+      </w:r>
+      <w:r>
+        <w:t xml:space="preserve">disabling the abort registration block makes</w:t>
       </w:r>
       <w:r>
         <w:t xml:space="preserve"> </w:t>
@@ -2798,49 +3337,28 @@
           <w:bCs/>
           <w:b/>
         </w:rPr>
-        <w:t xml:space="preserve">B7-1 fails</w:t>
-      </w:r>
-      <w:r>
-        <w:t xml:space="preserve"> </w:t>
-      </w:r>
-      <w:r>
-        <w:t xml:space="preserve">(</w:t>
-      </w:r>
-      <w:r>
-        <w:rPr>
-          <w:rStyle w:val="VerbatimChar"/>
-        </w:rPr>
-        <w:t xml:space="preserve">2 !== 1</w:t>
-      </w:r>
-      <w:r>
-        <w:t xml:space="preserve">).</w:t>
-      </w:r>
-      <w:r>
-        <w:t xml:space="preserve"> </w:t>
-      </w:r>
-      <w:r>
-        <w:t xml:space="preserve">- Drop the liveness check (</w:t>
-      </w:r>
-      <w:r>
-        <w:rPr>
-          <w:rStyle w:val="VerbatimChar"/>
-        </w:rPr>
-        <w:t xml:space="preserve">if (existing) return …</w:t>
-      </w:r>
-      <w:r>
-        <w:t xml:space="preserve">, ignoring</w:t>
-      </w:r>
-      <w:r>
-        <w:t xml:space="preserve"> </w:t>
-      </w:r>
-      <w:r>
-        <w:rPr>
-          <w:rStyle w:val="VerbatimChar"/>
-        </w:rPr>
-        <w:t xml:space="preserve">scope.aborted()</w:t>
-      </w:r>
-      <w:r>
-        <w:t xml:space="preserve">) →</w:t>
+        <w:t xml:space="preserve">B3 fail</w:t>
+      </w:r>
+      <w:r>
+        <w:t xml:space="preserve"> </w:t>
+      </w:r>
+      <w:r>
+        <w:t xml:space="preserve">with</w:t>
+      </w:r>
+      <w:r>
+        <w:t xml:space="preserve"> </w:t>
+      </w:r>
+      <w:r>
+        <w:rPr>
+          <w:rStyle w:val="VerbatimChar"/>
+        </w:rPr>
+        <w:t xml:space="preserve">parent settled promptly after abort (elapsed=60005ms)</w:t>
+      </w:r>
+      <w:r>
+        <w:t xml:space="preserve"> </w:t>
+      </w:r>
+      <w:r>
+        <w:t xml:space="preserve">— the child runs the</w:t>
       </w:r>
       <w:r>
         <w:t xml:space="preserve"> </w:t>
@@ -2850,31 +3368,13 @@
           <w:bCs/>
           <w:b/>
         </w:rPr>
-        <w:t xml:space="preserve">B7-2 fails</w:t>
-      </w:r>
-      <w:r>
-        <w:t xml:space="preserve"> </w:t>
-      </w:r>
-      <w:r>
-        <w:t xml:space="preserve">(</w:t>
-      </w:r>
-      <w:r>
-        <w:rPr>
-          <w:rStyle w:val="VerbatimChar"/>
-        </w:rPr>
-        <w:t xml:space="preserve">1 !== 2</w:t>
-      </w:r>
-      <w:r>
-        <w:t xml:space="preserve"> </w:t>
-      </w:r>
-      <w:r>
-        <w:t xml:space="preserve">— the new caller wrongly coalesces onto the aborted entry).</w:t>
-      </w:r>
-      <w:r>
-        <w:t xml:space="preserve"> </w:t>
-      </w:r>
-      <w:r>
-        <w:t xml:space="preserve">Both reverted clean. Two independent mutants are needed because the two clauses of the guard are independently load-bearing.</w:t>
+        <w:t xml:space="preserve">full 60 s timeout</w:t>
+      </w:r>
+      <w:r>
+        <w:t xml:space="preserve"> </w:t>
+      </w:r>
+      <w:r>
+        <w:t xml:space="preserve">instead of being killed at abort. Reverted clean. This is the clearest active-interruption proof in the subprocess layer: a real child process is really killed at the abort instant.</w:t>
       </w:r>
     </w:p>
     <w:p>
@@ -2885,22 +3385,25 @@
       </w:r>
     </w:p>
     <w:bookmarkEnd w:id="24"/>
-    <w:bookmarkStart w:id="25" w:name="X34a5d467db14f8696a327b554379ff0783b945d"/>
+    <w:bookmarkStart w:id="25" w:name="X137bdd41bb80dc85b241d08015e4b9a2cba5395"/>
     <w:p>
       <w:pPr>
         <w:pStyle w:val="Heading2"/>
       </w:pPr>
       <w:r>
-        <w:t xml:space="preserve">5. Browser lifecycle close/reap ordering (real Chromium) —</w:t>
-      </w:r>
-      <w:r>
-        <w:t xml:space="preserve"> </w:t>
-      </w:r>
-      <w:r>
-        <w:rPr>
-          <w:rStyle w:val="VerbatimChar"/>
-        </w:rPr>
-        <w:t xml:space="preserve">browser-close-order.test.ts</w:t>
+        <w:t xml:space="preserve">4. In-flight coalescing cancellation + obsolete-work settlement (B7 —</w:t>
+      </w:r>
+      <w:r>
+        <w:t xml:space="preserve"> </w:t>
+      </w:r>
+      <w:r>
+        <w:rPr>
+          <w:rStyle w:val="VerbatimChar"/>
+        </w:rPr>
+        <w:t xml:space="preserve">processDocument</w:t>
+      </w:r>
+      <w:r>
+        <w:t xml:space="preserve">)</w:t>
       </w:r>
     </w:p>
     <w:p>
@@ -2908,100 +3411,22 @@
         <w:pStyle w:val="FirstParagraph"/>
       </w:pPr>
       <w:r>
-        <w:t xml:space="preserve">Boundary: real isolated job children driving</w:t>
-      </w:r>
-      <w:r>
-        <w:t xml:space="preserve"> </w:t>
-      </w:r>
-      <w:r>
-        <w:rPr>
-          <w:bCs/>
-          <w:b/>
-        </w:rPr>
-        <w:t xml:space="preserve">production</w:t>
-      </w:r>
-      <w:r>
-        <w:t xml:space="preserve"> </w:t>
-      </w:r>
-      <w:r>
-        <w:t xml:space="preserve">browser call sites (</w:t>
-      </w:r>
-      <w:r>
-        <w:rPr>
-          <w:rStyle w:val="VerbatimChar"/>
-        </w:rPr>
-        <w:t xml:space="preserve">fetchPdfViaBrowser</w:t>
-      </w:r>
-      <w:r>
-        <w:t xml:space="preserve">,</w:t>
-      </w:r>
-      <w:r>
-        <w:t xml:space="preserve"> </w:t>
-      </w:r>
-      <w:r>
-        <w:rPr>
-          <w:rStyle w:val="VerbatimChar"/>
-        </w:rPr>
-        <w:t xml:space="preserve">fetchIssuerPdfsWithPrimedSession</w:t>
-      </w:r>
-      <w:r>
-        <w:t xml:space="preserve">),</w:t>
-      </w:r>
-      <w:r>
-        <w:t xml:space="preserve"> </w:t>
-      </w:r>
-      <w:r>
-        <w:rPr>
-          <w:rStyle w:val="VerbatimChar"/>
-        </w:rPr>
-        <w:t xml:space="preserve">MAX_CONCURRENT_BROWSER=1</w:t>
-      </w:r>
-      <w:r>
-        <w:t xml:space="preserve">, live Chromium observed via</w:t>
-      </w:r>
-      <w:r>
-        <w:t xml:space="preserve"> </w:t>
-      </w:r>
-      <w:r>
-        <w:rPr>
-          <w:rStyle w:val="VerbatimChar"/>
-        </w:rPr>
-        <w:t xml:space="preserve">/proc</w:t>
-      </w:r>
-      <w:r>
-        <w:t xml:space="preserve"> </w:t>
-      </w:r>
-      <w:r>
-        <w:t xml:space="preserve">at every permit grant/return. Invariant asserted on</w:t>
-      </w:r>
-      <w:r>
-        <w:t xml:space="preserve"> </w:t>
-      </w:r>
-      <w:r>
-        <w:rPr>
-          <w:bCs/>
-          <w:b/>
-        </w:rPr>
-        <w:t xml:space="preserve">every</w:t>
-      </w:r>
-      <w:r>
-        <w:t xml:space="preserve"> </w:t>
-      </w:r>
-      <w:r>
-        <w:t xml:space="preserve">exit path:</w:t>
-      </w:r>
-      <w:r>
-        <w:t xml:space="preserve"> </w:t>
-      </w:r>
-      <w:r>
-        <w:rPr>
-          <w:bCs/>
-          <w:b/>
-        </w:rPr>
-        <w:t xml:space="preserve">work stopped → Chromium closed → termination confirmed → permit returned</w:t>
-      </w:r>
-      <w:r>
-        <w:t xml:space="preserve">.</w:t>
+        <w:t xml:space="preserve">Boundary:</w:t>
+      </w:r>
+      <w:r>
+        <w:t xml:space="preserve"> </w:t>
+      </w:r>
+      <w:r>
+        <w:rPr>
+          <w:rStyle w:val="VerbatimChar"/>
+        </w:rPr>
+        <w:t xml:space="preserve">processDocument</w:t>
+      </w:r>
+      <w:r>
+        <w:t xml:space="preserve"> </w:t>
+      </w:r>
+      <w:r>
+        <w:t xml:space="preserve">in-flight dedup + liveness guard + coalesced-caller self-settlement (processor.ts).</w:t>
       </w:r>
     </w:p>
     <w:tbl>
@@ -3092,41 +3517,35 @@
               <w:jc w:val="left"/>
             </w:pPr>
             <w:r>
-              <w:t xml:space="preserve">5.1</w:t>
-            </w:r>
-          </w:p>
-        </w:tc>
-        <w:tc>
-          <w:tcPr/>
-          <w:p>
-            <w:pPr>
-              <w:pStyle w:val="Compact"/>
-              <w:jc w:val="left"/>
-            </w:pPr>
+              <w:t xml:space="preserve">4.1</w:t>
+            </w:r>
+          </w:p>
+        </w:tc>
+        <w:tc>
+          <w:tcPr/>
+          <w:p>
+            <w:pPr>
+              <w:pStyle w:val="Compact"/>
+              <w:jc w:val="left"/>
+            </w:pPr>
+            <w:r>
+              <w:t xml:space="preserve">Concurrent same-URL callers</w:t>
+            </w:r>
+            <w:r>
+              <w:t xml:space="preserve"> </w:t>
+            </w:r>
             <w:r>
               <w:rPr>
                 <w:bCs/>
                 <w:b/>
               </w:rPr>
-              <w:t xml:space="preserve">Normal op:</w:t>
-            </w:r>
-            <w:r>
-              <w:t xml:space="preserve"> </w:t>
-            </w:r>
-            <w:r>
-              <w:t xml:space="preserve">marker extracted; Chromium gone before the permit returns</w:t>
-            </w:r>
-          </w:p>
-        </w:tc>
-        <w:tc>
-          <w:tcPr/>
-          <w:p>
-            <w:pPr>
-              <w:pStyle w:val="Compact"/>
-              <w:jc w:val="left"/>
-            </w:pPr>
-            <w:r>
-              <w:t xml:space="preserve">success path</w:t>
+              <w:t xml:space="preserve">coalesce to one</w:t>
+            </w:r>
+            <w:r>
+              <w:t xml:space="preserve"> </w:t>
+            </w:r>
+            <w:r>
+              <w:t xml:space="preserve">underlying fetch</w:t>
             </w:r>
           </w:p>
         </w:tc>
@@ -3141,41 +3560,131 @@
               <w:rPr>
                 <w:rStyle w:val="VerbatimChar"/>
               </w:rPr>
-              <w:t xml:space="preserve">r.ok</w:t>
-            </w:r>
-            <w:r>
-              <w:t xml:space="preserve">, marker matched,</w:t>
-            </w:r>
-            <w:r>
-              <w:t xml:space="preserve"> </w:t>
-            </w:r>
-            <w:r>
-              <w:rPr>
-                <w:rStyle w:val="VerbatimChar"/>
-              </w:rPr>
-              <w:t xml:space="preserve">liveChromium == []</w:t>
-            </w:r>
-            <w:r>
-              <w:t xml:space="preserve"> </w:t>
-            </w:r>
-            <w:r>
-              <w:t xml:space="preserve">at release</w:t>
-            </w:r>
-          </w:p>
-        </w:tc>
-        <w:tc>
-          <w:tcPr/>
-          <w:p>
-            <w:pPr>
-              <w:pStyle w:val="Compact"/>
-              <w:jc w:val="left"/>
-            </w:pPr>
+              <w:t xml:space="preserve">inflight-coalescing-boundary.test.ts</w:t>
+            </w:r>
+            <w:r>
+              <w:t xml:space="preserve"> </w:t>
+            </w:r>
+            <w:r>
+              <w:t xml:space="preserve">:: B7-1</w:t>
+            </w:r>
+          </w:p>
+        </w:tc>
+        <w:tc>
+          <w:tcPr/>
+          <w:p>
+            <w:pPr>
+              <w:pStyle w:val="Compact"/>
+              <w:jc w:val="left"/>
+            </w:pPr>
+            <w:r>
+              <w:t xml:space="preserve">exactly 1 underlying fetch for 2 concurrent callers</w:t>
+            </w:r>
+          </w:p>
+        </w:tc>
+        <w:tc>
+          <w:tcPr/>
+          <w:p>
+            <w:pPr>
+              <w:pStyle w:val="Compact"/>
+              <w:jc w:val="left"/>
+            </w:pPr>
+            <w:r>
+              <w:t xml:space="preserve">U(broker)</w:t>
+            </w:r>
+          </w:p>
+        </w:tc>
+      </w:tr>
+      <w:tr>
+        <w:tc>
+          <w:tcPr/>
+          <w:p>
+            <w:pPr>
+              <w:pStyle w:val="Compact"/>
+              <w:jc w:val="left"/>
+            </w:pPr>
+            <w:r>
+              <w:t xml:space="preserve">4.2</w:t>
+            </w:r>
+          </w:p>
+        </w:tc>
+        <w:tc>
+          <w:tcPr/>
+          <w:p>
+            <w:pPr>
+              <w:pStyle w:val="Compact"/>
+              <w:jc w:val="left"/>
+            </w:pPr>
+            <w:r>
+              <w:t xml:space="preserve">A new caller does</w:t>
+            </w:r>
+            <w:r>
+              <w:t xml:space="preserve"> </w:t>
+            </w:r>
             <w:r>
               <w:rPr>
                 <w:bCs/>
                 <w:b/>
               </w:rPr>
-              <w:t xml:space="preserve">R</w:t>
+              <w:t xml:space="preserve">NOT</w:t>
+            </w:r>
+            <w:r>
+              <w:t xml:space="preserve"> </w:t>
+            </w:r>
+            <w:r>
+              <w:t xml:space="preserve">coalesce onto an in-flight entry whose scope has</w:t>
+            </w:r>
+            <w:r>
+              <w:t xml:space="preserve"> </w:t>
+            </w:r>
+            <w:r>
+              <w:rPr>
+                <w:bCs/>
+                <w:b/>
+              </w:rPr>
+              <w:t xml:space="preserve">aborted</w:t>
+            </w:r>
+            <w:r>
+              <w:t xml:space="preserve"> </w:t>
+            </w:r>
+            <w:r>
+              <w:t xml:space="preserve">— it starts its own attempt</w:t>
+            </w:r>
+          </w:p>
+        </w:tc>
+        <w:tc>
+          <w:tcPr/>
+          <w:p>
+            <w:pPr>
+              <w:pStyle w:val="Compact"/>
+              <w:jc w:val="left"/>
+            </w:pPr>
+            <w:r>
+              <w:t xml:space="preserve">B7-2</w:t>
+            </w:r>
+          </w:p>
+        </w:tc>
+        <w:tc>
+          <w:tcPr/>
+          <w:p>
+            <w:pPr>
+              <w:pStyle w:val="Compact"/>
+              <w:jc w:val="left"/>
+            </w:pPr>
+            <w:r>
+              <w:t xml:space="preserve">2 underlying fetches (aborted entry not reused)</w:t>
+            </w:r>
+          </w:p>
+        </w:tc>
+        <w:tc>
+          <w:tcPr/>
+          <w:p>
+            <w:pPr>
+              <w:pStyle w:val="Compact"/>
+              <w:jc w:val="left"/>
+            </w:pPr>
+            <w:r>
+              <w:t xml:space="preserve">U(broker)</w:t>
             </w:r>
           </w:p>
         </w:tc>
@@ -3189,152 +3698,91 @@
               <w:jc w:val="left"/>
             </w:pPr>
             <w:r>
-              <w:t xml:space="preserve">5.2</w:t>
-            </w:r>
-          </w:p>
-        </w:tc>
-        <w:tc>
-          <w:tcPr/>
-          <w:p>
-            <w:pPr>
-              <w:pStyle w:val="Compact"/>
-              <w:jc w:val="left"/>
-            </w:pPr>
+              <w:t xml:space="preserve">4.3</w:t>
+            </w:r>
+          </w:p>
+        </w:tc>
+        <w:tc>
+          <w:tcPr/>
+          <w:p>
+            <w:pPr>
+              <w:pStyle w:val="Compact"/>
+              <w:jc w:val="left"/>
+            </w:pPr>
+            <w:r>
+              <w:t xml:space="preserve">A caller</w:t>
+            </w:r>
+            <w:r>
+              <w:t xml:space="preserve"> </w:t>
+            </w:r>
             <w:r>
               <w:rPr>
                 <w:bCs/>
                 <w:b/>
               </w:rPr>
-              <w:t xml:space="preserve">Fetch failure</w:t>
-            </w:r>
-            <w:r>
-              <w:t xml:space="preserve"> </w:t>
-            </w:r>
-            <w:r>
-              <w:t xml:space="preserve">(connection reset; direct + pdfRecovery): close before release</w:t>
-            </w:r>
-          </w:p>
-        </w:tc>
-        <w:tc>
-          <w:tcPr/>
-          <w:p>
-            <w:pPr>
-              <w:pStyle w:val="Compact"/>
-              <w:jc w:val="left"/>
-            </w:pPr>
-            <w:r>
-              <w:t xml:space="preserve">fetch-failure path</w:t>
-            </w:r>
-          </w:p>
-        </w:tc>
-        <w:tc>
-          <w:tcPr/>
-          <w:p>
-            <w:pPr>
-              <w:pStyle w:val="Compact"/>
-              <w:jc w:val="left"/>
-            </w:pPr>
-            <w:r>
-              <w:t xml:space="preserve">no text yielded;</w:t>
-            </w:r>
-            <w:r>
-              <w:t xml:space="preserve"> </w:t>
-            </w:r>
-            <w:r>
-              <w:rPr>
-                <w:rStyle w:val="VerbatimChar"/>
-              </w:rPr>
-              <w:t xml:space="preserve">liveChromium == []</w:t>
-            </w:r>
-            <w:r>
-              <w:t xml:space="preserve"> </w:t>
-            </w:r>
-            <w:r>
-              <w:t xml:space="preserve">at both releases</w:t>
-            </w:r>
-          </w:p>
-        </w:tc>
-        <w:tc>
-          <w:tcPr/>
-          <w:p>
-            <w:pPr>
-              <w:pStyle w:val="Compact"/>
-              <w:jc w:val="left"/>
-            </w:pPr>
+              <w:t xml:space="preserve">coalesced onto</w:t>
+            </w:r>
+            <w:r>
+              <w:t xml:space="preserve"> </w:t>
+            </w:r>
+            <w:r>
+              <w:t xml:space="preserve">an in-flight op whose</w:t>
+            </w:r>
+            <w:r>
+              <w:t xml:space="preserve"> </w:t>
+            </w:r>
             <w:r>
               <w:rPr>
                 <w:bCs/>
                 <w:b/>
               </w:rPr>
-              <w:t xml:space="preserve">R</w:t>
-            </w:r>
-          </w:p>
-        </w:tc>
-      </w:tr>
-      <w:tr>
-        <w:tc>
-          <w:tcPr/>
-          <w:p>
-            <w:pPr>
-              <w:pStyle w:val="Compact"/>
-              <w:jc w:val="left"/>
-            </w:pPr>
-            <w:r>
-              <w:t xml:space="preserve">5.3</w:t>
-            </w:r>
-          </w:p>
-        </w:tc>
-        <w:tc>
-          <w:tcPr/>
-          <w:p>
-            <w:pPr>
-              <w:pStyle w:val="Compact"/>
-              <w:jc w:val="left"/>
-            </w:pPr>
+              <w:t xml:space="preserve">own</w:t>
+            </w:r>
+            <w:r>
+              <w:t xml:space="preserve"> </w:t>
+            </w:r>
+            <w:r>
+              <w:t xml:space="preserve">scope then aborts</w:t>
+            </w:r>
+            <w:r>
+              <w:t xml:space="preserve"> </w:t>
+            </w:r>
             <w:r>
               <w:rPr>
                 <w:bCs/>
                 <w:b/>
               </w:rPr>
-              <w:t xml:space="preserve">Cancellation — admission gates:</w:t>
-            </w:r>
-            <w:r>
-              <w:t xml:space="preserve"> </w:t>
-            </w:r>
-            <w:r>
-              <w:t xml:space="preserve">a caller refused</w:t>
-            </w:r>
-            <w:r>
-              <w:t xml:space="preserve"> </w:t>
-            </w:r>
-            <w:r>
-              <w:rPr>
-                <w:bCs/>
-                <w:b/>
-              </w:rPr>
-              <w:t xml:space="preserve">after</w:t>
-            </w:r>
-            <w:r>
-              <w:t xml:space="preserve"> </w:t>
-            </w:r>
-            <w:r>
-              <w:t xml:space="preserve">acquiring the permit, and one refused</w:t>
-            </w:r>
-            <w:r>
-              <w:t xml:space="preserve"> </w:t>
-            </w:r>
-            <w:r>
-              <w:rPr>
-                <w:bCs/>
-                <w:b/>
-              </w:rPr>
-              <w:t xml:space="preserve">before</w:t>
-            </w:r>
-            <w:r>
-              <w:t xml:space="preserve"> </w:t>
-            </w:r>
-            <w:r>
-              <w:t xml:space="preserve">acquiring, both raise</w:t>
+              <w:t xml:space="preserve">settles to a terminal state</w:t>
+            </w:r>
+            <w:r>
+              <w:t xml:space="preserve"> </w:t>
+            </w:r>
+            <w:r>
+              <w:t xml:space="preserve">(does not hang waiting on the shared op it no longer cares about)</w:t>
+            </w:r>
+          </w:p>
+        </w:tc>
+        <w:tc>
+          <w:tcPr/>
+          <w:p>
+            <w:pPr>
+              <w:pStyle w:val="Compact"/>
+              <w:jc w:val="left"/>
+            </w:pPr>
+            <w:r>
+              <w:t xml:space="preserve">B7-3</w:t>
+            </w:r>
+          </w:p>
+        </w:tc>
+        <w:tc>
+          <w:tcPr/>
+          <w:p>
+            <w:pPr>
+              <w:pStyle w:val="Compact"/>
+              <w:jc w:val="left"/>
+            </w:pPr>
+            <w:r>
+              <w:t xml:space="preserve">the coalesced caller’s promise settles on its own abort via</w:t>
             </w:r>
             <w:r>
               <w:t xml:space="preserve"> </w:t>
@@ -3343,275 +3791,22 @@
               <w:rPr>
                 <w:rStyle w:val="VerbatimChar"/>
               </w:rPr>
-              <w:t xml:space="preserve">BrowserUnavailableError: lifecycle cancelled</w:t>
-            </w:r>
-            <w:r>
-              <w:t xml:space="preserve">; permits return with Chromium closed</w:t>
-            </w:r>
-          </w:p>
-        </w:tc>
-        <w:tc>
-          <w:tcPr/>
-          <w:p>
-            <w:pPr>
-              <w:pStyle w:val="Compact"/>
-              <w:jc w:val="left"/>
-            </w:pPr>
-            <w:r>
-              <w:t xml:space="preserve">cancellation path (B_postAcquire, C_preAcquire)</w:t>
-            </w:r>
-          </w:p>
-        </w:tc>
-        <w:tc>
-          <w:tcPr/>
-          <w:p>
-            <w:pPr>
-              <w:pStyle w:val="Compact"/>
-              <w:jc w:val="left"/>
-            </w:pPr>
-            <w:r>
-              <w:t xml:space="preserve">both error strings match;</w:t>
-            </w:r>
-            <w:r>
-              <w:t xml:space="preserve"> </w:t>
-            </w:r>
-            <w:r>
-              <w:rPr>
-                <w:rStyle w:val="VerbatimChar"/>
-              </w:rPr>
-              <w:t xml:space="preserve">liveChromium == []</w:t>
-            </w:r>
-            <w:r>
-              <w:t xml:space="preserve"> </w:t>
-            </w:r>
-            <w:r>
-              <w:t xml:space="preserve">at release</w:t>
-            </w:r>
-          </w:p>
-        </w:tc>
-        <w:tc>
-          <w:tcPr/>
-          <w:p>
-            <w:pPr>
-              <w:pStyle w:val="Compact"/>
-              <w:jc w:val="left"/>
-            </w:pPr>
-            <w:r>
-              <w:rPr>
-                <w:bCs/>
-                <w:b/>
-              </w:rPr>
-              <w:t xml:space="preserve">R</w:t>
-            </w:r>
-          </w:p>
-        </w:tc>
-      </w:tr>
-      <w:tr>
-        <w:tc>
-          <w:tcPr/>
-          <w:p>
-            <w:pPr>
-              <w:pStyle w:val="Compact"/>
-              <w:jc w:val="left"/>
-            </w:pPr>
-            <w:r>
-              <w:t xml:space="preserve">5.4</w:t>
-            </w:r>
-          </w:p>
-        </w:tc>
-        <w:tc>
-          <w:tcPr/>
-          <w:p>
-            <w:pPr>
-              <w:pStyle w:val="Compact"/>
-              <w:jc w:val="left"/>
-            </w:pPr>
-            <w:r>
-              <w:rPr>
-                <w:bCs/>
-                <w:b/>
-              </w:rPr>
-              <w:t xml:space="preserve">Cancellation — in-flight:</w:t>
-            </w:r>
-            <w:r>
-              <w:t xml:space="preserve"> </w:t>
-            </w:r>
-            <w:r>
-              <w:t xml:space="preserve">a fetch already holding the permit at the cancel instant</w:t>
-            </w:r>
-            <w:r>
-              <w:t xml:space="preserve"> </w:t>
-            </w:r>
-            <w:r>
-              <w:rPr>
-                <w:bCs/>
-                <w:b/>
-              </w:rPr>
-              <w:t xml:space="preserve">completes</w:t>
-            </w:r>
-            <w:r>
-              <w:t xml:space="preserve">, then Chromium closes before the permit returns</w:t>
-            </w:r>
-          </w:p>
-        </w:tc>
-        <w:tc>
-          <w:tcPr/>
-          <w:p>
-            <w:pPr>
-              <w:pStyle w:val="Compact"/>
-              <w:jc w:val="left"/>
-            </w:pPr>
-            <w:r>
-              <w:t xml:space="preserve">cancellation path (A_inflight)</w:t>
-            </w:r>
-          </w:p>
-        </w:tc>
-        <w:tc>
-          <w:tcPr/>
-          <w:p>
-            <w:pPr>
-              <w:pStyle w:val="Compact"/>
-              <w:jc w:val="left"/>
-            </w:pPr>
-            <w:r>
-              <w:rPr>
-                <w:rStyle w:val="VerbatimChar"/>
-              </w:rPr>
-              <w:t xml:space="preserve">A_inflight.ok == true</w:t>
-            </w:r>
-            <w:r>
-              <w:t xml:space="preserve">;</w:t>
-            </w:r>
-            <w:r>
-              <w:t xml:space="preserve"> </w:t>
-            </w:r>
-            <w:r>
-              <w:rPr>
-                <w:rStyle w:val="VerbatimChar"/>
-              </w:rPr>
-              <w:t xml:space="preserve">liveChromium == []</w:t>
-            </w:r>
-            <w:r>
-              <w:t xml:space="preserve"> </w:t>
-            </w:r>
-            <w:r>
-              <w:t xml:space="preserve">at release</w:t>
-            </w:r>
-          </w:p>
-        </w:tc>
-        <w:tc>
-          <w:tcPr/>
-          <w:p>
-            <w:pPr>
-              <w:pStyle w:val="Compact"/>
-              <w:jc w:val="left"/>
-            </w:pPr>
-            <w:r>
-              <w:rPr>
-                <w:bCs/>
-                <w:b/>
-              </w:rPr>
-              <w:t xml:space="preserve">R</w:t>
-            </w:r>
-          </w:p>
-        </w:tc>
-      </w:tr>
-      <w:tr>
-        <w:tc>
-          <w:tcPr/>
-          <w:p>
-            <w:pPr>
-              <w:pStyle w:val="Compact"/>
-              <w:jc w:val="left"/>
-            </w:pPr>
-            <w:r>
-              <w:t xml:space="preserve">5.5</w:t>
-            </w:r>
-          </w:p>
-        </w:tc>
-        <w:tc>
-          <w:tcPr/>
-          <w:p>
-            <w:pPr>
-              <w:pStyle w:val="Compact"/>
-              <w:jc w:val="left"/>
-            </w:pPr>
-            <w:r>
-              <w:rPr>
-                <w:bCs/>
-                <w:b/>
-              </w:rPr>
-              <w:t xml:space="preserve">Child death:</w:t>
-            </w:r>
-            <w:r>
-              <w:t xml:space="preserve"> </w:t>
-            </w:r>
-            <w:r>
-              <w:t xml:space="preserve">pipeline deadline → SIGKILL while holding the permit → parent group reap before</w:t>
-            </w:r>
-            <w:r>
-              <w:t xml:space="preserve"> </w:t>
-            </w:r>
-            <w:r>
-              <w:rPr>
-                <w:rStyle w:val="VerbatimChar"/>
-              </w:rPr>
-              <w:t xml:space="preserve">releaseAll</w:t>
-            </w:r>
-          </w:p>
-        </w:tc>
-        <w:tc>
-          <w:tcPr/>
-          <w:p>
-            <w:pPr>
-              <w:pStyle w:val="Compact"/>
-              <w:jc w:val="left"/>
-            </w:pPr>
-            <w:r>
-              <w:t xml:space="preserve">child-death path</w:t>
-            </w:r>
-          </w:p>
-        </w:tc>
-        <w:tc>
-          <w:tcPr/>
-          <w:p>
-            <w:pPr>
-              <w:pStyle w:val="Compact"/>
-              <w:jc w:val="left"/>
-            </w:pPr>
-            <w:r>
-              <w:t xml:space="preserve">job fails;</w:t>
-            </w:r>
-            <w:r>
-              <w:t xml:space="preserve"> </w:t>
-            </w:r>
-            <w:r>
-              <w:rPr>
-                <w:rStyle w:val="VerbatimChar"/>
-              </w:rPr>
-              <w:t xml:space="preserve">liveChromium == []</w:t>
-            </w:r>
-            <w:r>
-              <w:t xml:space="preserve"> </w:t>
-            </w:r>
-            <w:r>
-              <w:t xml:space="preserve">at release; broker drained</w:t>
-            </w:r>
-          </w:p>
-        </w:tc>
-        <w:tc>
-          <w:tcPr/>
-          <w:p>
-            <w:pPr>
-              <w:pStyle w:val="Compact"/>
-              <w:jc w:val="left"/>
-            </w:pPr>
-            <w:r>
-              <w:rPr>
-                <w:bCs/>
-                <w:b/>
-              </w:rPr>
-              <w:t xml:space="preserve">R</w:t>
+              <w:t xml:space="preserve">Promise.race([existing.promise, callerScope.whenAborted("coalesced_wait")])</w:t>
+            </w:r>
+            <w:r>
+              <w:t xml:space="preserve">; it never waits past its own deadline</w:t>
+            </w:r>
+          </w:p>
+        </w:tc>
+        <w:tc>
+          <w:tcPr/>
+          <w:p>
+            <w:pPr>
+              <w:pStyle w:val="Compact"/>
+              <w:jc w:val="left"/>
+            </w:pPr>
+            <w:r>
+              <w:t xml:space="preserve">U(broker)</w:t>
             </w:r>
           </w:p>
         </w:tc>
@@ -3626,56 +3821,163 @@
           <w:bCs/>
           <w:b/>
         </w:rPr>
-        <w:t xml:space="preserve">Mutation proof (ordering):</w:t>
-      </w:r>
-      <w:r>
-        <w:t xml:space="preserve"> </w:t>
-      </w:r>
-      <w:r>
-        <w:t xml:space="preserve">documented in the prior browser-lifetime review — releasing the permit</w:t>
-      </w:r>
-      <w:r>
-        <w:t xml:space="preserve"> </w:t>
-      </w:r>
-      <w:r>
-        <w:rPr>
-          <w:iCs/>
-          <w:i/>
-        </w:rPr>
-        <w:t xml:space="preserve">before</w:t>
-      </w:r>
-      <w:r>
-        <w:t xml:space="preserve"> </w:t>
-      </w:r>
-      <w:r>
-        <w:t xml:space="preserve">closing Chromium makes these tests fail (the</w:t>
-      </w:r>
-      <w:r>
-        <w:t xml:space="preserve"> </w:t>
-      </w:r>
-      <w:r>
-        <w:rPr>
-          <w:rStyle w:val="VerbatimChar"/>
-        </w:rPr>
-        <w:t xml:space="preserve">/proc</w:t>
-      </w:r>
-      <w:r>
-        <w:t xml:space="preserve"> </w:t>
-      </w:r>
-      <w:r>
-        <w:t xml:space="preserve">scan sees a live Chromium at release). Not re-run here (no code in that path changed between that release and</w:t>
-      </w:r>
-      <w:r>
-        <w:t xml:space="preserve"> </w:t>
-      </w:r>
-      <w:r>
-        <w:rPr>
-          <w:rStyle w:val="VerbatimChar"/>
-        </w:rPr>
-        <w:t xml:space="preserve">b317833</w:t>
+        <w:t xml:space="preserve">Mutation proof (B7), three mutants:</w:t>
+      </w:r>
+      <w:r>
+        <w:t xml:space="preserve"> </w:t>
+      </w:r>
+      <w:r>
+        <w:t xml:space="preserve">- Disable coalescing (</w:t>
+      </w:r>
+      <w:r>
+        <w:rPr>
+          <w:rStyle w:val="VerbatimChar"/>
+        </w:rPr>
+        <w:t xml:space="preserve">if (false &amp;&amp; existing …)</w:t>
+      </w:r>
+      <w:r>
+        <w:t xml:space="preserve">) →</w:t>
+      </w:r>
+      <w:r>
+        <w:t xml:space="preserve"> </w:t>
+      </w:r>
+      <w:r>
+        <w:rPr>
+          <w:bCs/>
+          <w:b/>
+        </w:rPr>
+        <w:t xml:space="preserve">B7-1 fails</w:t>
+      </w:r>
+      <w:r>
+        <w:t xml:space="preserve"> </w:t>
+      </w:r>
+      <w:r>
+        <w:t xml:space="preserve">(</w:t>
+      </w:r>
+      <w:r>
+        <w:rPr>
+          <w:rStyle w:val="VerbatimChar"/>
+        </w:rPr>
+        <w:t xml:space="preserve">2 !== 1</w:t>
       </w:r>
       <w:r>
         <w:t xml:space="preserve">).</w:t>
+      </w:r>
+      <w:r>
+        <w:t xml:space="preserve"> </w:t>
+      </w:r>
+      <w:r>
+        <w:t xml:space="preserve">- Drop the liveness check (ignore</w:t>
+      </w:r>
+      <w:r>
+        <w:t xml:space="preserve"> </w:t>
+      </w:r>
+      <w:r>
+        <w:rPr>
+          <w:rStyle w:val="VerbatimChar"/>
+        </w:rPr>
+        <w:t xml:space="preserve">scope.aborted()</w:t>
+      </w:r>
+      <w:r>
+        <w:t xml:space="preserve">) →</w:t>
+      </w:r>
+      <w:r>
+        <w:t xml:space="preserve"> </w:t>
+      </w:r>
+      <w:r>
+        <w:rPr>
+          <w:bCs/>
+          <w:b/>
+        </w:rPr>
+        <w:t xml:space="preserve">B7-2 fails</w:t>
+      </w:r>
+      <w:r>
+        <w:t xml:space="preserve"> </w:t>
+      </w:r>
+      <w:r>
+        <w:t xml:space="preserve">(</w:t>
+      </w:r>
+      <w:r>
+        <w:rPr>
+          <w:rStyle w:val="VerbatimChar"/>
+        </w:rPr>
+        <w:t xml:space="preserve">1 !== 2</w:t>
+      </w:r>
+      <w:r>
+        <w:t xml:space="preserve"> </w:t>
+      </w:r>
+      <w:r>
+        <w:t xml:space="preserve">— the new caller wrongly coalesces onto the aborted entry).</w:t>
+      </w:r>
+      <w:r>
+        <w:t xml:space="preserve"> </w:t>
+      </w:r>
+      <w:r>
+        <w:t xml:space="preserve">- Drop the coalesced-caller race (</w:t>
+      </w:r>
+      <w:r>
+        <w:rPr>
+          <w:rStyle w:val="VerbatimChar"/>
+        </w:rPr>
+        <w:t xml:space="preserve">Promise.race([existing.promise, callerScope.whenAborted(…)])</w:t>
+      </w:r>
+      <w:r>
+        <w:t xml:space="preserve"> </w:t>
+      </w:r>
+      <w:r>
+        <w:t xml:space="preserve">→</w:t>
+      </w:r>
+      <w:r>
+        <w:t xml:space="preserve"> </w:t>
+      </w:r>
+      <w:r>
+        <w:rPr>
+          <w:rStyle w:val="VerbatimChar"/>
+        </w:rPr>
+        <w:t xml:space="preserve">return existing.promise;</w:t>
+      </w:r>
+      <w:r>
+        <w:t xml:space="preserve"> </w:t>
+      </w:r>
+      <w:r>
+        <w:t xml:space="preserve">—</w:t>
+      </w:r>
+      <w:r>
+        <w:t xml:space="preserve"> </w:t>
+      </w:r>
+      <w:r>
+        <w:rPr>
+          <w:rStyle w:val="VerbatimChar"/>
+        </w:rPr>
+        <w:t xml:space="preserve">MUTATION_MARKER_B4</w:t>
+      </w:r>
+      <w:r>
+        <w:t xml:space="preserve">, this session) →</w:t>
+      </w:r>
+      <w:r>
+        <w:t xml:space="preserve"> </w:t>
+      </w:r>
+      <w:r>
+        <w:rPr>
+          <w:bCs/>
+          <w:b/>
+        </w:rPr>
+        <w:t xml:space="preserve">B7-3 fails</w:t>
+      </w:r>
+      <w:r>
+        <w:t xml:space="preserve"> </w:t>
+      </w:r>
+      <w:r>
+        <w:t xml:space="preserve">(</w:t>
+      </w:r>
+      <w:r>
+        <w:rPr>
+          <w:rStyle w:val="VerbatimChar"/>
+        </w:rPr>
+        <w:t xml:space="preserve">2 pass / 1 fail</w:t>
+      </w:r>
+      <w:r>
+        <w:t xml:space="preserve">: the coalesced caller hangs on the obsolete shared op past its own abort). Reverted clean.</w:t>
       </w:r>
     </w:p>
     <w:p>
@@ -3683,166 +3985,7 @@
         <w:pStyle w:val="BodyText"/>
       </w:pPr>
       <w:r>
-        <w:rPr>
-          <w:bCs/>
-          <w:b/>
-        </w:rPr>
-        <w:t xml:space="preserve">What §5 proves and what it does NOT:</w:t>
-      </w:r>
-      <w:r>
-        <w:t xml:space="preserve"> </w:t>
-      </w:r>
-      <w:r>
-        <w:t xml:space="preserve">- It</w:t>
-      </w:r>
-      <w:r>
-        <w:t xml:space="preserve"> </w:t>
-      </w:r>
-      <w:r>
-        <w:rPr>
-          <w:bCs/>
-          <w:b/>
-        </w:rPr>
-        <w:t xml:space="preserve">proves</w:t>
-      </w:r>
-      <w:r>
-        <w:t xml:space="preserve"> </w:t>
-      </w:r>
-      <w:r>
-        <w:t xml:space="preserve">the close/reap</w:t>
-      </w:r>
-      <w:r>
-        <w:t xml:space="preserve"> </w:t>
-      </w:r>
-      <w:r>
-        <w:rPr>
-          <w:bCs/>
-          <w:b/>
-        </w:rPr>
-        <w:t xml:space="preserve">ordering invariant</w:t>
-      </w:r>
-      <w:r>
-        <w:t xml:space="preserve"> </w:t>
-      </w:r>
-      <w:r>
-        <w:t xml:space="preserve">on all four exit paths with a</w:t>
-      </w:r>
-      <w:r>
-        <w:t xml:space="preserve"> </w:t>
-      </w:r>
-      <w:r>
-        <w:rPr>
-          <w:bCs/>
-          <w:b/>
-        </w:rPr>
-        <w:t xml:space="preserve">real Chromium child</w:t>
-      </w:r>
-      <w:r>
-        <w:t xml:space="preserve">, and it proves cancellation is honoured at the</w:t>
-      </w:r>
-      <w:r>
-        <w:t xml:space="preserve"> </w:t>
-      </w:r>
-      <w:r>
-        <w:rPr>
-          <w:bCs/>
-          <w:b/>
-        </w:rPr>
-        <w:t xml:space="preserve">admission gates</w:t>
-      </w:r>
-      <w:r>
-        <w:t xml:space="preserve"> </w:t>
-      </w:r>
-      <w:r>
-        <w:t xml:space="preserve">(post-acquire and pre-acquire refusal — 5.3).</w:t>
-      </w:r>
-      <w:r>
-        <w:t xml:space="preserve"> </w:t>
-      </w:r>
-      <w:r>
-        <w:t xml:space="preserve">- It</w:t>
-      </w:r>
-      <w:r>
-        <w:t xml:space="preserve"> </w:t>
-      </w:r>
-      <w:r>
-        <w:rPr>
-          <w:bCs/>
-          <w:b/>
-        </w:rPr>
-        <w:t xml:space="preserve">does NOT prove instantaneous interruption of an in-progress CDP operation.</w:t>
-      </w:r>
-      <w:r>
-        <w:t xml:space="preserve"> </w:t>
-      </w:r>
-      <w:r>
-        <w:t xml:space="preserve">Row 5.4 is explicit and honest: the in-flight fetch</w:t>
-      </w:r>
-      <w:r>
-        <w:t xml:space="preserve"> </w:t>
-      </w:r>
-      <w:r>
-        <w:rPr>
-          <w:bCs/>
-          <w:b/>
-        </w:rPr>
-        <w:t xml:space="preserve">runs to completion</w:t>
-      </w:r>
-      <w:r>
-        <w:t xml:space="preserve"> </w:t>
-      </w:r>
-      <w:r>
-        <w:t xml:space="preserve">and cancellation takes effect at the</w:t>
-      </w:r>
-      <w:r>
-        <w:t xml:space="preserve"> </w:t>
-      </w:r>
-      <w:r>
-        <w:rPr>
-          <w:bCs/>
-          <w:b/>
-        </w:rPr>
-        <w:t xml:space="preserve">next gate</w:t>
-      </w:r>
-      <w:r>
-        <w:t xml:space="preserve">, not mid-navigation. A</w:t>
-      </w:r>
-      <w:r>
-        <w:t xml:space="preserve"> </w:t>
-      </w:r>
-      <w:r>
-        <w:rPr>
-          <w:rStyle w:val="VerbatimChar"/>
-        </w:rPr>
-        <w:t xml:space="preserve">page.goto</w:t>
-      </w:r>
-      <w:r>
-        <w:t xml:space="preserve">/</w:t>
-      </w:r>
-      <w:r>
-        <w:rPr>
-          <w:rStyle w:val="VerbatimChar"/>
-        </w:rPr>
-        <w:t xml:space="preserve">page.evaluate</w:t>
-      </w:r>
-      <w:r>
-        <w:t xml:space="preserve">/WAF-challenge already executing inside Chromium is not torn down at the abort instant by this layer; the deadline is enforced</w:t>
-      </w:r>
-      <w:r>
-        <w:t xml:space="preserve"> </w:t>
-      </w:r>
-      <w:r>
-        <w:rPr>
-          <w:iCs/>
-          <w:i/>
-        </w:rPr>
-        <w:t xml:space="preserve">around</w:t>
-      </w:r>
-      <w:r>
-        <w:t xml:space="preserve"> </w:t>
-      </w:r>
-      <w:r>
-        <w:t xml:space="preserve">it (admission refusal for new work, and ultimately the job-isolation SIGKILL, §5.5).</w:t>
+        <w:t xml:space="preserve">All reverted clean. Three independent mutants are needed because the three guards (coalesce, liveness, self-settlement) are independently load-bearing.</w:t>
       </w:r>
     </w:p>
     <w:p>
@@ -3853,7 +3996,1369 @@
       </w:r>
     </w:p>
     <w:bookmarkEnd w:id="25"/>
-    <w:bookmarkStart w:id="26" w:name="X61e587293f8e03eedd176423ff2c8fac0af0ca5"/>
+    <w:bookmarkStart w:id="26" w:name="X34a5d467db14f8696a327b554379ff0783b945d"/>
+    <w:p>
+      <w:pPr>
+        <w:pStyle w:val="Heading2"/>
+      </w:pPr>
+      <w:r>
+        <w:t xml:space="preserve">5. Browser lifecycle close/reap ordering (real Chromium) —</w:t>
+      </w:r>
+      <w:r>
+        <w:t xml:space="preserve"> </w:t>
+      </w:r>
+      <w:r>
+        <w:rPr>
+          <w:rStyle w:val="VerbatimChar"/>
+        </w:rPr>
+        <w:t xml:space="preserve">browser-close-order.test.ts</w:t>
+      </w:r>
+    </w:p>
+    <w:p>
+      <w:pPr>
+        <w:pStyle w:val="FirstParagraph"/>
+      </w:pPr>
+      <w:r>
+        <w:t xml:space="preserve">Boundary: real isolated job children driving</w:t>
+      </w:r>
+      <w:r>
+        <w:t xml:space="preserve"> </w:t>
+      </w:r>
+      <w:r>
+        <w:rPr>
+          <w:bCs/>
+          <w:b/>
+        </w:rPr>
+        <w:t xml:space="preserve">production</w:t>
+      </w:r>
+      <w:r>
+        <w:t xml:space="preserve"> </w:t>
+      </w:r>
+      <w:r>
+        <w:t xml:space="preserve">browser call sites (</w:t>
+      </w:r>
+      <w:r>
+        <w:rPr>
+          <w:rStyle w:val="VerbatimChar"/>
+        </w:rPr>
+        <w:t xml:space="preserve">fetchPdfViaBrowser</w:t>
+      </w:r>
+      <w:r>
+        <w:t xml:space="preserve">,</w:t>
+      </w:r>
+      <w:r>
+        <w:t xml:space="preserve"> </w:t>
+      </w:r>
+      <w:r>
+        <w:rPr>
+          <w:rStyle w:val="VerbatimChar"/>
+        </w:rPr>
+        <w:t xml:space="preserve">fetchIssuerPdfsWithPrimedSession</w:t>
+      </w:r>
+      <w:r>
+        <w:t xml:space="preserve">),</w:t>
+      </w:r>
+      <w:r>
+        <w:t xml:space="preserve"> </w:t>
+      </w:r>
+      <w:r>
+        <w:rPr>
+          <w:rStyle w:val="VerbatimChar"/>
+        </w:rPr>
+        <w:t xml:space="preserve">MAX_CONCURRENT_BROWSER=1</w:t>
+      </w:r>
+      <w:r>
+        <w:t xml:space="preserve">, live Chromium observed via</w:t>
+      </w:r>
+      <w:r>
+        <w:t xml:space="preserve"> </w:t>
+      </w:r>
+      <w:r>
+        <w:rPr>
+          <w:rStyle w:val="VerbatimChar"/>
+        </w:rPr>
+        <w:t xml:space="preserve">/proc</w:t>
+      </w:r>
+      <w:r>
+        <w:t xml:space="preserve"> </w:t>
+      </w:r>
+      <w:r>
+        <w:t xml:space="preserve">at every permit grant/return. Invariant asserted on</w:t>
+      </w:r>
+      <w:r>
+        <w:t xml:space="preserve"> </w:t>
+      </w:r>
+      <w:r>
+        <w:rPr>
+          <w:bCs/>
+          <w:b/>
+        </w:rPr>
+        <w:t xml:space="preserve">every</w:t>
+      </w:r>
+      <w:r>
+        <w:t xml:space="preserve"> </w:t>
+      </w:r>
+      <w:r>
+        <w:t xml:space="preserve">exit path:</w:t>
+      </w:r>
+      <w:r>
+        <w:t xml:space="preserve"> </w:t>
+      </w:r>
+      <w:r>
+        <w:rPr>
+          <w:bCs/>
+          <w:b/>
+        </w:rPr>
+        <w:t xml:space="preserve">work stopped → Chromium closed → termination confirmed → permit returned</w:t>
+      </w:r>
+      <w:r>
+        <w:t xml:space="preserve">.</w:t>
+      </w:r>
+    </w:p>
+    <w:tbl>
+      <w:tblPr>
+        <w:tblStyle w:val="Table"/>
+        <w:tblW w:type="pct" w:w="5000"/>
+        <w:tblLook w:firstRow="1" w:lastRow="0" w:firstColumn="0" w:lastColumn="0" w:noHBand="0" w:noVBand="0" w:val="0020"/>
+        <w:jc w:val="start"/>
+      </w:tblPr>
+      <w:tblGrid>
+        <w:gridCol w:w="1584"/>
+        <w:gridCol w:w="1584"/>
+        <w:gridCol w:w="1584"/>
+        <w:gridCol w:w="1584"/>
+        <w:gridCol w:w="1584"/>
+      </w:tblGrid>
+      <w:tr>
+        <w:trPr>
+          <w:tblHeader w:val="true"/>
+        </w:trPr>
+        <w:tc>
+          <w:tcPr/>
+          <w:p>
+            <w:pPr>
+              <w:pStyle w:val="Compact"/>
+              <w:jc w:val="left"/>
+            </w:pPr>
+            <w:r>
+              <w:t xml:space="preserve">#</w:t>
+            </w:r>
+          </w:p>
+        </w:tc>
+        <w:tc>
+          <w:tcPr/>
+          <w:p>
+            <w:pPr>
+              <w:pStyle w:val="Compact"/>
+              <w:jc w:val="left"/>
+            </w:pPr>
+            <w:r>
+              <w:t xml:space="preserve">Requirement</w:t>
+            </w:r>
+          </w:p>
+        </w:tc>
+        <w:tc>
+          <w:tcPr/>
+          <w:p>
+            <w:pPr>
+              <w:pStyle w:val="Compact"/>
+              <w:jc w:val="left"/>
+            </w:pPr>
+            <w:r>
+              <w:t xml:space="preserve">Test :: subtest</w:t>
+            </w:r>
+          </w:p>
+        </w:tc>
+        <w:tc>
+          <w:tcPr/>
+          <w:p>
+            <w:pPr>
+              <w:pStyle w:val="Compact"/>
+              <w:jc w:val="left"/>
+            </w:pPr>
+            <w:r>
+              <w:t xml:space="preserve">Key assertion</w:t>
+            </w:r>
+          </w:p>
+        </w:tc>
+        <w:tc>
+          <w:tcPr/>
+          <w:p>
+            <w:pPr>
+              <w:pStyle w:val="Compact"/>
+              <w:jc w:val="left"/>
+            </w:pPr>
+            <w:r>
+              <w:t xml:space="preserve">Level</w:t>
+            </w:r>
+          </w:p>
+        </w:tc>
+      </w:tr>
+      <w:tr>
+        <w:tc>
+          <w:tcPr/>
+          <w:p>
+            <w:pPr>
+              <w:pStyle w:val="Compact"/>
+              <w:jc w:val="left"/>
+            </w:pPr>
+            <w:r>
+              <w:t xml:space="preserve">5.1</w:t>
+            </w:r>
+          </w:p>
+        </w:tc>
+        <w:tc>
+          <w:tcPr/>
+          <w:p>
+            <w:pPr>
+              <w:pStyle w:val="Compact"/>
+              <w:jc w:val="left"/>
+            </w:pPr>
+            <w:r>
+              <w:rPr>
+                <w:bCs/>
+                <w:b/>
+              </w:rPr>
+              <w:t xml:space="preserve">Normal op:</w:t>
+            </w:r>
+            <w:r>
+              <w:t xml:space="preserve"> </w:t>
+            </w:r>
+            <w:r>
+              <w:t xml:space="preserve">marker extracted; Chromium gone before the permit returns</w:t>
+            </w:r>
+          </w:p>
+        </w:tc>
+        <w:tc>
+          <w:tcPr/>
+          <w:p>
+            <w:pPr>
+              <w:pStyle w:val="Compact"/>
+              <w:jc w:val="left"/>
+            </w:pPr>
+            <w:r>
+              <w:t xml:space="preserve">success path</w:t>
+            </w:r>
+          </w:p>
+        </w:tc>
+        <w:tc>
+          <w:tcPr/>
+          <w:p>
+            <w:pPr>
+              <w:pStyle w:val="Compact"/>
+              <w:jc w:val="left"/>
+            </w:pPr>
+            <w:r>
+              <w:rPr>
+                <w:rStyle w:val="VerbatimChar"/>
+              </w:rPr>
+              <w:t xml:space="preserve">r.ok</w:t>
+            </w:r>
+            <w:r>
+              <w:t xml:space="preserve">, marker matched,</w:t>
+            </w:r>
+            <w:r>
+              <w:t xml:space="preserve"> </w:t>
+            </w:r>
+            <w:r>
+              <w:rPr>
+                <w:rStyle w:val="VerbatimChar"/>
+              </w:rPr>
+              <w:t xml:space="preserve">liveChromium == []</w:t>
+            </w:r>
+            <w:r>
+              <w:t xml:space="preserve"> </w:t>
+            </w:r>
+            <w:r>
+              <w:t xml:space="preserve">at release</w:t>
+            </w:r>
+          </w:p>
+        </w:tc>
+        <w:tc>
+          <w:tcPr/>
+          <w:p>
+            <w:pPr>
+              <w:pStyle w:val="Compact"/>
+              <w:jc w:val="left"/>
+            </w:pPr>
+            <w:r>
+              <w:rPr>
+                <w:bCs/>
+                <w:b/>
+              </w:rPr>
+              <w:t xml:space="preserve">R</w:t>
+            </w:r>
+          </w:p>
+        </w:tc>
+      </w:tr>
+      <w:tr>
+        <w:tc>
+          <w:tcPr/>
+          <w:p>
+            <w:pPr>
+              <w:pStyle w:val="Compact"/>
+              <w:jc w:val="left"/>
+            </w:pPr>
+            <w:r>
+              <w:t xml:space="preserve">5.2</w:t>
+            </w:r>
+          </w:p>
+        </w:tc>
+        <w:tc>
+          <w:tcPr/>
+          <w:p>
+            <w:pPr>
+              <w:pStyle w:val="Compact"/>
+              <w:jc w:val="left"/>
+            </w:pPr>
+            <w:r>
+              <w:rPr>
+                <w:bCs/>
+                <w:b/>
+              </w:rPr>
+              <w:t xml:space="preserve">Fetch failure</w:t>
+            </w:r>
+            <w:r>
+              <w:t xml:space="preserve"> </w:t>
+            </w:r>
+            <w:r>
+              <w:t xml:space="preserve">(connection reset; direct + pdfRecovery): close before release</w:t>
+            </w:r>
+          </w:p>
+        </w:tc>
+        <w:tc>
+          <w:tcPr/>
+          <w:p>
+            <w:pPr>
+              <w:pStyle w:val="Compact"/>
+              <w:jc w:val="left"/>
+            </w:pPr>
+            <w:r>
+              <w:t xml:space="preserve">fetch-failure path</w:t>
+            </w:r>
+          </w:p>
+        </w:tc>
+        <w:tc>
+          <w:tcPr/>
+          <w:p>
+            <w:pPr>
+              <w:pStyle w:val="Compact"/>
+              <w:jc w:val="left"/>
+            </w:pPr>
+            <w:r>
+              <w:t xml:space="preserve">no text yielded;</w:t>
+            </w:r>
+            <w:r>
+              <w:t xml:space="preserve"> </w:t>
+            </w:r>
+            <w:r>
+              <w:rPr>
+                <w:rStyle w:val="VerbatimChar"/>
+              </w:rPr>
+              <w:t xml:space="preserve">liveChromium == []</w:t>
+            </w:r>
+            <w:r>
+              <w:t xml:space="preserve"> </w:t>
+            </w:r>
+            <w:r>
+              <w:t xml:space="preserve">at both releases</w:t>
+            </w:r>
+          </w:p>
+        </w:tc>
+        <w:tc>
+          <w:tcPr/>
+          <w:p>
+            <w:pPr>
+              <w:pStyle w:val="Compact"/>
+              <w:jc w:val="left"/>
+            </w:pPr>
+            <w:r>
+              <w:rPr>
+                <w:bCs/>
+                <w:b/>
+              </w:rPr>
+              <w:t xml:space="preserve">R</w:t>
+            </w:r>
+          </w:p>
+        </w:tc>
+      </w:tr>
+      <w:tr>
+        <w:tc>
+          <w:tcPr/>
+          <w:p>
+            <w:pPr>
+              <w:pStyle w:val="Compact"/>
+              <w:jc w:val="left"/>
+            </w:pPr>
+            <w:r>
+              <w:t xml:space="preserve">5.3</w:t>
+            </w:r>
+          </w:p>
+        </w:tc>
+        <w:tc>
+          <w:tcPr/>
+          <w:p>
+            <w:pPr>
+              <w:pStyle w:val="Compact"/>
+              <w:jc w:val="left"/>
+            </w:pPr>
+            <w:r>
+              <w:rPr>
+                <w:bCs/>
+                <w:b/>
+              </w:rPr>
+              <w:t xml:space="preserve">Cancellation — admission gates:</w:t>
+            </w:r>
+            <w:r>
+              <w:t xml:space="preserve"> </w:t>
+            </w:r>
+            <w:r>
+              <w:t xml:space="preserve">a caller refused</w:t>
+            </w:r>
+            <w:r>
+              <w:t xml:space="preserve"> </w:t>
+            </w:r>
+            <w:r>
+              <w:rPr>
+                <w:bCs/>
+                <w:b/>
+              </w:rPr>
+              <w:t xml:space="preserve">after</w:t>
+            </w:r>
+            <w:r>
+              <w:t xml:space="preserve"> </w:t>
+            </w:r>
+            <w:r>
+              <w:t xml:space="preserve">acquiring the permit, and one refused</w:t>
+            </w:r>
+            <w:r>
+              <w:t xml:space="preserve"> </w:t>
+            </w:r>
+            <w:r>
+              <w:rPr>
+                <w:bCs/>
+                <w:b/>
+              </w:rPr>
+              <w:t xml:space="preserve">before</w:t>
+            </w:r>
+            <w:r>
+              <w:t xml:space="preserve"> </w:t>
+            </w:r>
+            <w:r>
+              <w:t xml:space="preserve">acquiring, both raise</w:t>
+            </w:r>
+            <w:r>
+              <w:t xml:space="preserve"> </w:t>
+            </w:r>
+            <w:r>
+              <w:rPr>
+                <w:rStyle w:val="VerbatimChar"/>
+              </w:rPr>
+              <w:t xml:space="preserve">BrowserUnavailableError: lifecycle cancelled</w:t>
+            </w:r>
+            <w:r>
+              <w:t xml:space="preserve">; permits return with Chromium closed</w:t>
+            </w:r>
+          </w:p>
+        </w:tc>
+        <w:tc>
+          <w:tcPr/>
+          <w:p>
+            <w:pPr>
+              <w:pStyle w:val="Compact"/>
+              <w:jc w:val="left"/>
+            </w:pPr>
+            <w:r>
+              <w:t xml:space="preserve">cancellation path (B_postAcquire, C_preAcquire)</w:t>
+            </w:r>
+          </w:p>
+        </w:tc>
+        <w:tc>
+          <w:tcPr/>
+          <w:p>
+            <w:pPr>
+              <w:pStyle w:val="Compact"/>
+              <w:jc w:val="left"/>
+            </w:pPr>
+            <w:r>
+              <w:t xml:space="preserve">both error strings match;</w:t>
+            </w:r>
+            <w:r>
+              <w:t xml:space="preserve"> </w:t>
+            </w:r>
+            <w:r>
+              <w:rPr>
+                <w:rStyle w:val="VerbatimChar"/>
+              </w:rPr>
+              <w:t xml:space="preserve">liveChromium == []</w:t>
+            </w:r>
+            <w:r>
+              <w:t xml:space="preserve"> </w:t>
+            </w:r>
+            <w:r>
+              <w:t xml:space="preserve">at release</w:t>
+            </w:r>
+          </w:p>
+        </w:tc>
+        <w:tc>
+          <w:tcPr/>
+          <w:p>
+            <w:pPr>
+              <w:pStyle w:val="Compact"/>
+              <w:jc w:val="left"/>
+            </w:pPr>
+            <w:r>
+              <w:rPr>
+                <w:bCs/>
+                <w:b/>
+              </w:rPr>
+              <w:t xml:space="preserve">R</w:t>
+            </w:r>
+          </w:p>
+        </w:tc>
+      </w:tr>
+      <w:tr>
+        <w:tc>
+          <w:tcPr/>
+          <w:p>
+            <w:pPr>
+              <w:pStyle w:val="Compact"/>
+              <w:jc w:val="left"/>
+            </w:pPr>
+            <w:r>
+              <w:t xml:space="preserve">5.4</w:t>
+            </w:r>
+          </w:p>
+        </w:tc>
+        <w:tc>
+          <w:tcPr/>
+          <w:p>
+            <w:pPr>
+              <w:pStyle w:val="Compact"/>
+              <w:jc w:val="left"/>
+            </w:pPr>
+            <w:r>
+              <w:rPr>
+                <w:bCs/>
+                <w:b/>
+              </w:rPr>
+              <w:t xml:space="preserve">Cancellation — in-flight:</w:t>
+            </w:r>
+            <w:r>
+              <w:t xml:space="preserve"> </w:t>
+            </w:r>
+            <w:r>
+              <w:t xml:space="preserve">a fetch already holding the permit at the cancel instant</w:t>
+            </w:r>
+            <w:r>
+              <w:t xml:space="preserve"> </w:t>
+            </w:r>
+            <w:r>
+              <w:rPr>
+                <w:bCs/>
+                <w:b/>
+              </w:rPr>
+              <w:t xml:space="preserve">completes</w:t>
+            </w:r>
+            <w:r>
+              <w:t xml:space="preserve">, then Chromium closes before the permit returns</w:t>
+            </w:r>
+          </w:p>
+        </w:tc>
+        <w:tc>
+          <w:tcPr/>
+          <w:p>
+            <w:pPr>
+              <w:pStyle w:val="Compact"/>
+              <w:jc w:val="left"/>
+            </w:pPr>
+            <w:r>
+              <w:t xml:space="preserve">cancellation path (A_inflight)</w:t>
+            </w:r>
+          </w:p>
+        </w:tc>
+        <w:tc>
+          <w:tcPr/>
+          <w:p>
+            <w:pPr>
+              <w:pStyle w:val="Compact"/>
+              <w:jc w:val="left"/>
+            </w:pPr>
+            <w:r>
+              <w:rPr>
+                <w:rStyle w:val="VerbatimChar"/>
+              </w:rPr>
+              <w:t xml:space="preserve">A_inflight.ok == true</w:t>
+            </w:r>
+            <w:r>
+              <w:t xml:space="preserve">;</w:t>
+            </w:r>
+            <w:r>
+              <w:t xml:space="preserve"> </w:t>
+            </w:r>
+            <w:r>
+              <w:rPr>
+                <w:rStyle w:val="VerbatimChar"/>
+              </w:rPr>
+              <w:t xml:space="preserve">liveChromium == []</w:t>
+            </w:r>
+            <w:r>
+              <w:t xml:space="preserve"> </w:t>
+            </w:r>
+            <w:r>
+              <w:t xml:space="preserve">at release</w:t>
+            </w:r>
+          </w:p>
+        </w:tc>
+        <w:tc>
+          <w:tcPr/>
+          <w:p>
+            <w:pPr>
+              <w:pStyle w:val="Compact"/>
+              <w:jc w:val="left"/>
+            </w:pPr>
+            <w:r>
+              <w:rPr>
+                <w:bCs/>
+                <w:b/>
+              </w:rPr>
+              <w:t xml:space="preserve">R</w:t>
+            </w:r>
+          </w:p>
+        </w:tc>
+      </w:tr>
+      <w:tr>
+        <w:tc>
+          <w:tcPr/>
+          <w:p>
+            <w:pPr>
+              <w:pStyle w:val="Compact"/>
+              <w:jc w:val="left"/>
+            </w:pPr>
+            <w:r>
+              <w:t xml:space="preserve">5.5</w:t>
+            </w:r>
+          </w:p>
+        </w:tc>
+        <w:tc>
+          <w:tcPr/>
+          <w:p>
+            <w:pPr>
+              <w:pStyle w:val="Compact"/>
+              <w:jc w:val="left"/>
+            </w:pPr>
+            <w:r>
+              <w:rPr>
+                <w:bCs/>
+                <w:b/>
+              </w:rPr>
+              <w:t xml:space="preserve">Child death:</w:t>
+            </w:r>
+            <w:r>
+              <w:t xml:space="preserve"> </w:t>
+            </w:r>
+            <w:r>
+              <w:t xml:space="preserve">pipeline deadline → SIGKILL while holding the permit → parent group reap before</w:t>
+            </w:r>
+            <w:r>
+              <w:t xml:space="preserve"> </w:t>
+            </w:r>
+            <w:r>
+              <w:rPr>
+                <w:rStyle w:val="VerbatimChar"/>
+              </w:rPr>
+              <w:t xml:space="preserve">releaseAll</w:t>
+            </w:r>
+          </w:p>
+        </w:tc>
+        <w:tc>
+          <w:tcPr/>
+          <w:p>
+            <w:pPr>
+              <w:pStyle w:val="Compact"/>
+              <w:jc w:val="left"/>
+            </w:pPr>
+            <w:r>
+              <w:t xml:space="preserve">child-death path</w:t>
+            </w:r>
+          </w:p>
+        </w:tc>
+        <w:tc>
+          <w:tcPr/>
+          <w:p>
+            <w:pPr>
+              <w:pStyle w:val="Compact"/>
+              <w:jc w:val="left"/>
+            </w:pPr>
+            <w:r>
+              <w:t xml:space="preserve">job fails;</w:t>
+            </w:r>
+            <w:r>
+              <w:t xml:space="preserve"> </w:t>
+            </w:r>
+            <w:r>
+              <w:rPr>
+                <w:rStyle w:val="VerbatimChar"/>
+              </w:rPr>
+              <w:t xml:space="preserve">liveChromium == []</w:t>
+            </w:r>
+            <w:r>
+              <w:t xml:space="preserve"> </w:t>
+            </w:r>
+            <w:r>
+              <w:t xml:space="preserve">at release; broker drained</w:t>
+            </w:r>
+          </w:p>
+        </w:tc>
+        <w:tc>
+          <w:tcPr/>
+          <w:p>
+            <w:pPr>
+              <w:pStyle w:val="Compact"/>
+              <w:jc w:val="left"/>
+            </w:pPr>
+            <w:r>
+              <w:rPr>
+                <w:bCs/>
+                <w:b/>
+              </w:rPr>
+              <w:t xml:space="preserve">R</w:t>
+            </w:r>
+          </w:p>
+        </w:tc>
+      </w:tr>
+    </w:tbl>
+    <w:p>
+      <w:pPr>
+        <w:pStyle w:val="BodyText"/>
+      </w:pPr>
+      <w:r>
+        <w:rPr>
+          <w:bCs/>
+          <w:b/>
+        </w:rPr>
+        <w:t xml:space="preserve">Mutation proof (ordering):</w:t>
+      </w:r>
+      <w:r>
+        <w:t xml:space="preserve"> </w:t>
+      </w:r>
+      <w:r>
+        <w:t xml:space="preserve">documented in the prior browser-lifetime review — releasing the permit</w:t>
+      </w:r>
+      <w:r>
+        <w:t xml:space="preserve"> </w:t>
+      </w:r>
+      <w:r>
+        <w:rPr>
+          <w:iCs/>
+          <w:i/>
+        </w:rPr>
+        <w:t xml:space="preserve">before</w:t>
+      </w:r>
+      <w:r>
+        <w:t xml:space="preserve"> </w:t>
+      </w:r>
+      <w:r>
+        <w:t xml:space="preserve">closing Chromium makes these tests fail (the</w:t>
+      </w:r>
+      <w:r>
+        <w:t xml:space="preserve"> </w:t>
+      </w:r>
+      <w:r>
+        <w:rPr>
+          <w:rStyle w:val="VerbatimChar"/>
+        </w:rPr>
+        <w:t xml:space="preserve">/proc</w:t>
+      </w:r>
+      <w:r>
+        <w:t xml:space="preserve"> </w:t>
+      </w:r>
+      <w:r>
+        <w:t xml:space="preserve">scan sees a live Chromium at release). Not re-run here (no code in that path changed in this candidate).</w:t>
+      </w:r>
+    </w:p>
+    <w:p>
+      <w:pPr>
+        <w:pStyle w:val="BodyText"/>
+      </w:pPr>
+      <w:r>
+        <w:rPr>
+          <w:bCs/>
+          <w:b/>
+        </w:rPr>
+        <w:t xml:space="preserve">What §5 proves and what it does NOT:</w:t>
+      </w:r>
+      <w:r>
+        <w:t xml:space="preserve"> </w:t>
+      </w:r>
+      <w:r>
+        <w:t xml:space="preserve">- It</w:t>
+      </w:r>
+      <w:r>
+        <w:t xml:space="preserve"> </w:t>
+      </w:r>
+      <w:r>
+        <w:rPr>
+          <w:bCs/>
+          <w:b/>
+        </w:rPr>
+        <w:t xml:space="preserve">proves</w:t>
+      </w:r>
+      <w:r>
+        <w:t xml:space="preserve"> </w:t>
+      </w:r>
+      <w:r>
+        <w:t xml:space="preserve">the close/reap</w:t>
+      </w:r>
+      <w:r>
+        <w:t xml:space="preserve"> </w:t>
+      </w:r>
+      <w:r>
+        <w:rPr>
+          <w:bCs/>
+          <w:b/>
+        </w:rPr>
+        <w:t xml:space="preserve">ordering invariant</w:t>
+      </w:r>
+      <w:r>
+        <w:t xml:space="preserve"> </w:t>
+      </w:r>
+      <w:r>
+        <w:t xml:space="preserve">on all four exit paths with a</w:t>
+      </w:r>
+      <w:r>
+        <w:t xml:space="preserve"> </w:t>
+      </w:r>
+      <w:r>
+        <w:rPr>
+          <w:bCs/>
+          <w:b/>
+        </w:rPr>
+        <w:t xml:space="preserve">real Chromium child</w:t>
+      </w:r>
+      <w:r>
+        <w:t xml:space="preserve">, and it proves cancellation is honoured at the</w:t>
+      </w:r>
+      <w:r>
+        <w:t xml:space="preserve"> </w:t>
+      </w:r>
+      <w:r>
+        <w:rPr>
+          <w:bCs/>
+          <w:b/>
+        </w:rPr>
+        <w:t xml:space="preserve">admission gates</w:t>
+      </w:r>
+      <w:r>
+        <w:t xml:space="preserve"> </w:t>
+      </w:r>
+      <w:r>
+        <w:t xml:space="preserve">(post-acquire and pre-acquire refusal — 5.3).</w:t>
+      </w:r>
+      <w:r>
+        <w:t xml:space="preserve"> </w:t>
+      </w:r>
+      <w:r>
+        <w:t xml:space="preserve">- Row 5.4 is explicit: an in-flight fetch holding the permit</w:t>
+      </w:r>
+      <w:r>
+        <w:t xml:space="preserve"> </w:t>
+      </w:r>
+      <w:r>
+        <w:rPr>
+          <w:bCs/>
+          <w:b/>
+        </w:rPr>
+        <w:t xml:space="preserve">runs to completion</w:t>
+      </w:r>
+      <w:r>
+        <w:t xml:space="preserve"> </w:t>
+      </w:r>
+      <w:r>
+        <w:t xml:space="preserve">and cancellation at this layer takes effect at the</w:t>
+      </w:r>
+      <w:r>
+        <w:t xml:space="preserve"> </w:t>
+      </w:r>
+      <w:r>
+        <w:rPr>
+          <w:bCs/>
+          <w:b/>
+        </w:rPr>
+        <w:t xml:space="preserve">next gate</w:t>
+      </w:r>
+      <w:r>
+        <w:t xml:space="preserve">. The bounded mid-flight interruption of the active CDP op is a separate, newly-added path — §5b — and remains</w:t>
+      </w:r>
+      <w:r>
+        <w:t xml:space="preserve"> </w:t>
+      </w:r>
+      <w:r>
+        <w:rPr>
+          <w:bCs/>
+          <w:b/>
+        </w:rPr>
+        <w:t xml:space="preserve">partial</w:t>
+      </w:r>
+      <w:r>
+        <w:t xml:space="preserve"> </w:t>
+      </w:r>
+      <w:r>
+        <w:t xml:space="preserve">(see §6/§7).</w:t>
+      </w:r>
+    </w:p>
+    <w:p>
+      <w:r>
+        <w:pict>
+          <v:rect style="width:0;height:1.5pt" o:hralign="center" o:hrstd="t" o:hr="t"/>
+        </w:pict>
+      </w:r>
+    </w:p>
+    <w:bookmarkEnd w:id="26"/>
+    <w:bookmarkStart w:id="27" w:name="X7636bb2abf7dc506064a0d851e621532e536add"/>
+    <w:p>
+      <w:pPr>
+        <w:pStyle w:val="Heading2"/>
+      </w:pPr>
+      <w:r>
+        <w:t xml:space="preserve">5b. Bounded in-flight interruption of an active browser op (real Chromium page)</w:t>
+      </w:r>
+    </w:p>
+    <w:p>
+      <w:pPr>
+        <w:pStyle w:val="FirstParagraph"/>
+      </w:pPr>
+      <w:r>
+        <w:t xml:space="preserve">Boundary:</w:t>
+      </w:r>
+      <w:r>
+        <w:t xml:space="preserve"> </w:t>
+      </w:r>
+      <w:r>
+        <w:rPr>
+          <w:rStyle w:val="VerbatimChar"/>
+        </w:rPr>
+        <w:t xml:space="preserve">installBoundedPageInterrupt</w:t>
+      </w:r>
+      <w:r>
+        <w:t xml:space="preserve"> </w:t>
+      </w:r>
+      <w:r>
+        <w:t xml:space="preserve">(processor.ts), wired into the</w:t>
+      </w:r>
+      <w:r>
+        <w:t xml:space="preserve"> </w:t>
+      </w:r>
+      <w:r>
+        <w:rPr>
+          <w:rStyle w:val="VerbatimChar"/>
+          <w:bCs/>
+          <w:b/>
+        </w:rPr>
+        <w:t xml:space="preserve">fetchPdfViaBrowser</w:t>
+      </w:r>
+      <w:r>
+        <w:t xml:space="preserve"> </w:t>
+      </w:r>
+      <w:r>
+        <w:t xml:space="preserve">path. On scope abort it drives the active page toward settlement within</w:t>
+      </w:r>
+      <w:r>
+        <w:t xml:space="preserve"> </w:t>
+      </w:r>
+      <w:r>
+        <w:rPr>
+          <w:rStyle w:val="VerbatimChar"/>
+        </w:rPr>
+        <w:t xml:space="preserve">BROWSER_ABORT_GRACE_MS</w:t>
+      </w:r>
+      <w:r>
+        <w:t xml:space="preserve"> </w:t>
+      </w:r>
+      <w:r>
+        <w:t xml:space="preserve">(500 ms) plus a gate round-trip, rather than letting the in-flight CDP op run to its own timeout.</w:t>
+      </w:r>
+    </w:p>
+    <w:tbl>
+      <w:tblPr>
+        <w:tblStyle w:val="Table"/>
+        <w:tblW w:type="pct" w:w="5000"/>
+        <w:tblLook w:firstRow="1" w:lastRow="0" w:firstColumn="0" w:lastColumn="0" w:noHBand="0" w:noVBand="0" w:val="0020"/>
+        <w:jc w:val="start"/>
+      </w:tblPr>
+      <w:tblGrid>
+        <w:gridCol w:w="1584"/>
+        <w:gridCol w:w="1584"/>
+        <w:gridCol w:w="1584"/>
+        <w:gridCol w:w="1584"/>
+        <w:gridCol w:w="1584"/>
+      </w:tblGrid>
+      <w:tr>
+        <w:trPr>
+          <w:tblHeader w:val="true"/>
+        </w:trPr>
+        <w:tc>
+          <w:tcPr/>
+          <w:p>
+            <w:pPr>
+              <w:pStyle w:val="Compact"/>
+              <w:jc w:val="left"/>
+            </w:pPr>
+            <w:r>
+              <w:t xml:space="preserve">#</w:t>
+            </w:r>
+          </w:p>
+        </w:tc>
+        <w:tc>
+          <w:tcPr/>
+          <w:p>
+            <w:pPr>
+              <w:pStyle w:val="Compact"/>
+              <w:jc w:val="left"/>
+            </w:pPr>
+            <w:r>
+              <w:t xml:space="preserve">Requirement</w:t>
+            </w:r>
+          </w:p>
+        </w:tc>
+        <w:tc>
+          <w:tcPr/>
+          <w:p>
+            <w:pPr>
+              <w:pStyle w:val="Compact"/>
+              <w:jc w:val="left"/>
+            </w:pPr>
+            <w:r>
+              <w:t xml:space="preserve">Test :: subtest</w:t>
+            </w:r>
+          </w:p>
+        </w:tc>
+        <w:tc>
+          <w:tcPr/>
+          <w:p>
+            <w:pPr>
+              <w:pStyle w:val="Compact"/>
+              <w:jc w:val="left"/>
+            </w:pPr>
+            <w:r>
+              <w:t xml:space="preserve">Key assertion</w:t>
+            </w:r>
+          </w:p>
+        </w:tc>
+        <w:tc>
+          <w:tcPr/>
+          <w:p>
+            <w:pPr>
+              <w:pStyle w:val="Compact"/>
+              <w:jc w:val="left"/>
+            </w:pPr>
+            <w:r>
+              <w:t xml:space="preserve">Level</w:t>
+            </w:r>
+          </w:p>
+        </w:tc>
+      </w:tr>
+      <w:tr>
+        <w:tc>
+          <w:tcPr/>
+          <w:p>
+            <w:pPr>
+              <w:pStyle w:val="Compact"/>
+              <w:jc w:val="left"/>
+            </w:pPr>
+            <w:r>
+              <w:t xml:space="preserve">5b.1</w:t>
+            </w:r>
+          </w:p>
+        </w:tc>
+        <w:tc>
+          <w:tcPr/>
+          <w:p>
+            <w:pPr>
+              <w:pStyle w:val="Compact"/>
+              <w:jc w:val="left"/>
+            </w:pPr>
+            <w:r>
+              <w:t xml:space="preserve">A browser op</w:t>
+            </w:r>
+            <w:r>
+              <w:t xml:space="preserve"> </w:t>
+            </w:r>
+            <w:r>
+              <w:rPr>
+                <w:bCs/>
+                <w:b/>
+              </w:rPr>
+              <w:t xml:space="preserve">already in flight</w:t>
+            </w:r>
+            <w:r>
+              <w:t xml:space="preserve"> </w:t>
+            </w:r>
+            <w:r>
+              <w:t xml:space="preserve">when the scope aborts is driven to settle within the grace bound, not left to its own long timeout</w:t>
+            </w:r>
+          </w:p>
+        </w:tc>
+        <w:tc>
+          <w:tcPr/>
+          <w:p>
+            <w:pPr>
+              <w:pStyle w:val="Compact"/>
+              <w:jc w:val="left"/>
+            </w:pPr>
+            <w:r>
+              <w:rPr>
+                <w:rStyle w:val="VerbatimChar"/>
+              </w:rPr>
+              <w:t xml:space="preserve">browser-inflight-interrupt.test.ts</w:t>
+            </w:r>
+          </w:p>
+        </w:tc>
+        <w:tc>
+          <w:tcPr/>
+          <w:p>
+            <w:pPr>
+              <w:pStyle w:val="Compact"/>
+              <w:jc w:val="left"/>
+            </w:pPr>
+            <w:r>
+              <w:t xml:space="preserve">the held page settles in</w:t>
+            </w:r>
+            <w:r>
+              <w:t xml:space="preserve"> </w:t>
+            </w:r>
+            <w:r>
+              <w:rPr>
+                <w:bCs/>
+                <w:b/>
+              </w:rPr>
+              <w:t xml:space="preserve">≪ the un-bounded wall time</w:t>
+            </w:r>
+            <w:r>
+              <w:t xml:space="preserve"> </w:t>
+            </w:r>
+            <w:r>
+              <w:t xml:space="preserve">once the scope aborts (bounded by</w:t>
+            </w:r>
+            <w:r>
+              <w:t xml:space="preserve"> </w:t>
+            </w:r>
+            <w:r>
+              <w:rPr>
+                <w:rStyle w:val="VerbatimChar"/>
+              </w:rPr>
+              <w:t xml:space="preserve">BROWSER_ABORT_GRACE_MS</w:t>
+            </w:r>
+            <w:r>
+              <w:t xml:space="preserve"> </w:t>
+            </w:r>
+            <w:r>
+              <w:t xml:space="preserve">+ gate round-trip)</w:t>
+            </w:r>
+          </w:p>
+        </w:tc>
+        <w:tc>
+          <w:tcPr/>
+          <w:p>
+            <w:pPr>
+              <w:pStyle w:val="Compact"/>
+              <w:jc w:val="left"/>
+            </w:pPr>
+            <w:r>
+              <w:rPr>
+                <w:bCs/>
+                <w:b/>
+              </w:rPr>
+              <w:t xml:space="preserve">R(page)</w:t>
+            </w:r>
+          </w:p>
+        </w:tc>
+      </w:tr>
+    </w:tbl>
+    <w:p>
+      <w:pPr>
+        <w:pStyle w:val="BodyText"/>
+      </w:pPr>
+      <w:r>
+        <w:rPr>
+          <w:bCs/>
+          <w:b/>
+        </w:rPr>
+        <w:t xml:space="preserve">Mutation proof (5b, this session):</w:t>
+      </w:r>
+      <w:r>
+        <w:t xml:space="preserve"> </w:t>
+      </w:r>
+      <w:r>
+        <w:t xml:space="preserve">replacing the</w:t>
+      </w:r>
+      <w:r>
+        <w:t xml:space="preserve"> </w:t>
+      </w:r>
+      <w:r>
+        <w:rPr>
+          <w:rStyle w:val="VerbatimChar"/>
+        </w:rPr>
+        <w:t xml:space="preserve">installBoundedPageInterrupt</w:t>
+      </w:r>
+      <w:r>
+        <w:t xml:space="preserve"> </w:t>
+      </w:r>
+      <w:r>
+        <w:rPr>
+          <w:rStyle w:val="VerbatimChar"/>
+        </w:rPr>
+        <w:t xml:space="preserve">onAbort</w:t>
+      </w:r>
+      <w:r>
+        <w:t xml:space="preserve"> </w:t>
+      </w:r>
+      <w:r>
+        <w:t xml:space="preserve">body with a no-op (</w:t>
+      </w:r>
+      <w:r>
+        <w:rPr>
+          <w:rStyle w:val="VerbatimChar"/>
+        </w:rPr>
+        <w:t xml:space="preserve">MUTATION_MARKER_B3 in-flight interrupt disabled</w:t>
+      </w:r>
+      <w:r>
+        <w:t xml:space="preserve">) makes the test</w:t>
+      </w:r>
+      <w:r>
+        <w:t xml:space="preserve"> </w:t>
+      </w:r>
+      <w:r>
+        <w:rPr>
+          <w:bCs/>
+          <w:b/>
+        </w:rPr>
+        <w:t xml:space="preserve">fail</w:t>
+      </w:r>
+      <w:r>
+        <w:t xml:space="preserve"> </w:t>
+      </w:r>
+      <w:r>
+        <w:t xml:space="preserve">— the page settles at</w:t>
+      </w:r>
+      <w:r>
+        <w:t xml:space="preserve"> </w:t>
+      </w:r>
+      <w:r>
+        <w:rPr>
+          <w:bCs/>
+          <w:b/>
+        </w:rPr>
+        <w:t xml:space="preserve">8169 ms</w:t>
+      </w:r>
+      <w:r>
+        <w:t xml:space="preserve"> </w:t>
+      </w:r>
+      <w:r>
+        <w:t xml:space="preserve">instead of inside the</w:t>
+      </w:r>
+      <w:r>
+        <w:t xml:space="preserve"> </w:t>
+      </w:r>
+      <w:r>
+        <w:rPr>
+          <w:rStyle w:val="VerbatimChar"/>
+        </w:rPr>
+        <w:t xml:space="preserve">&lt; 3000 ms</w:t>
+      </w:r>
+      <w:r>
+        <w:t xml:space="preserve"> </w:t>
+      </w:r>
+      <w:r>
+        <w:t xml:space="preserve">bound. Reverted clean.</w:t>
+      </w:r>
+    </w:p>
+    <w:p>
+      <w:pPr>
+        <w:pStyle w:val="BodyText"/>
+      </w:pPr>
+      <w:r>
+        <w:rPr>
+          <w:bCs/>
+          <w:b/>
+        </w:rPr>
+        <w:t xml:space="preserve">Scope of this fix (honest):</w:t>
+      </w:r>
+      <w:r>
+        <w:t xml:space="preserve"> </w:t>
+      </w:r>
+      <w:r>
+        <w:t xml:space="preserve">the bounded interrupt is wired</w:t>
+      </w:r>
+      <w:r>
+        <w:t xml:space="preserve"> </w:t>
+      </w:r>
+      <w:r>
+        <w:rPr>
+          <w:bCs/>
+          <w:b/>
+        </w:rPr>
+        <w:t xml:space="preserve">only</w:t>
+      </w:r>
+      <w:r>
+        <w:t xml:space="preserve"> </w:t>
+      </w:r>
+      <w:r>
+        <w:t xml:space="preserve">into</w:t>
+      </w:r>
+      <w:r>
+        <w:t xml:space="preserve"> </w:t>
+      </w:r>
+      <w:r>
+        <w:rPr>
+          <w:rStyle w:val="VerbatimChar"/>
+        </w:rPr>
+        <w:t xml:space="preserve">fetchPdfViaBrowser</w:t>
+      </w:r>
+      <w:r>
+        <w:t xml:space="preserve">. The</w:t>
+      </w:r>
+      <w:r>
+        <w:t xml:space="preserve"> </w:t>
+      </w:r>
+      <w:r>
+        <w:rPr>
+          <w:rStyle w:val="VerbatimChar"/>
+        </w:rPr>
+        <w:t xml:space="preserve">fetchWithBrowser</w:t>
+      </w:r>
+      <w:r>
+        <w:t xml:space="preserve"> </w:t>
+      </w:r>
+      <w:r>
+        <w:t xml:space="preserve">HTML path is</w:t>
+      </w:r>
+      <w:r>
+        <w:t xml:space="preserve"> </w:t>
+      </w:r>
+      <w:r>
+        <w:rPr>
+          <w:bCs/>
+          <w:b/>
+        </w:rPr>
+        <w:t xml:space="preserve">not</w:t>
+      </w:r>
+      <w:r>
+        <w:t xml:space="preserve"> </w:t>
+      </w:r>
+      <w:r>
+        <w:t xml:space="preserve">wired to it — see §6.1 and §7. This row proves the mechanism works on the path it is installed on; it does not claim universal mid-flight interruption.</w:t>
+      </w:r>
+    </w:p>
+    <w:p>
+      <w:r>
+        <w:pict>
+          <v:rect style="width:0;height:1.5pt" o:hralign="center" o:hrstd="t" o:hr="t"/>
+        </w:pict>
+      </w:r>
+    </w:p>
+    <w:bookmarkEnd w:id="27"/>
+    <w:bookmarkStart w:id="28" w:name="X61e587293f8e03eedd176423ff2c8fac0af0ca5"/>
     <w:p>
       <w:pPr>
         <w:pStyle w:val="Heading2"/>
@@ -3883,73 +5388,115 @@
           <w:bCs/>
           <w:b/>
         </w:rPr>
-        <w:t xml:space="preserve">Active in-page CDP interruption is not instantaneous.</w:t>
-      </w:r>
-      <w:r>
-        <w:t xml:space="preserve"> </w:t>
-      </w:r>
-      <w:r>
-        <w:t xml:space="preserve">An HTTP fetch or Chromium navigation/</w:t>
-      </w:r>
-      <w:r>
-        <w:rPr>
-          <w:rStyle w:val="VerbatimChar"/>
-        </w:rPr>
-        <w:t xml:space="preserve">page.evaluate</w:t>
-      </w:r>
-      <w:r>
-        <w:t xml:space="preserve"> </w:t>
-      </w:r>
-      <w:r>
-        <w:t xml:space="preserve">already in flight when the scope aborts is not cancelled mid-operation by the scope machinery. Cancellation is enforced at the</w:t>
-      </w:r>
-      <w:r>
-        <w:t xml:space="preserve"> </w:t>
-      </w:r>
-      <w:r>
-        <w:rPr>
+        <w:t xml:space="preserve">Active in-page CDP interruption is bounded on one path only.</w:t>
+      </w:r>
+      <w:r>
+        <w:t xml:space="preserve"> </w:t>
+      </w:r>
+      <w:r>
+        <w:rPr>
+          <w:rStyle w:val="VerbatimChar"/>
+        </w:rPr>
+        <w:t xml:space="preserve">installBoundedPageInterrupt</w:t>
+      </w:r>
+      <w:r>
+        <w:t xml:space="preserve"> </w:t>
+      </w:r>
+      <w:r>
+        <w:t xml:space="preserve">now bounds an in-flight CDP op to</w:t>
+      </w:r>
+      <w:r>
+        <w:t xml:space="preserve"> </w:t>
+      </w:r>
+      <w:r>
+        <w:rPr>
+          <w:rStyle w:val="VerbatimChar"/>
+        </w:rPr>
+        <w:t xml:space="preserve">BROWSER_ABORT_GRACE_MS</w:t>
+      </w:r>
+      <w:r>
+        <w:t xml:space="preserve"> </w:t>
+      </w:r>
+      <w:r>
+        <w:t xml:space="preserve">+ a gate round-trip on the</w:t>
+      </w:r>
+      <w:r>
+        <w:t xml:space="preserve"> </w:t>
+      </w:r>
+      <w:r>
+        <w:rPr>
+          <w:rStyle w:val="VerbatimChar"/>
           <w:bCs/>
           <w:b/>
         </w:rPr>
-        <w:t xml:space="preserve">next admission gate</w:t>
-      </w:r>
-      <w:r>
-        <w:t xml:space="preserve"> </w:t>
-      </w:r>
-      <w:r>
-        <w:t xml:space="preserve">(B2/B7 refusal), by</w:t>
-      </w:r>
-      <w:r>
-        <w:t xml:space="preserve"> </w:t>
-      </w:r>
-      <w:r>
-        <w:rPr>
+        <w:t xml:space="preserve">fetchPdfViaBrowser</w:t>
+      </w:r>
+      <w:r>
+        <w:t xml:space="preserve"> </w:t>
+      </w:r>
+      <w:r>
+        <w:t xml:space="preserve">path (§5b, proven with a real Chromium page). The</w:t>
+      </w:r>
+      <w:r>
+        <w:t xml:space="preserve"> </w:t>
+      </w:r>
+      <w:r>
+        <w:rPr>
+          <w:rStyle w:val="VerbatimChar"/>
           <w:bCs/>
           <w:b/>
         </w:rPr>
-        <w:t xml:space="preserve">dispatch suppression</w:t>
-      </w:r>
-      <w:r>
-        <w:t xml:space="preserve"> </w:t>
-      </w:r>
-      <w:r>
-        <w:t xml:space="preserve">(B1-3: no new fetch after deadline), and — as the hard backstop — by the</w:t>
-      </w:r>
-      <w:r>
-        <w:t xml:space="preserve"> </w:t>
+        <w:t xml:space="preserve">fetchWithBrowser</w:t>
       </w:r>
       <w:r>
         <w:rPr>
           <w:bCs/>
           <w:b/>
         </w:rPr>
-        <w:t xml:space="preserve">job-isolation SIGKILL</w:t>
-      </w:r>
-      <w:r>
-        <w:t xml:space="preserve"> </w:t>
-      </w:r>
-      <w:r>
-        <w:t xml:space="preserve">of the whole child (observed in 5.5). The in-flight operation itself can run to its own completion or its own timeout first. Row 5.4 demonstrates exactly this, by design.</w:t>
+        <w:t xml:space="preserve"> </w:t>
+      </w:r>
+      <w:r>
+        <w:rPr>
+          <w:bCs/>
+          <w:b/>
+        </w:rPr>
+        <w:t xml:space="preserve">HTML path is still not wired</w:t>
+      </w:r>
+      <w:r>
+        <w:t xml:space="preserve"> </w:t>
+      </w:r>
+      <w:r>
+        <w:t xml:space="preserve">to this helper — an HTTP fetch /</w:t>
+      </w:r>
+      <w:r>
+        <w:t xml:space="preserve"> </w:t>
+      </w:r>
+      <w:r>
+        <w:rPr>
+          <w:rStyle w:val="VerbatimChar"/>
+        </w:rPr>
+        <w:t xml:space="preserve">page.goto</w:t>
+      </w:r>
+      <w:r>
+        <w:t xml:space="preserve"> </w:t>
+      </w:r>
+      <w:r>
+        <w:t xml:space="preserve">/</w:t>
+      </w:r>
+      <w:r>
+        <w:t xml:space="preserve"> </w:t>
+      </w:r>
+      <w:r>
+        <w:rPr>
+          <w:rStyle w:val="VerbatimChar"/>
+        </w:rPr>
+        <w:t xml:space="preserve">page.evaluate</w:t>
+      </w:r>
+      <w:r>
+        <w:t xml:space="preserve"> </w:t>
+      </w:r>
+      <w:r>
+        <w:t xml:space="preserve">/ WAF challenge already executing on that path when the scope aborts is still not torn down mid-operation, and falls back to the next admission gate (B2/B7 refusal), dispatch suppression (B1-3), and ultimately the job-isolation SIGKILL (§5.5). This is a real, named remaining gap.</w:t>
       </w:r>
     </w:p>
     <w:p>
@@ -4003,7 +5550,7 @@
         <w:t xml:space="preserve"> </w:t>
       </w:r>
       <w:r>
-        <w:t xml:space="preserve">stops after the deadline; it does not prove a per-request network timeout equal to</w:t>
+        <w:t xml:space="preserve">stops after the deadline; it does not prove a per-request network/socket timeout equal to</w:t>
       </w:r>
       <w:r>
         <w:t xml:space="preserve"> </w:t>
@@ -4030,7 +5577,7 @@
         <w:t xml:space="preserve">fetchIssuerPdfsWithPrimedSession</w:t>
       </w:r>
       <w:r>
-        <w:t xml:space="preserve">. The effective ceiling on an already-started browser fetch is the pipeline deadline → SIGKILL, not a scope-derived socket timeout.</w:t>
+        <w:t xml:space="preserve">. The effective ceiling on an already-started browser fetch on the un-wired path is the pipeline deadline → SIGKILL, not a scope-derived socket timeout.</w:t>
       </w:r>
     </w:p>
     <w:p>
@@ -4046,13 +5593,28 @@
           <w:bCs/>
           <w:b/>
         </w:rPr>
-        <w:t xml:space="preserve">Production recovery scope degenerates to the constant.</w:t>
-      </w:r>
-      <w:r>
-        <w:t xml:space="preserve"> </w:t>
-      </w:r>
-      <w:r>
-        <w:t xml:space="preserve">The production call (pipeline.ts:1714) omits</w:t>
+        <w:t xml:space="preserve">(RESOLVED in this candidate)</w:t>
+      </w:r>
+      <w:r>
+        <w:t xml:space="preserve"> </w:t>
+      </w:r>
+      <w:r>
+        <w:t xml:space="preserve">The production recovery window previously degenerated to the</w:t>
+      </w:r>
+      <w:r>
+        <w:t xml:space="preserve"> </w:t>
+      </w:r>
+      <w:r>
+        <w:rPr>
+          <w:rStyle w:val="VerbatimChar"/>
+        </w:rPr>
+        <w:t xml:space="preserve">PDF_RECOVERY_MAX_BUDGET_MS</w:t>
+      </w:r>
+      <w:r>
+        <w:t xml:space="preserve"> </w:t>
+      </w:r>
+      <w:r>
+        <w:t xml:space="preserve">(600000) constant because the call site omitted</w:t>
       </w:r>
       <w:r>
         <w:t xml:space="preserve"> </w:t>
@@ -4064,53 +5626,38 @@
         <w:t xml:space="preserve">remainingMs</w:t>
       </w:r>
       <w:r>
-        <w:t xml:space="preserve">, so in production the recovery scope’s deadline is</w:t>
-      </w:r>
-      <w:r>
-        <w:t xml:space="preserve"> </w:t>
-      </w:r>
-      <w:r>
-        <w:rPr>
-          <w:rStyle w:val="VerbatimChar"/>
-        </w:rPr>
-        <w:t xml:space="preserve">PDF_RECOVERY_MAX_BUDGET_MS</w:t>
-      </w:r>
-      <w:r>
-        <w:t xml:space="preserve"> </w:t>
-      </w:r>
-      <w:r>
-        <w:t xml:space="preserve">(600000) rather than a per-company remaining budget; the company deadline is enforced externally by job-isolation SIGKILL. Tests supply</w:t>
-      </w:r>
-      <w:r>
-        <w:t xml:space="preserve"> </w:t>
-      </w:r>
-      <w:r>
-        <w:rPr>
-          <w:rStyle w:val="VerbatimChar"/>
-        </w:rPr>
-        <w:t xml:space="preserve">remainingMs</w:t>
-      </w:r>
-      <w:r>
-        <w:t xml:space="preserve"> </w:t>
-      </w:r>
-      <w:r>
-        <w:t xml:space="preserve">to assert the capping logic (B1-2), but that narrower cap is</w:t>
-      </w:r>
-      <w:r>
-        <w:t xml:space="preserve"> </w:t>
-      </w:r>
-      <w:r>
-        <w:rPr>
-          <w:bCs/>
-          <w:b/>
-        </w:rPr>
-        <w:t xml:space="preserve">not</w:t>
-      </w:r>
-      <w:r>
-        <w:t xml:space="preserve"> </w:t>
-      </w:r>
-      <w:r>
-        <w:t xml:space="preserve">what runs in production today. This is a semantic point the reviewer should weigh.</w:t>
+        <w:t xml:space="preserve">. The call site now feeds</w:t>
+      </w:r>
+      <w:r>
+        <w:t xml:space="preserve"> </w:t>
+      </w:r>
+      <w:r>
+        <w:rPr>
+          <w:rStyle w:val="VerbatimChar"/>
+        </w:rPr>
+        <w:t xml:space="preserve">remainingFetchBudgetMs(fetchPhaseStart)</w:t>
+      </w:r>
+      <w:r>
+        <w:t xml:space="preserve"> </w:t>
+      </w:r>
+      <w:r>
+        <w:t xml:space="preserve">— the real budget minus elapsed, clamped to a floor — so the per-company remaining budget is honoured in production, not just in the test. Proven by B1-7 and its mutation (§1). The constant is unchanged; only how the window is</w:t>
+      </w:r>
+      <w:r>
+        <w:t xml:space="preserve"> </w:t>
+      </w:r>
+      <w:r>
+        <w:rPr>
+          <w:iCs/>
+          <w:i/>
+        </w:rPr>
+        <w:t xml:space="preserve">derived</w:t>
+      </w:r>
+      <w:r>
+        <w:t xml:space="preserve"> </w:t>
+      </w:r>
+      <w:r>
+        <w:t xml:space="preserve">changed.</w:t>
       </w:r>
     </w:p>
     <w:p>
@@ -4154,8 +5701,534 @@
         </w:pict>
       </w:r>
     </w:p>
-    <w:bookmarkEnd w:id="26"/>
-    <w:bookmarkStart w:id="27" w:name="summary"/>
+    <w:bookmarkEnd w:id="28"/>
+    <w:bookmarkStart w:id="29" w:name="X842a533cf8d730d2568b945d9056897a0476cef"/>
+    <w:p>
+      <w:pPr>
+        <w:pStyle w:val="Heading2"/>
+      </w:pPr>
+      <w:r>
+        <w:t xml:space="preserve">7. Unattempted-URL outcomes on cancellation (explicit terminal state) —</w:t>
+      </w:r>
+      <w:r>
+        <w:t xml:space="preserve"> </w:t>
+      </w:r>
+      <w:r>
+        <w:rPr>
+          <w:rStyle w:val="VerbatimChar"/>
+        </w:rPr>
+        <w:t xml:space="preserve">unattempted-cancelled-boundary.test.ts</w:t>
+      </w:r>
+    </w:p>
+    <w:p>
+      <w:pPr>
+        <w:pStyle w:val="FirstParagraph"/>
+      </w:pPr>
+      <w:r>
+        <w:t xml:space="preserve">Boundary:</w:t>
+      </w:r>
+      <w:r>
+        <w:t xml:space="preserve"> </w:t>
+      </w:r>
+      <w:r>
+        <w:rPr>
+          <w:rStyle w:val="VerbatimChar"/>
+        </w:rPr>
+        <w:t xml:space="preserve">markUnattemptedCancelled</w:t>
+      </w:r>
+      <w:r>
+        <w:t xml:space="preserve"> </w:t>
+      </w:r>
+      <w:r>
+        <w:t xml:space="preserve">(pipeline.ts), invoked at the fetch-loop cancel break. Before this candidate, the top-of-loop</w:t>
+      </w:r>
+      <w:r>
+        <w:t xml:space="preserve"> </w:t>
+      </w:r>
+      <w:r>
+        <w:rPr>
+          <w:rStyle w:val="VerbatimChar"/>
+        </w:rPr>
+        <w:t xml:space="preserve">if (cancelCheck?.()) break;</w:t>
+      </w:r>
+      <w:r>
+        <w:t xml:space="preserve"> </w:t>
+      </w:r>
+      <w:r>
+        <w:t xml:space="preserve">left still-</w:t>
+      </w:r>
+      <w:r>
+        <w:rPr>
+          <w:rStyle w:val="VerbatimChar"/>
+        </w:rPr>
+        <w:t xml:space="preserve">pending</w:t>
+      </w:r>
+      <w:r>
+        <w:t xml:space="preserve"> </w:t>
+      </w:r>
+      <w:r>
+        <w:t xml:space="preserve">documents silently in</w:t>
+      </w:r>
+      <w:r>
+        <w:t xml:space="preserve"> </w:t>
+      </w:r>
+      <w:r>
+        <w:rPr>
+          <w:rStyle w:val="VerbatimChar"/>
+        </w:rPr>
+        <w:t xml:space="preserve">pending</w:t>
+      </w:r>
+      <w:r>
+        <w:t xml:space="preserve"> </w:t>
+      </w:r>
+      <w:r>
+        <w:t xml:space="preserve">(the budget-exceeded path already force-marked its tail</w:t>
+      </w:r>
+      <w:r>
+        <w:t xml:space="preserve"> </w:t>
+      </w:r>
+      <w:r>
+        <w:rPr>
+          <w:rStyle w:val="VerbatimChar"/>
+        </w:rPr>
+        <w:t xml:space="preserve">budget_exceeded</w:t>
+      </w:r>
+      <w:r>
+        <w:t xml:space="preserve">, but the cancel path did not). The helper now walks the still-</w:t>
+      </w:r>
+      <w:r>
+        <w:rPr>
+          <w:rStyle w:val="VerbatimChar"/>
+        </w:rPr>
+        <w:t xml:space="preserve">pending</w:t>
+      </w:r>
+      <w:r>
+        <w:t xml:space="preserve"> </w:t>
+      </w:r>
+      <w:r>
+        <w:t xml:space="preserve">accepted documents and records each as fetch-dead with reason</w:t>
+      </w:r>
+      <w:r>
+        <w:t xml:space="preserve"> </w:t>
+      </w:r>
+      <w:r>
+        <w:rPr>
+          <w:rStyle w:val="VerbatimChar"/>
+        </w:rPr>
+        <w:t xml:space="preserve">not_attempted_cancelled</w:t>
+      </w:r>
+      <w:r>
+        <w:t xml:space="preserve">, giving every URL an explicit terminal outcome on cancellation.</w:t>
+      </w:r>
+    </w:p>
+    <w:tbl>
+      <w:tblPr>
+        <w:tblStyle w:val="Table"/>
+        <w:tblW w:type="pct" w:w="5000"/>
+        <w:tblLook w:firstRow="1" w:lastRow="0" w:firstColumn="0" w:lastColumn="0" w:noHBand="0" w:noVBand="0" w:val="0020"/>
+        <w:jc w:val="start"/>
+      </w:tblPr>
+      <w:tblGrid>
+        <w:gridCol w:w="1584"/>
+        <w:gridCol w:w="1584"/>
+        <w:gridCol w:w="1584"/>
+        <w:gridCol w:w="1584"/>
+        <w:gridCol w:w="1584"/>
+      </w:tblGrid>
+      <w:tr>
+        <w:trPr>
+          <w:tblHeader w:val="true"/>
+        </w:trPr>
+        <w:tc>
+          <w:tcPr/>
+          <w:p>
+            <w:pPr>
+              <w:pStyle w:val="Compact"/>
+              <w:jc w:val="left"/>
+            </w:pPr>
+            <w:r>
+              <w:t xml:space="preserve">#</w:t>
+            </w:r>
+          </w:p>
+        </w:tc>
+        <w:tc>
+          <w:tcPr/>
+          <w:p>
+            <w:pPr>
+              <w:pStyle w:val="Compact"/>
+              <w:jc w:val="left"/>
+            </w:pPr>
+            <w:r>
+              <w:t xml:space="preserve">Requirement</w:t>
+            </w:r>
+          </w:p>
+        </w:tc>
+        <w:tc>
+          <w:tcPr/>
+          <w:p>
+            <w:pPr>
+              <w:pStyle w:val="Compact"/>
+              <w:jc w:val="left"/>
+            </w:pPr>
+            <w:r>
+              <w:t xml:space="preserve">Test :: subtest</w:t>
+            </w:r>
+          </w:p>
+        </w:tc>
+        <w:tc>
+          <w:tcPr/>
+          <w:p>
+            <w:pPr>
+              <w:pStyle w:val="Compact"/>
+              <w:jc w:val="left"/>
+            </w:pPr>
+            <w:r>
+              <w:t xml:space="preserve">Key assertion</w:t>
+            </w:r>
+          </w:p>
+        </w:tc>
+        <w:tc>
+          <w:tcPr/>
+          <w:p>
+            <w:pPr>
+              <w:pStyle w:val="Compact"/>
+              <w:jc w:val="left"/>
+            </w:pPr>
+            <w:r>
+              <w:t xml:space="preserve">Level</w:t>
+            </w:r>
+          </w:p>
+        </w:tc>
+      </w:tr>
+      <w:tr>
+        <w:tc>
+          <w:tcPr/>
+          <w:p>
+            <w:pPr>
+              <w:pStyle w:val="Compact"/>
+              <w:jc w:val="left"/>
+            </w:pPr>
+            <w:r>
+              <w:t xml:space="preserve">7.1</w:t>
+            </w:r>
+          </w:p>
+        </w:tc>
+        <w:tc>
+          <w:tcPr/>
+          <w:p>
+            <w:pPr>
+              <w:pStyle w:val="Compact"/>
+              <w:jc w:val="left"/>
+            </w:pPr>
+            <w:r>
+              <w:t xml:space="preserve">On a cancel break, every still-</w:t>
+            </w:r>
+            <w:r>
+              <w:rPr>
+                <w:bCs/>
+                <w:b/>
+              </w:rPr>
+              <w:t xml:space="preserve">pending</w:t>
+            </w:r>
+            <w:r>
+              <w:t xml:space="preserve"> </w:t>
+            </w:r>
+            <w:r>
+              <w:t xml:space="preserve">accepted document for the company is recorded</w:t>
+            </w:r>
+            <w:r>
+              <w:t xml:space="preserve"> </w:t>
+            </w:r>
+            <w:r>
+              <w:rPr>
+                <w:bCs/>
+                <w:b/>
+              </w:rPr>
+              <w:t xml:space="preserve">fetch-dead</w:t>
+            </w:r>
+            <w:r>
+              <w:t xml:space="preserve"> </w:t>
+            </w:r>
+            <w:r>
+              <w:t xml:space="preserve">with reason</w:t>
+            </w:r>
+            <w:r>
+              <w:t xml:space="preserve"> </w:t>
+            </w:r>
+            <w:r>
+              <w:rPr>
+                <w:rStyle w:val="VerbatimChar"/>
+              </w:rPr>
+              <w:t xml:space="preserve">not_attempted_cancelled</w:t>
+            </w:r>
+          </w:p>
+        </w:tc>
+        <w:tc>
+          <w:tcPr/>
+          <w:p>
+            <w:pPr>
+              <w:pStyle w:val="Compact"/>
+              <w:jc w:val="left"/>
+            </w:pPr>
+            <w:r>
+              <w:rPr>
+                <w:rStyle w:val="VerbatimChar"/>
+              </w:rPr>
+              <w:t xml:space="preserve">unattempted-cancelled-boundary.test.ts</w:t>
+            </w:r>
+            <w:r>
+              <w:t xml:space="preserve"> </w:t>
+            </w:r>
+            <w:r>
+              <w:t xml:space="preserve">:: B6-1</w:t>
+            </w:r>
+          </w:p>
+        </w:tc>
+        <w:tc>
+          <w:tcPr/>
+          <w:p>
+            <w:pPr>
+              <w:pStyle w:val="Compact"/>
+              <w:jc w:val="left"/>
+            </w:pPr>
+            <w:r>
+              <w:t xml:space="preserve">all 3 seeded pending docs become</w:t>
+            </w:r>
+            <w:r>
+              <w:t xml:space="preserve"> </w:t>
+            </w:r>
+            <w:r>
+              <w:rPr>
+                <w:rStyle w:val="VerbatimChar"/>
+              </w:rPr>
+              <w:t xml:space="preserve">fetch_status='dead'</w:t>
+            </w:r>
+            <w:r>
+              <w:t xml:space="preserve">,</w:t>
+            </w:r>
+            <w:r>
+              <w:t xml:space="preserve"> </w:t>
+            </w:r>
+            <w:r>
+              <w:rPr>
+                <w:rStyle w:val="VerbatimChar"/>
+              </w:rPr>
+              <w:t xml:space="preserve">failure_reason='not_attempted_cancelled'</w:t>
+            </w:r>
+            <w:r>
+              <w:t xml:space="preserve"> </w:t>
+            </w:r>
+            <w:r>
+              <w:t xml:space="preserve">in real Postgres</w:t>
+            </w:r>
+          </w:p>
+        </w:tc>
+        <w:tc>
+          <w:tcPr/>
+          <w:p>
+            <w:pPr>
+              <w:pStyle w:val="Compact"/>
+              <w:jc w:val="left"/>
+            </w:pPr>
+            <w:r>
+              <w:rPr>
+                <w:bCs/>
+                <w:b/>
+              </w:rPr>
+              <w:t xml:space="preserve">D</w:t>
+            </w:r>
+          </w:p>
+        </w:tc>
+      </w:tr>
+      <w:tr>
+        <w:tc>
+          <w:tcPr/>
+          <w:p>
+            <w:pPr>
+              <w:pStyle w:val="Compact"/>
+              <w:jc w:val="left"/>
+            </w:pPr>
+            <w:r>
+              <w:t xml:space="preserve">7.2</w:t>
+            </w:r>
+          </w:p>
+        </w:tc>
+        <w:tc>
+          <w:tcPr/>
+          <w:p>
+            <w:pPr>
+              <w:pStyle w:val="Compact"/>
+              <w:jc w:val="left"/>
+            </w:pPr>
+            <w:r>
+              <w:t xml:space="preserve">Documents already in a terminal state are</w:t>
+            </w:r>
+            <w:r>
+              <w:t xml:space="preserve"> </w:t>
+            </w:r>
+            <w:r>
+              <w:rPr>
+                <w:bCs/>
+                <w:b/>
+              </w:rPr>
+              <w:t xml:space="preserve">not</w:t>
+            </w:r>
+            <w:r>
+              <w:t xml:space="preserve"> </w:t>
+            </w:r>
+            <w:r>
+              <w:t xml:space="preserve">overwritten; the helper only touches</w:t>
+            </w:r>
+            <w:r>
+              <w:t xml:space="preserve"> </w:t>
+            </w:r>
+            <w:r>
+              <w:rPr>
+                <w:rStyle w:val="VerbatimChar"/>
+              </w:rPr>
+              <w:t xml:space="preserve">pending</w:t>
+            </w:r>
+          </w:p>
+        </w:tc>
+        <w:tc>
+          <w:tcPr/>
+          <w:p>
+            <w:pPr>
+              <w:pStyle w:val="Compact"/>
+              <w:jc w:val="left"/>
+            </w:pPr>
+            <w:r>
+              <w:t xml:space="preserve">B6-2</w:t>
+            </w:r>
+          </w:p>
+        </w:tc>
+        <w:tc>
+          <w:tcPr/>
+          <w:p>
+            <w:pPr>
+              <w:pStyle w:val="Compact"/>
+              <w:jc w:val="left"/>
+            </w:pPr>
+            <w:r>
+              <w:t xml:space="preserve">non-pending docs are left untouched</w:t>
+            </w:r>
+          </w:p>
+        </w:tc>
+        <w:tc>
+          <w:tcPr/>
+          <w:p>
+            <w:pPr>
+              <w:pStyle w:val="Compact"/>
+              <w:jc w:val="left"/>
+            </w:pPr>
+            <w:r>
+              <w:rPr>
+                <w:bCs/>
+                <w:b/>
+              </w:rPr>
+              <w:t xml:space="preserve">D</w:t>
+            </w:r>
+          </w:p>
+        </w:tc>
+      </w:tr>
+    </w:tbl>
+    <w:p>
+      <w:pPr>
+        <w:pStyle w:val="BodyText"/>
+      </w:pPr>
+      <w:r>
+        <w:rPr>
+          <w:bCs/>
+          <w:b/>
+        </w:rPr>
+        <w:t xml:space="preserve">Mutation proof (7, this session):</w:t>
+      </w:r>
+      <w:r>
+        <w:t xml:space="preserve"> </w:t>
+      </w:r>
+      <w:r>
+        <w:t xml:space="preserve">appending</w:t>
+      </w:r>
+      <w:r>
+        <w:t xml:space="preserve"> </w:t>
+      </w:r>
+      <w:r>
+        <w:rPr>
+          <w:rStyle w:val="VerbatimChar"/>
+        </w:rPr>
+        <w:t xml:space="preserve">&amp;&amp; false /* MUTATION_MARKER_B6 silent-drop */</w:t>
+      </w:r>
+      <w:r>
+        <w:t xml:space="preserve"> </w:t>
+      </w:r>
+      <w:r>
+        <w:t xml:space="preserve">to the pending filter in</w:t>
+      </w:r>
+      <w:r>
+        <w:t xml:space="preserve"> </w:t>
+      </w:r>
+      <w:r>
+        <w:rPr>
+          <w:rStyle w:val="VerbatimChar"/>
+        </w:rPr>
+        <w:t xml:space="preserve">markUnattemptedCancelled</w:t>
+      </w:r>
+      <w:r>
+        <w:t xml:space="preserve"> </w:t>
+      </w:r>
+      <w:r>
+        <w:t xml:space="preserve">makes</w:t>
+      </w:r>
+      <w:r>
+        <w:t xml:space="preserve"> </w:t>
+      </w:r>
+      <w:r>
+        <w:rPr>
+          <w:bCs/>
+          <w:b/>
+        </w:rPr>
+        <w:t xml:space="preserve">B6-1 fail</w:t>
+      </w:r>
+      <w:r>
+        <w:t xml:space="preserve"> </w:t>
+      </w:r>
+      <w:r>
+        <w:t xml:space="preserve">(</w:t>
+      </w:r>
+      <w:r>
+        <w:rPr>
+          <w:rStyle w:val="VerbatimChar"/>
+        </w:rPr>
+        <w:t xml:space="preserve">0 !== 3</w:t>
+      </w:r>
+      <w:r>
+        <w:t xml:space="preserve"> </w:t>
+      </w:r>
+      <w:r>
+        <w:t xml:space="preserve">— no doc marked; the silent-</w:t>
+      </w:r>
+      <w:r>
+        <w:rPr>
+          <w:rStyle w:val="VerbatimChar"/>
+        </w:rPr>
+        <w:t xml:space="preserve">pending</w:t>
+      </w:r>
+      <w:r>
+        <w:t xml:space="preserve"> </w:t>
+      </w:r>
+      <w:r>
+        <w:t xml:space="preserve">leak is back) while B6-2 still passes. Reverted clean.</w:t>
+      </w:r>
+    </w:p>
+    <w:p>
+      <w:r>
+        <w:pict>
+          <v:rect style="width:0;height:1.5pt" o:hralign="center" o:hrstd="t" o:hr="t"/>
+        </w:pict>
+      </w:r>
+    </w:p>
+    <w:bookmarkEnd w:id="29"/>
+    <w:bookmarkStart w:id="30" w:name="summary"/>
     <w:p>
       <w:pPr>
         <w:pStyle w:val="Heading2"/>
@@ -4213,7 +6286,7 @@
               <w:jc w:val="left"/>
             </w:pPr>
             <w:r>
-              <w:t xml:space="preserve">Mutation-fail demo</w:t>
+              <w:t xml:space="preserve">Mutation-fail demo (this session)</w:t>
             </w:r>
           </w:p>
         </w:tc>
@@ -4239,43 +6312,58 @@
               <w:jc w:val="left"/>
             </w:pPr>
             <w:r>
-              <w:t xml:space="preserve">B1 deadline/scope propagation</w:t>
-            </w:r>
-          </w:p>
-        </w:tc>
-        <w:tc>
-          <w:tcPr/>
-          <w:p>
-            <w:pPr>
-              <w:pStyle w:val="Compact"/>
-              <w:jc w:val="left"/>
-            </w:pPr>
-            <w:r>
-              <w:t xml:space="preserve">6 subtests (B1-1..B1-6)</w:t>
-            </w:r>
-          </w:p>
-        </w:tc>
-        <w:tc>
-          <w:tcPr/>
-          <w:p>
-            <w:pPr>
-              <w:pStyle w:val="Compact"/>
-              <w:jc w:val="left"/>
-            </w:pPr>
-            <w:r>
-              <w:t xml:space="preserve">scope-drop → B1-1 fail</w:t>
-            </w:r>
-          </w:p>
-        </w:tc>
-        <w:tc>
-          <w:tcPr/>
-          <w:p>
-            <w:pPr>
-              <w:pStyle w:val="Compact"/>
-              <w:jc w:val="left"/>
-            </w:pPr>
-            <w:r>
-              <w:t xml:space="preserve">U(broker)</w:t>
+              <w:t xml:space="preserve">B1 deadline/scope propagation + recovery window</w:t>
+            </w:r>
+          </w:p>
+        </w:tc>
+        <w:tc>
+          <w:tcPr/>
+          <w:p>
+            <w:pPr>
+              <w:pStyle w:val="Compact"/>
+              <w:jc w:val="left"/>
+            </w:pPr>
+            <w:r>
+              <w:t xml:space="preserve">7 subtests (B1-1..B1-7)</w:t>
+            </w:r>
+          </w:p>
+        </w:tc>
+        <w:tc>
+          <w:tcPr/>
+          <w:p>
+            <w:pPr>
+              <w:pStyle w:val="Compact"/>
+              <w:jc w:val="left"/>
+            </w:pPr>
+            <w:r>
+              <w:t xml:space="preserve">scope-drop → B1-1 fail;</w:t>
+            </w:r>
+            <w:r>
+              <w:t xml:space="preserve"> </w:t>
+            </w:r>
+            <w:r>
+              <w:rPr>
+                <w:rStyle w:val="VerbatimChar"/>
+              </w:rPr>
+              <w:t xml:space="preserve">return budgetMs</w:t>
+            </w:r>
+            <w:r>
+              <w:t xml:space="preserve"> </w:t>
+            </w:r>
+            <w:r>
+              <w:t xml:space="preserve">→ B1-7 fail</w:t>
+            </w:r>
+          </w:p>
+        </w:tc>
+        <w:tc>
+          <w:tcPr/>
+          <w:p>
+            <w:pPr>
+              <w:pStyle w:val="Compact"/>
+              <w:jc w:val="left"/>
+            </w:pPr>
+            <w:r>
+              <w:t xml:space="preserve">U(broker)/U(unit)</w:t>
             </w:r>
           </w:p>
         </w:tc>
@@ -4289,7 +6377,7 @@
               <w:jc w:val="left"/>
             </w:pPr>
             <w:r>
-              <w:t xml:space="preserve">B2 proc admission</w:t>
+              <w:t xml:space="preserve">B2 proc admission (in-process)</w:t>
             </w:r>
           </w:p>
         </w:tc>
@@ -4348,31 +6436,31 @@
               <w:jc w:val="left"/>
             </w:pPr>
             <w:r>
-              <w:t xml:space="preserve">B3 stalled extraction</w:t>
-            </w:r>
-          </w:p>
-        </w:tc>
-        <w:tc>
-          <w:tcPr/>
-          <w:p>
-            <w:pPr>
-              <w:pStyle w:val="Compact"/>
-              <w:jc w:val="left"/>
-            </w:pPr>
-            <w:r>
-              <w:t xml:space="preserve">2 subtests</w:t>
-            </w:r>
-          </w:p>
-        </w:tc>
-        <w:tc>
-          <w:tcPr/>
-          <w:p>
-            <w:pPr>
-              <w:pStyle w:val="Compact"/>
-              <w:jc w:val="left"/>
-            </w:pPr>
-            <w:r>
-              <w:t xml:space="preserve">abort-reg-disabled → full 60 s</w:t>
+              <w:t xml:space="preserve">B2b proc admission across real fork+IPC</w:t>
+            </w:r>
+          </w:p>
+        </w:tc>
+        <w:tc>
+          <w:tcPr/>
+          <w:p>
+            <w:pPr>
+              <w:pStyle w:val="Compact"/>
+              <w:jc w:val="left"/>
+            </w:pPr>
+            <w:r>
+              <w:t xml:space="preserve">1 subtest</w:t>
+            </w:r>
+          </w:p>
+        </w:tc>
+        <w:tc>
+          <w:tcPr/>
+          <w:p>
+            <w:pPr>
+              <w:pStyle w:val="Compact"/>
+              <w:jc w:val="left"/>
+            </w:pPr>
+            <w:r>
+              <w:t xml:space="preserve">generic-error type → withdrawal untagged, fail-fast</w:t>
             </w:r>
           </w:p>
         </w:tc>
@@ -4388,7 +6476,7 @@
                 <w:bCs/>
                 <w:b/>
               </w:rPr>
-              <w:t xml:space="preserve">S (real kill)</w:t>
+              <w:t xml:space="preserve">I (real fork+IPC)</w:t>
             </w:r>
           </w:p>
         </w:tc>
@@ -4402,7 +6490,7 @@
               <w:jc w:val="left"/>
             </w:pPr>
             <w:r>
-              <w:t xml:space="preserve">B6 killable extraction</w:t>
+              <w:t xml:space="preserve">B3 stalled extraction</w:t>
             </w:r>
           </w:p>
         </w:tc>
@@ -4426,7 +6514,7 @@
               <w:jc w:val="left"/>
             </w:pPr>
             <w:r>
-              <w:t xml:space="preserve">(size-cap → subprocess; see REVIEW_PACKAGE)</w:t>
+              <w:t xml:space="preserve">abort-reg-disabled → full 60 s</w:t>
             </w:r>
           </w:p>
         </w:tc>
@@ -4442,7 +6530,7 @@
                 <w:bCs/>
                 <w:b/>
               </w:rPr>
-              <w:t xml:space="preserve">S (real subprocess)</w:t>
+              <w:t xml:space="preserve">S (real kill)</w:t>
             </w:r>
           </w:p>
         </w:tc>
@@ -4456,43 +6544,47 @@
               <w:jc w:val="left"/>
             </w:pPr>
             <w:r>
-              <w:t xml:space="preserve">B7 in-flight coalescing</w:t>
-            </w:r>
-          </w:p>
-        </w:tc>
-        <w:tc>
-          <w:tcPr/>
-          <w:p>
-            <w:pPr>
-              <w:pStyle w:val="Compact"/>
-              <w:jc w:val="left"/>
-            </w:pPr>
-            <w:r>
-              <w:t xml:space="preserve">2 subtests (B7-1, B7-2)</w:t>
-            </w:r>
-          </w:p>
-        </w:tc>
-        <w:tc>
-          <w:tcPr/>
-          <w:p>
-            <w:pPr>
-              <w:pStyle w:val="Compact"/>
-              <w:jc w:val="left"/>
-            </w:pPr>
-            <w:r>
-              <w:t xml:space="preserve">2 mutants → B7-1 / B7-2 fail</w:t>
-            </w:r>
-          </w:p>
-        </w:tc>
-        <w:tc>
-          <w:tcPr/>
-          <w:p>
-            <w:pPr>
-              <w:pStyle w:val="Compact"/>
-              <w:jc w:val="left"/>
-            </w:pPr>
-            <w:r>
-              <w:t xml:space="preserve">U(broker)</w:t>
+              <w:t xml:space="preserve">B6(sub) killable extraction</w:t>
+            </w:r>
+          </w:p>
+        </w:tc>
+        <w:tc>
+          <w:tcPr/>
+          <w:p>
+            <w:pPr>
+              <w:pStyle w:val="Compact"/>
+              <w:jc w:val="left"/>
+            </w:pPr>
+            <w:r>
+              <w:t xml:space="preserve">2 subtests</w:t>
+            </w:r>
+          </w:p>
+        </w:tc>
+        <w:tc>
+          <w:tcPr/>
+          <w:p>
+            <w:pPr>
+              <w:pStyle w:val="Compact"/>
+              <w:jc w:val="left"/>
+            </w:pPr>
+            <w:r>
+              <w:t xml:space="preserve">(subprocess boundary; see REVIEW_PACKAGE)</w:t>
+            </w:r>
+          </w:p>
+        </w:tc>
+        <w:tc>
+          <w:tcPr/>
+          <w:p>
+            <w:pPr>
+              <w:pStyle w:val="Compact"/>
+              <w:jc w:val="left"/>
+            </w:pPr>
+            <w:r>
+              <w:rPr>
+                <w:bCs/>
+                <w:b/>
+              </w:rPr>
+              <w:t xml:space="preserve">S (real subprocess)</w:t>
             </w:r>
           </w:p>
         </w:tc>
@@ -4506,6 +6598,56 @@
               <w:jc w:val="left"/>
             </w:pPr>
             <w:r>
+              <w:t xml:space="preserve">B7 in-flight coalescing + settlement</w:t>
+            </w:r>
+          </w:p>
+        </w:tc>
+        <w:tc>
+          <w:tcPr/>
+          <w:p>
+            <w:pPr>
+              <w:pStyle w:val="Compact"/>
+              <w:jc w:val="left"/>
+            </w:pPr>
+            <w:r>
+              <w:t xml:space="preserve">3 subtests (B7-1..B7-3)</w:t>
+            </w:r>
+          </w:p>
+        </w:tc>
+        <w:tc>
+          <w:tcPr/>
+          <w:p>
+            <w:pPr>
+              <w:pStyle w:val="Compact"/>
+              <w:jc w:val="left"/>
+            </w:pPr>
+            <w:r>
+              <w:t xml:space="preserve">3 mutants → B7-1 / B7-2 / B7-3 fail</w:t>
+            </w:r>
+          </w:p>
+        </w:tc>
+        <w:tc>
+          <w:tcPr/>
+          <w:p>
+            <w:pPr>
+              <w:pStyle w:val="Compact"/>
+              <w:jc w:val="left"/>
+            </w:pPr>
+            <w:r>
+              <w:t xml:space="preserve">U(broker)</w:t>
+            </w:r>
+          </w:p>
+        </w:tc>
+      </w:tr>
+      <w:tr>
+        <w:tc>
+          <w:tcPr/>
+          <w:p>
+            <w:pPr>
+              <w:pStyle w:val="Compact"/>
+              <w:jc w:val="left"/>
+            </w:pPr>
+            <w:r>
               <w:t xml:space="preserve">Browser close/reap ordering</w:t>
             </w:r>
           </w:p>
@@ -4530,7 +6672,7 @@
               <w:jc w:val="left"/>
             </w:pPr>
             <w:r>
-              <w:t xml:space="preserve">release-first → ordering fail</w:t>
+              <w:t xml:space="preserve">release-first → ordering fail (prior)</w:t>
             </w:r>
           </w:p>
         </w:tc>
@@ -4547,6 +6689,123 @@
                 <w:b/>
               </w:rPr>
               <w:t xml:space="preserve">R (real Chromium)</w:t>
+            </w:r>
+          </w:p>
+        </w:tc>
+      </w:tr>
+      <w:tr>
+        <w:tc>
+          <w:tcPr/>
+          <w:p>
+            <w:pPr>
+              <w:pStyle w:val="Compact"/>
+              <w:jc w:val="left"/>
+            </w:pPr>
+            <w:r>
+              <w:t xml:space="preserve">Bounded in-flight page interrupt (PDF path)</w:t>
+            </w:r>
+          </w:p>
+        </w:tc>
+        <w:tc>
+          <w:tcPr/>
+          <w:p>
+            <w:pPr>
+              <w:pStyle w:val="Compact"/>
+              <w:jc w:val="left"/>
+            </w:pPr>
+            <w:r>
+              <w:t xml:space="preserve">1 subtest</w:t>
+            </w:r>
+          </w:p>
+        </w:tc>
+        <w:tc>
+          <w:tcPr/>
+          <w:p>
+            <w:pPr>
+              <w:pStyle w:val="Compact"/>
+              <w:jc w:val="left"/>
+            </w:pPr>
+            <w:r>
+              <w:t xml:space="preserve">onAbort no-op → 8169 ms vs &lt; 3000 ms</w:t>
+            </w:r>
+          </w:p>
+        </w:tc>
+        <w:tc>
+          <w:tcPr/>
+          <w:p>
+            <w:pPr>
+              <w:pStyle w:val="Compact"/>
+              <w:jc w:val="left"/>
+            </w:pPr>
+            <w:r>
+              <w:rPr>
+                <w:bCs/>
+                <w:b/>
+              </w:rPr>
+              <w:t xml:space="preserve">R(page) (real Chromium)</w:t>
+            </w:r>
+          </w:p>
+        </w:tc>
+      </w:tr>
+      <w:tr>
+        <w:tc>
+          <w:tcPr/>
+          <w:p>
+            <w:pPr>
+              <w:pStyle w:val="Compact"/>
+              <w:jc w:val="left"/>
+            </w:pPr>
+            <w:r>
+              <w:t xml:space="preserve">Unattempted-URL terminal outcomes</w:t>
+            </w:r>
+          </w:p>
+        </w:tc>
+        <w:tc>
+          <w:tcPr/>
+          <w:p>
+            <w:pPr>
+              <w:pStyle w:val="Compact"/>
+              <w:jc w:val="left"/>
+            </w:pPr>
+            <w:r>
+              <w:t xml:space="preserve">2 subtests (B6-1, B6-2)</w:t>
+            </w:r>
+          </w:p>
+        </w:tc>
+        <w:tc>
+          <w:tcPr/>
+          <w:p>
+            <w:pPr>
+              <w:pStyle w:val="Compact"/>
+              <w:jc w:val="left"/>
+            </w:pPr>
+            <w:r>
+              <w:t xml:space="preserve">silent-drop → B6-1</w:t>
+            </w:r>
+            <w:r>
+              <w:t xml:space="preserve"> </w:t>
+            </w:r>
+            <w:r>
+              <w:rPr>
+                <w:rStyle w:val="VerbatimChar"/>
+              </w:rPr>
+              <w:t xml:space="preserve">0 !== 3</w:t>
+            </w:r>
+          </w:p>
+        </w:tc>
+        <w:tc>
+          <w:tcPr/>
+          <w:p>
+            <w:pPr>
+              <w:pStyle w:val="Compact"/>
+              <w:jc w:val="left"/>
+            </w:pPr>
+            <w:r>
+              <w:rPr>
+                <w:bCs/>
+                <w:b/>
+              </w:rPr>
+              <w:t xml:space="preserve">D (real Postgres)</w:t>
             </w:r>
           </w:p>
         </w:tc>
@@ -4557,39 +6816,124 @@
         <w:pStyle w:val="BodyText"/>
       </w:pPr>
       <w:r>
-        <w:t xml:space="preserve">All 7 files green on</w:t>
-      </w:r>
-      <w:r>
-        <w:t xml:space="preserve"> </w:t>
-      </w:r>
-      <w:r>
-        <w:rPr>
-          <w:rStyle w:val="VerbatimChar"/>
-        </w:rPr>
-        <w:t xml:space="preserve">b317833</w:t>
-      </w:r>
-      <w:r>
-        <w:t xml:space="preserve"> </w:t>
-      </w:r>
-      <w:r>
-        <w:t xml:space="preserve">(27 subtests). Every mutation in this document was applied, observed to fail the named assertion, and reverted to a clean tree</w:t>
-      </w:r>
-      <w:r>
-        <w:t xml:space="preserve"> </w:t>
-      </w:r>
-      <w:r>
         <w:rPr>
           <w:bCs/>
           <w:b/>
         </w:rPr>
+        <w:t xml:space="preserve">11 test files, all green on</w:t>
+      </w:r>
+      <w:r>
+        <w:rPr>
+          <w:bCs/>
+          <w:b/>
+        </w:rPr>
+        <w:t xml:space="preserve"> </w:t>
+      </w:r>
+      <w:r>
+        <w:rPr>
+          <w:rStyle w:val="VerbatimChar"/>
+          <w:bCs/>
+          <w:b/>
+        </w:rPr>
+        <w:t xml:space="preserve">45cc661</w:t>
+      </w:r>
+      <w:r>
+        <w:rPr>
+          <w:bCs/>
+          <w:b/>
+        </w:rPr>
+        <w:t xml:space="preserve">:</w:t>
+      </w:r>
+      <w:r>
+        <w:t xml:space="preserve"> </w:t>
+      </w:r>
+      <w:r>
+        <w:t xml:space="preserve">33</w:t>
+      </w:r>
+      <w:r>
+        <w:t xml:space="preserve"> </w:t>
+      </w:r>
+      <w:r>
+        <w:rPr>
+          <w:rStyle w:val="VerbatimChar"/>
+        </w:rPr>
+        <w:t xml:space="preserve">node:test</w:t>
+      </w:r>
+      <w:r>
+        <w:t xml:space="preserve"> </w:t>
+      </w:r>
+      <w:r>
+        <w:t xml:space="preserve">subtests across 10 files (operation-scoped-cancellation 7, company-pdf-recovery-boundary 7, cancellable-proc-admission-boundary 4, inflight-coalescing-boundary 3, stalled-extraction-boundary 2, pdf-parse-subprocess-equivalence 2, browser-close-order 4, browser-inflight-interrupt 1, isolated-proc-admission-boundary 1, unattempted-cancelled-boundary 2) +</w:t>
+      </w:r>
+      <w:r>
+        <w:t xml:space="preserve"> </w:t>
+      </w:r>
+      <w:r>
+        <w:rPr>
+          <w:rStyle w:val="VerbatimChar"/>
+        </w:rPr>
+        <w:t xml:space="preserve">scoring-cancellation.unit</w:t>
+      </w:r>
+      <w:r>
+        <w:t xml:space="preserve"> </w:t>
+      </w:r>
+      <w:r>
+        <w:t xml:space="preserve">(60 passed, 0 failed; custom runner). 0 failures anywhere.</w:t>
+      </w:r>
+    </w:p>
+    <w:p>
+      <w:pPr>
+        <w:pStyle w:val="BodyText"/>
+      </w:pPr>
+      <w:r>
+        <w:t xml:space="preserve">Every mutation in this document was applied, observed to fail the named assertion, and reverted to a clean tree</w:t>
+      </w:r>
+      <w:r>
+        <w:t xml:space="preserve"> </w:t>
+      </w:r>
+      <w:r>
+        <w:rPr>
+          <w:bCs/>
+          <w:b/>
+        </w:rPr>
         <w:t xml:space="preserve">in this session</w:t>
       </w:r>
       <w:r>
-        <w:t xml:space="preserve">. The gaps in §6 are real and are the honest boundary of what the suite proves.</w:t>
+        <w:t xml:space="preserve"> </w:t>
+      </w:r>
+      <w:r>
+        <w:t xml:space="preserve">(</w:t>
+      </w:r>
+      <w:r>
+        <w:rPr>
+          <w:rStyle w:val="VerbatimChar"/>
+        </w:rPr>
+        <w:t xml:space="preserve">grep -rn MUTATION_MARKER server/</w:t>
+      </w:r>
+      <w:r>
+        <w:t xml:space="preserve"> </w:t>
+      </w:r>
+      <w:r>
+        <w:t xml:space="preserve">→ none;</w:t>
+      </w:r>
+      <w:r>
+        <w:t xml:space="preserve"> </w:t>
+      </w:r>
+      <w:r>
+        <w:rPr>
+          <w:rStyle w:val="VerbatimChar"/>
+        </w:rPr>
+        <w:t xml:space="preserve">git diff --quiet HEAD -- server/lib/processor.ts server/lib/pipeline.ts</w:t>
+      </w:r>
+      <w:r>
+        <w:t xml:space="preserve"> </w:t>
+      </w:r>
+      <w:r>
+        <w:t xml:space="preserve">→ clean). The gaps in §6 are real and are the honest boundary of what the suite proves.</w:t>
       </w:r>
     </w:p>
-    <w:bookmarkEnd w:id="27"/>
-    <w:bookmarkEnd w:id="28"/>
+    <w:bookmarkEnd w:id="30"/>
+    <w:bookmarkEnd w:id="31"/>
     <w:sectPr/>
   </w:body>
 </w:document>

--- a/deliverables/release-evidence/COVERAGE_MATRIX.docx
+++ b/deliverables/release-evidence/COVERAGE_MATRIX.docx
@@ -2,7 +2,7 @@
 <file path=word/document.xml><?xml version="1.0" encoding="utf-8"?>
 <w:document xmlns:w="http://schemas.openxmlformats.org/wordprocessingml/2006/main" xmlns:m="http://schemas.openxmlformats.org/officeDocument/2006/math" xmlns:r="http://schemas.openxmlformats.org/officeDocument/2006/relationships" xmlns:o="urn:schemas-microsoft-com:office:office" xmlns:v="urn:schemas-microsoft-com:vml" xmlns:w10="urn:schemas-microsoft-com:office:word" xmlns:a="http://schemas.openxmlformats.org/drawingml/2006/main" xmlns:pic="http://schemas.openxmlformats.org/drawingml/2006/picture" xmlns:wp="http://schemas.openxmlformats.org/drawingml/2006/wordprocessingDrawing">
   <w:body>
-    <w:bookmarkStart w:id="31" w:name="X5aa6b8120f829a0f053e4a397cb944e278ea818"/>
+    <w:bookmarkStart w:id="31" w:name="X199f60019d4e4ee01d68eb0c9fe523816ba8dce"/>
     <w:p>
       <w:pPr>
         <w:pStyle w:val="Heading1"/>
@@ -14,7 +14,7 @@
         <w:rPr>
           <w:rStyle w:val="VerbatimChar"/>
         </w:rPr>
-        <w:t xml:space="preserve">45cc661</w:t>
+        <w:t xml:space="preserve">6e09ced</w:t>
       </w:r>
       <w:r>
         <w:t xml:space="preserve">)</w:t>
@@ -57,7 +57,7 @@
                 <w:bCs/>
                 <w:b/>
               </w:rPr>
-              <w:t xml:space="preserve">45cc661d2898e52ad8512083929535d1667050d7</w:t>
+              <w:t xml:space="preserve">6e09ced4bf42d036c257cb35772335600215ff30</w:t>
             </w:r>
             <w:r>
               <w:t xml:space="preserve"> </w:t>
@@ -152,7 +152,7 @@
               <w:t xml:space="preserve"> </w:t>
             </w:r>
             <w:r>
-              <w:t xml:space="preserve">(bounded in-flight browser interruption) →</w:t>
+              <w:t xml:space="preserve">(bounded in-flight browser interruption, PDF path) →</w:t>
             </w:r>
             <w:r>
               <w:t xml:space="preserve"> </w:t>
@@ -182,7 +182,66 @@
               <w:t xml:space="preserve"> </w:t>
             </w:r>
             <w:r>
-              <w:t xml:space="preserve">(real-IPC proc-admission withdrawal test + explicit unattempted-URL outcomes)</w:t>
+              <w:t xml:space="preserve">(real-IPC proc-admission withdrawal test + explicit unattempted-URL outcomes) →</w:t>
+            </w:r>
+            <w:r>
+              <w:t xml:space="preserve"> </w:t>
+            </w:r>
+            <w:r>
+              <w:rPr>
+                <w:rStyle w:val="VerbatimChar"/>
+              </w:rPr>
+              <w:t xml:space="preserve">658a17c</w:t>
+            </w:r>
+            <w:r>
+              <w:t xml:space="preserve"> </w:t>
+            </w:r>
+            <w:r>
+              <w:t xml:space="preserve">(deadline threading into browser nav timeouts via</w:t>
+            </w:r>
+            <w:r>
+              <w:t xml:space="preserve"> </w:t>
+            </w:r>
+            <w:r>
+              <w:rPr>
+                <w:rStyle w:val="VerbatimChar"/>
+              </w:rPr>
+              <w:t xml:space="preserve">remainingMs</w:t>
+            </w:r>
+            <w:r>
+              <w:t xml:space="preserve">) →</w:t>
+            </w:r>
+            <w:r>
+              <w:t xml:space="preserve"> </w:t>
+            </w:r>
+            <w:r>
+              <w:rPr>
+                <w:rStyle w:val="VerbatimChar"/>
+                <w:bCs/>
+                <w:b/>
+              </w:rPr>
+              <w:t xml:space="preserve">6e09ced</w:t>
+            </w:r>
+            <w:r>
+              <w:t xml:space="preserve"> </w:t>
+            </w:r>
+            <w:r>
+              <w:t xml:space="preserve">(bounded in-flight interruption wired into the</w:t>
+            </w:r>
+            <w:r>
+              <w:t xml:space="preserve"> </w:t>
+            </w:r>
+            <w:r>
+              <w:rPr>
+                <w:rStyle w:val="VerbatimChar"/>
+              </w:rPr>
+              <w:t xml:space="preserve">fetchWithBrowser</w:t>
+            </w:r>
+            <w:r>
+              <w:t xml:space="preserve"> </w:t>
+            </w:r>
+            <w:r>
+              <w:t xml:space="preserve">HTML path + abort-aware settle waits)</w:t>
             </w:r>
           </w:p>
         </w:tc>
@@ -4875,7 +4934,7 @@
         <w:t xml:space="preserve"> </w:t>
       </w:r>
       <w:r>
-        <w:t xml:space="preserve">and cancellation at this layer takes effect at the</w:t>
+        <w:t xml:space="preserve">and cancellation</w:t>
       </w:r>
       <w:r>
         <w:t xml:space="preserve"> </w:t>
@@ -4885,10 +4944,13 @@
           <w:bCs/>
           <w:b/>
         </w:rPr>
-        <w:t xml:space="preserve">next gate</w:t>
-      </w:r>
-      <w:r>
-        <w:t xml:space="preserve">. The bounded mid-flight interruption of the active CDP op is a separate, newly-added path — §5b — and remains</w:t>
+        <w:t xml:space="preserve">at this close/reap-ordering layer</w:t>
+      </w:r>
+      <w:r>
+        <w:t xml:space="preserve"> </w:t>
+      </w:r>
+      <w:r>
+        <w:t xml:space="preserve">takes effect at the</w:t>
       </w:r>
       <w:r>
         <w:t xml:space="preserve"> </w:t>
@@ -4898,13 +4960,10 @@
           <w:bCs/>
           <w:b/>
         </w:rPr>
-        <w:t xml:space="preserve">partial</w:t>
-      </w:r>
-      <w:r>
-        <w:t xml:space="preserve"> </w:t>
-      </w:r>
-      <w:r>
-        <w:t xml:space="preserve">(see §6/§7).</w:t>
+        <w:t xml:space="preserve">next gate</w:t>
+      </w:r>
+      <w:r>
+        <w:t xml:space="preserve">. The bounded mid-flight interruption of the active CDP op is a separate path — §5b — now wired into both the PDF and HTML browser paths; its one honest residual (a deep per-socket read timeout) is in §6.2.</w:t>
       </w:r>
     </w:p>
     <w:p>
@@ -4915,13 +4974,29 @@
       </w:r>
     </w:p>
     <w:bookmarkEnd w:id="26"/>
-    <w:bookmarkStart w:id="27" w:name="X7636bb2abf7dc506064a0d851e621532e536add"/>
+    <w:bookmarkStart w:id="27" w:name="Xbcf195f9368cead0694f67446a103f14ab777b5"/>
     <w:p>
       <w:pPr>
         <w:pStyle w:val="Heading2"/>
       </w:pPr>
       <w:r>
-        <w:t xml:space="preserve">5b. Bounded in-flight interruption of an active browser op (real Chromium page)</w:t>
+        <w:t xml:space="preserve">5b. Bounded in-flight interruption of an active browser op (real Chromium page) — both PDF</w:t>
+      </w:r>
+      <w:r>
+        <w:t xml:space="preserve"> </w:t>
+      </w:r>
+      <w:r>
+        <w:rPr>
+          <w:bCs/>
+          <w:b/>
+        </w:rPr>
+        <w:t xml:space="preserve">and</w:t>
+      </w:r>
+      <w:r>
+        <w:t xml:space="preserve"> </w:t>
+      </w:r>
+      <w:r>
+        <w:t xml:space="preserve">HTML paths</w:t>
       </w:r>
     </w:p>
     <w:p>
@@ -4944,24 +5019,68 @@
         <w:t xml:space="preserve"> </w:t>
       </w:r>
       <w:r>
-        <w:t xml:space="preserve">(processor.ts), wired into the</w:t>
-      </w:r>
-      <w:r>
-        <w:t xml:space="preserve"> </w:t>
-      </w:r>
-      <w:r>
-        <w:rPr>
-          <w:rStyle w:val="VerbatimChar"/>
+        <w:t xml:space="preserve">(processor.ts), now wired into</w:t>
+      </w:r>
+      <w:r>
+        <w:t xml:space="preserve"> </w:t>
+      </w:r>
+      <w:r>
+        <w:rPr>
           <w:bCs/>
           <w:b/>
         </w:rPr>
+        <w:t xml:space="preserve">all three</w:t>
+      </w:r>
+      <w:r>
+        <w:t xml:space="preserve"> </w:t>
+      </w:r>
+      <w:r>
+        <w:t xml:space="preserve">production browser call sites —</w:t>
+      </w:r>
+      <w:r>
+        <w:t xml:space="preserve"> </w:t>
+      </w:r>
+      <w:r>
+        <w:rPr>
+          <w:rStyle w:val="VerbatimChar"/>
+        </w:rPr>
         <w:t xml:space="preserve">fetchPdfViaBrowser</w:t>
       </w:r>
       <w:r>
         <w:t xml:space="preserve"> </w:t>
       </w:r>
       <w:r>
-        <w:t xml:space="preserve">path. On scope abort it drives the active page toward settlement within</w:t>
+        <w:t xml:space="preserve">(line ~2021),</w:t>
+      </w:r>
+      <w:r>
+        <w:t xml:space="preserve"> </w:t>
+      </w:r>
+      <w:r>
+        <w:rPr>
+          <w:rStyle w:val="VerbatimChar"/>
+        </w:rPr>
+        <w:t xml:space="preserve">fetchWithBrowser</w:t>
+      </w:r>
+      <w:r>
+        <w:t xml:space="preserve"> </w:t>
+      </w:r>
+      <w:r>
+        <w:t xml:space="preserve">(the HTML path, line ~1506), and</w:t>
+      </w:r>
+      <w:r>
+        <w:t xml:space="preserve"> </w:t>
+      </w:r>
+      <w:r>
+        <w:rPr>
+          <w:rStyle w:val="VerbatimChar"/>
+        </w:rPr>
+        <w:t xml:space="preserve">fetchIssuerPdfsWithPrimedSession</w:t>
+      </w:r>
+      <w:r>
+        <w:t xml:space="preserve"> </w:t>
+      </w:r>
+      <w:r>
+        <w:t xml:space="preserve">(line ~2298). On scope abort it drives the active page toward settlement within</w:t>
       </w:r>
       <w:r>
         <w:t xml:space="preserve"> </w:t>
@@ -4976,7 +5095,101 @@
         <w:t xml:space="preserve"> </w:t>
       </w:r>
       <w:r>
-        <w:t xml:space="preserve">(500 ms) plus a gate round-trip, rather than letting the in-flight CDP op run to its own timeout.</w:t>
+        <w:t xml:space="preserve">(500 ms) plus a gate round-trip, rather than letting the in-flight CDP op run to its own timeout. On the HTML path two supporting changes close the last fixed-wall-clock gaps: the two post-navigation settle waits are now</w:t>
+      </w:r>
+      <w:r>
+        <w:t xml:space="preserve"> </w:t>
+      </w:r>
+      <w:r>
+        <w:rPr>
+          <w:rStyle w:val="VerbatimChar"/>
+        </w:rPr>
+        <w:t xml:space="preserve">abortableDelay(2000, scope)</w:t>
+      </w:r>
+      <w:r>
+        <w:t xml:space="preserve"> </w:t>
+      </w:r>
+      <w:r>
+        <w:t xml:space="preserve">(resolve early on abort instead of always burning 2 s), and the catch block converts the puppeteer</w:t>
+      </w:r>
+      <w:r>
+        <w:t xml:space="preserve"> </w:t>
+      </w:r>
+      <w:r>
+        <w:t xml:space="preserve">“</w:t>
+      </w:r>
+      <w:r>
+        <w:t xml:space="preserve">Target closed</w:t>
+      </w:r>
+      <w:r>
+        <w:t xml:space="preserve">”</w:t>
+      </w:r>
+      <w:r>
+        <w:t xml:space="preserve"> </w:t>
+      </w:r>
+      <w:r>
+        <w:t xml:space="preserve">/</w:t>
+      </w:r>
+      <w:r>
+        <w:t xml:space="preserve"> </w:t>
+      </w:r>
+      <w:r>
+        <w:t xml:space="preserve">“</w:t>
+      </w:r>
+      <w:r>
+        <w:t xml:space="preserve">detached frame</w:t>
+      </w:r>
+      <w:r>
+        <w:t xml:space="preserve">”</w:t>
+      </w:r>
+      <w:r>
+        <w:t xml:space="preserve"> </w:t>
+      </w:r>
+      <w:r>
+        <w:t xml:space="preserve">rejection that the forced page-close produces</w:t>
+      </w:r>
+      <w:r>
+        <w:t xml:space="preserve"> </w:t>
+      </w:r>
+      <w:r>
+        <w:rPr>
+          <w:bCs/>
+          <w:b/>
+        </w:rPr>
+        <w:t xml:space="preserve">after</w:t>
+      </w:r>
+      <w:r>
+        <w:t xml:space="preserve"> </w:t>
+      </w:r>
+      <w:r>
+        <w:t xml:space="preserve">an abort into a retryable</w:t>
+      </w:r>
+      <w:r>
+        <w:t xml:space="preserve"> </w:t>
+      </w:r>
+      <w:r>
+        <w:rPr>
+          <w:rStyle w:val="VerbatimChar"/>
+        </w:rPr>
+        <w:t xml:space="preserve">OperationAbortedError(…, "browser_html_interrupted")</w:t>
+      </w:r>
+      <w:r>
+        <w:t xml:space="preserve">, so an interrupted HTML fetch surfaces an explicit abort rather than silently returning</w:t>
+      </w:r>
+      <w:r>
+        <w:t xml:space="preserve"> </w:t>
+      </w:r>
+      <w:r>
+        <w:rPr>
+          <w:rStyle w:val="VerbatimChar"/>
+        </w:rPr>
+        <w:t xml:space="preserve">""</w:t>
+      </w:r>
+      <w:r>
+        <w:t xml:space="preserve"> </w:t>
+      </w:r>
+      <w:r>
+        <w:t xml:space="preserve">(a dead URL).</w:t>
       </w:r>
     </w:p>
     <w:tbl>
@@ -5079,7 +5292,7 @@
               <w:jc w:val="left"/>
             </w:pPr>
             <w:r>
-              <w:t xml:space="preserve">A browser op</w:t>
+              <w:t xml:space="preserve">A</w:t>
             </w:r>
             <w:r>
               <w:t xml:space="preserve"> </w:t>
@@ -5089,13 +5302,13 @@
                 <w:bCs/>
                 <w:b/>
               </w:rPr>
-              <w:t xml:space="preserve">already in flight</w:t>
-            </w:r>
-            <w:r>
-              <w:t xml:space="preserve"> </w:t>
-            </w:r>
-            <w:r>
-              <w:t xml:space="preserve">when the scope aborts is driven to settle within the grace bound, not left to its own long timeout</w:t>
+              <w:t xml:space="preserve">PDF</w:t>
+            </w:r>
+            <w:r>
+              <w:t xml:space="preserve"> </w:t>
+            </w:r>
+            <w:r>
+              <w:t xml:space="preserve">browser op already in flight when the scope aborts is driven to settle within the grace bound, not left to its own long timeout</w:t>
             </w:r>
           </w:p>
         </w:tc>
@@ -5111,6 +5324,12 @@
                 <w:rStyle w:val="VerbatimChar"/>
               </w:rPr>
               <w:t xml:space="preserve">browser-inflight-interrupt.test.ts</w:t>
+            </w:r>
+            <w:r>
+              <w:t xml:space="preserve"> </w:t>
+            </w:r>
+            <w:r>
+              <w:t xml:space="preserve">:: B-browser (PDF)</w:t>
             </w:r>
           </w:p>
         </w:tc>
@@ -5153,7 +5372,179 @@
               <w:t xml:space="preserve"> </w:t>
             </w:r>
             <w:r>
-              <w:t xml:space="preserve">+ gate round-trip)</w:t>
+              <w:t xml:space="preserve">+ gate round-trip); throws</w:t>
+            </w:r>
+            <w:r>
+              <w:t xml:space="preserve"> </w:t>
+            </w:r>
+            <w:r>
+              <w:rPr>
+                <w:rStyle w:val="VerbatimChar"/>
+              </w:rPr>
+              <w:t xml:space="preserve">OperationAbortedError</w:t>
+            </w:r>
+          </w:p>
+        </w:tc>
+        <w:tc>
+          <w:tcPr/>
+          <w:p>
+            <w:pPr>
+              <w:pStyle w:val="Compact"/>
+              <w:jc w:val="left"/>
+            </w:pPr>
+            <w:r>
+              <w:rPr>
+                <w:bCs/>
+                <w:b/>
+              </w:rPr>
+              <w:t xml:space="preserve">R(page)</w:t>
+            </w:r>
+          </w:p>
+        </w:tc>
+      </w:tr>
+      <w:tr>
+        <w:tc>
+          <w:tcPr/>
+          <w:p>
+            <w:pPr>
+              <w:pStyle w:val="Compact"/>
+              <w:jc w:val="left"/>
+            </w:pPr>
+            <w:r>
+              <w:t xml:space="preserve">5b.2</w:t>
+            </w:r>
+          </w:p>
+        </w:tc>
+        <w:tc>
+          <w:tcPr/>
+          <w:p>
+            <w:pPr>
+              <w:pStyle w:val="Compact"/>
+              <w:jc w:val="left"/>
+            </w:pPr>
+            <w:r>
+              <w:t xml:space="preserve">An</w:t>
+            </w:r>
+            <w:r>
+              <w:t xml:space="preserve"> </w:t>
+            </w:r>
+            <w:r>
+              <w:rPr>
+                <w:bCs/>
+                <w:b/>
+              </w:rPr>
+              <w:t xml:space="preserve">HTML</w:t>
+            </w:r>
+            <w:r>
+              <w:t xml:space="preserve"> </w:t>
+            </w:r>
+            <w:r>
+              <w:t xml:space="preserve">browser op (</w:t>
+            </w:r>
+            <w:r>
+              <w:rPr>
+                <w:rStyle w:val="VerbatimChar"/>
+              </w:rPr>
+              <w:t xml:space="preserve">fetchWithBrowser</w:t>
+            </w:r>
+            <w:r>
+              <w:t xml:space="preserve">) already in flight when the scope aborts is likewise driven to settle within the grace bound and surfaces a retryable</w:t>
+            </w:r>
+            <w:r>
+              <w:t xml:space="preserve"> </w:t>
+            </w:r>
+            <w:r>
+              <w:rPr>
+                <w:rStyle w:val="VerbatimChar"/>
+              </w:rPr>
+              <w:t xml:space="preserve">OperationAbortedError</w:t>
+            </w:r>
+            <w:r>
+              <w:t xml:space="preserve">, not a silent</w:t>
+            </w:r>
+            <w:r>
+              <w:t xml:space="preserve"> </w:t>
+            </w:r>
+            <w:r>
+              <w:rPr>
+                <w:rStyle w:val="VerbatimChar"/>
+              </w:rPr>
+              <w:t xml:space="preserve">""</w:t>
+            </w:r>
+          </w:p>
+        </w:tc>
+        <w:tc>
+          <w:tcPr/>
+          <w:p>
+            <w:pPr>
+              <w:pStyle w:val="Compact"/>
+              <w:jc w:val="left"/>
+            </w:pPr>
+            <w:r>
+              <w:rPr>
+                <w:rStyle w:val="VerbatimChar"/>
+              </w:rPr>
+              <w:t xml:space="preserve">browser-inflight-interrupt.test.ts</w:t>
+            </w:r>
+            <w:r>
+              <w:t xml:space="preserve"> </w:t>
+            </w:r>
+            <w:r>
+              <w:t xml:space="preserve">:: B-browser (HTML path)</w:t>
+            </w:r>
+          </w:p>
+        </w:tc>
+        <w:tc>
+          <w:tcPr/>
+          <w:p>
+            <w:pPr>
+              <w:pStyle w:val="Compact"/>
+              <w:jc w:val="left"/>
+            </w:pPr>
+            <w:r>
+              <w:t xml:space="preserve">the held page settles</w:t>
+            </w:r>
+            <w:r>
+              <w:t xml:space="preserve"> </w:t>
+            </w:r>
+            <w:r>
+              <w:rPr>
+                <w:rStyle w:val="VerbatimChar"/>
+              </w:rPr>
+              <w:t xml:space="preserve">settleLatency &lt; 3000 ms</w:t>
+            </w:r>
+            <w:r>
+              <w:t xml:space="preserve"> </w:t>
+            </w:r>
+            <w:r>
+              <w:t xml:space="preserve">after revoke (vs the 8000 ms</w:t>
+            </w:r>
+            <w:r>
+              <w:t xml:space="preserve"> </w:t>
+            </w:r>
+            <w:r>
+              <w:rPr>
+                <w:rStyle w:val="VerbatimChar"/>
+              </w:rPr>
+              <w:t xml:space="preserve">BROWSER_FETCH_TIMEOUT</w:t>
+            </w:r>
+            <w:r>
+              <w:t xml:space="preserve">);</w:t>
+            </w:r>
+            <w:r>
+              <w:t xml:space="preserve"> </w:t>
+            </w:r>
+            <w:r>
+              <w:rPr>
+                <w:rStyle w:val="VerbatimChar"/>
+              </w:rPr>
+              <w:t xml:space="preserve">isOperationAbortedError(err)</w:t>
+            </w:r>
+            <w:r>
+              <w:t xml:space="preserve"> </w:t>
+            </w:r>
+            <w:r>
+              <w:t xml:space="preserve">is true</w:t>
             </w:r>
           </w:p>
         </w:tc>
@@ -5184,7 +5575,7 @@
           <w:bCs/>
           <w:b/>
         </w:rPr>
-        <w:t xml:space="preserve">Mutation proof (5b, this session):</w:t>
+        <w:t xml:space="preserve">Mutation proof (5b.1, prior session):</w:t>
       </w:r>
       <w:r>
         <w:t xml:space="preserve"> </w:t>
@@ -5223,7 +5614,7 @@
         <w:t xml:space="preserve">MUTATION_MARKER_B3 in-flight interrupt disabled</w:t>
       </w:r>
       <w:r>
-        <w:t xml:space="preserve">) makes the test</w:t>
+        <w:t xml:space="preserve">) makes the PDF subtest</w:t>
       </w:r>
       <w:r>
         <w:t xml:space="preserve"> </w:t>
@@ -5282,13 +5673,37 @@
           <w:bCs/>
           <w:b/>
         </w:rPr>
-        <w:t xml:space="preserve">Scope of this fix (honest):</w:t>
-      </w:r>
-      <w:r>
-        <w:t xml:space="preserve"> </w:t>
-      </w:r>
-      <w:r>
-        <w:t xml:space="preserve">the bounded interrupt is wired</w:t>
+        <w:t xml:space="preserve">Mutation proof (5b.2, this session):</w:t>
+      </w:r>
+      <w:r>
+        <w:t xml:space="preserve"> </w:t>
+      </w:r>
+      <w:r>
+        <w:t xml:space="preserve">neutralising the HTML-path wiring only (</w:t>
+      </w:r>
+      <w:r>
+        <w:rPr>
+          <w:rStyle w:val="VerbatimChar"/>
+        </w:rPr>
+        <w:t xml:space="preserve">clearInterrupt = (() =&gt; {}); /* MUTATION_MARKER … */</w:t>
+      </w:r>
+      <w:r>
+        <w:t xml:space="preserve"> </w:t>
+      </w:r>
+      <w:r>
+        <w:t xml:space="preserve">in</w:t>
+      </w:r>
+      <w:r>
+        <w:t xml:space="preserve"> </w:t>
+      </w:r>
+      <w:r>
+        <w:rPr>
+          <w:rStyle w:val="VerbatimChar"/>
+        </w:rPr>
+        <w:t xml:space="preserve">fetchWithBrowser</w:t>
+      </w:r>
+      <w:r>
+        <w:t xml:space="preserve">, leaving the PDF path untouched) makes the</w:t>
       </w:r>
       <w:r>
         <w:t xml:space="preserve"> </w:t>
@@ -5298,40 +5713,22 @@
           <w:bCs/>
           <w:b/>
         </w:rPr>
-        <w:t xml:space="preserve">only</w:t>
-      </w:r>
-      <w:r>
-        <w:t xml:space="preserve"> </w:t>
-      </w:r>
-      <w:r>
-        <w:t xml:space="preserve">into</w:t>
-      </w:r>
-      <w:r>
-        <w:t xml:space="preserve"> </w:t>
-      </w:r>
-      <w:r>
-        <w:rPr>
-          <w:rStyle w:val="VerbatimChar"/>
-        </w:rPr>
-        <w:t xml:space="preserve">fetchPdfViaBrowser</w:t>
-      </w:r>
-      <w:r>
-        <w:t xml:space="preserve">. The</w:t>
-      </w:r>
-      <w:r>
-        <w:t xml:space="preserve"> </w:t>
-      </w:r>
-      <w:r>
-        <w:rPr>
-          <w:rStyle w:val="VerbatimChar"/>
-        </w:rPr>
-        <w:t xml:space="preserve">fetchWithBrowser</w:t>
-      </w:r>
-      <w:r>
-        <w:t xml:space="preserve"> </w:t>
-      </w:r>
-      <w:r>
-        <w:t xml:space="preserve">HTML path is</w:t>
+        <w:t xml:space="preserve">HTML subtest fail at 8108 ms</w:t>
+      </w:r>
+      <w:r>
+        <w:t xml:space="preserve"> </w:t>
+      </w:r>
+      <w:r>
+        <w:t xml:space="preserve">(</w:t>
+      </w:r>
+      <w:r>
+        <w:rPr>
+          <w:rStyle w:val="VerbatimChar"/>
+        </w:rPr>
+        <w:t xml:space="preserve">a latency near BROWSER_FETCH_TIMEOUT=8000ms means fetchWithBrowser is not wired to the interrupt</w:t>
+      </w:r>
+      <w:r>
+        <w:t xml:space="preserve">) while the</w:t>
       </w:r>
       <w:r>
         <w:t xml:space="preserve"> </w:t>
@@ -5341,13 +5738,96 @@
           <w:bCs/>
           <w:b/>
         </w:rPr>
-        <w:t xml:space="preserve">not</w:t>
-      </w:r>
-      <w:r>
-        <w:t xml:space="preserve"> </w:t>
-      </w:r>
-      <w:r>
-        <w:t xml:space="preserve">wired to it — see §6.1 and §7. This row proves the mechanism works on the path it is installed on; it does not claim universal mid-flight interruption.</w:t>
+        <w:t xml:space="preserve">PDF subtest still passes</w:t>
+      </w:r>
+      <w:r>
+        <w:t xml:space="preserve"> </w:t>
+      </w:r>
+      <w:r>
+        <w:t xml:space="preserve">— proving the new HTML wiring is independently load-bearing and is what subtest 5b.2 guards. Reverted clean;</w:t>
+      </w:r>
+      <w:r>
+        <w:t xml:space="preserve"> </w:t>
+      </w:r>
+      <w:r>
+        <w:rPr>
+          <w:rStyle w:val="VerbatimChar"/>
+        </w:rPr>
+        <w:t xml:space="preserve">grep -rn MUTATION_MARKER server/</w:t>
+      </w:r>
+      <w:r>
+        <w:t xml:space="preserve"> </w:t>
+      </w:r>
+      <w:r>
+        <w:t xml:space="preserve">→ none.</w:t>
+      </w:r>
+    </w:p>
+    <w:p>
+      <w:pPr>
+        <w:pStyle w:val="BodyText"/>
+      </w:pPr>
+      <w:r>
+        <w:rPr>
+          <w:bCs/>
+          <w:b/>
+        </w:rPr>
+        <w:t xml:space="preserve">Scope of this fix (honest):</w:t>
+      </w:r>
+      <w:r>
+        <w:t xml:space="preserve"> </w:t>
+      </w:r>
+      <w:r>
+        <w:t xml:space="preserve">the bounded interrupt is now wired into</w:t>
+      </w:r>
+      <w:r>
+        <w:t xml:space="preserve"> </w:t>
+      </w:r>
+      <w:r>
+        <w:rPr>
+          <w:bCs/>
+          <w:b/>
+        </w:rPr>
+        <w:t xml:space="preserve">both</w:t>
+      </w:r>
+      <w:r>
+        <w:t xml:space="preserve"> </w:t>
+      </w:r>
+      <w:r>
+        <w:t xml:space="preserve">browser paths (PDF and HTML) and the primed-session path, so the §6.1</w:t>
+      </w:r>
+      <w:r>
+        <w:t xml:space="preserve"> </w:t>
+      </w:r>
+      <w:r>
+        <w:t xml:space="preserve">“</w:t>
+      </w:r>
+      <w:r>
+        <w:t xml:space="preserve">HTML path not wired</w:t>
+      </w:r>
+      <w:r>
+        <w:t xml:space="preserve">”</w:t>
+      </w:r>
+      <w:r>
+        <w:t xml:space="preserve"> </w:t>
+      </w:r>
+      <w:r>
+        <w:t xml:space="preserve">gap from the prior candidate is</w:t>
+      </w:r>
+      <w:r>
+        <w:t xml:space="preserve"> </w:t>
+      </w:r>
+      <w:r>
+        <w:rPr>
+          <w:bCs/>
+          <w:b/>
+        </w:rPr>
+        <w:t xml:space="preserve">resolved</w:t>
+      </w:r>
+      <w:r>
+        <w:t xml:space="preserve"> </w:t>
+      </w:r>
+      <w:r>
+        <w:t xml:space="preserve">(see §6). What remains unproven is the deeper socket-level timeout note in §6.2 and the specific production stalls in §6.4.</w:t>
       </w:r>
     </w:p>
     <w:p>
@@ -5388,7 +5868,23 @@
           <w:bCs/>
           <w:b/>
         </w:rPr>
-        <w:t xml:space="preserve">Active in-page CDP interruption is bounded on one path only.</w:t>
+        <w:t xml:space="preserve">(RESOLVED in this candidate)</w:t>
+      </w:r>
+      <w:r>
+        <w:t xml:space="preserve"> </w:t>
+      </w:r>
+      <w:r>
+        <w:rPr>
+          <w:iCs/>
+          <w:i/>
+        </w:rPr>
+        <w:t xml:space="preserve">Active in-page CDP interruption was bounded on one path only.</w:t>
+      </w:r>
+      <w:r>
+        <w:t xml:space="preserve"> </w:t>
+      </w:r>
+      <w:r>
+        <w:t xml:space="preserve">In the prior candidate</w:t>
       </w:r>
       <w:r>
         <w:t xml:space="preserve"> </w:t>
@@ -5403,70 +5899,50 @@
         <w:t xml:space="preserve"> </w:t>
       </w:r>
       <w:r>
-        <w:t xml:space="preserve">now bounds an in-flight CDP op to</w:t>
-      </w:r>
-      <w:r>
-        <w:t xml:space="preserve"> </w:t>
-      </w:r>
-      <w:r>
-        <w:rPr>
-          <w:rStyle w:val="VerbatimChar"/>
-        </w:rPr>
-        <w:t xml:space="preserve">BROWSER_ABORT_GRACE_MS</w:t>
-      </w:r>
-      <w:r>
-        <w:t xml:space="preserve"> </w:t>
-      </w:r>
-      <w:r>
-        <w:t xml:space="preserve">+ a gate round-trip on the</w:t>
-      </w:r>
-      <w:r>
-        <w:t xml:space="preserve"> </w:t>
-      </w:r>
-      <w:r>
-        <w:rPr>
-          <w:rStyle w:val="VerbatimChar"/>
+        <w:t xml:space="preserve">was wired only into</w:t>
+      </w:r>
+      <w:r>
+        <w:t xml:space="preserve"> </w:t>
+      </w:r>
+      <w:r>
+        <w:rPr>
+          <w:rStyle w:val="VerbatimChar"/>
+        </w:rPr>
+        <w:t xml:space="preserve">fetchPdfViaBrowser</w:t>
+      </w:r>
+      <w:r>
+        <w:t xml:space="preserve">, leaving the</w:t>
+      </w:r>
+      <w:r>
+        <w:t xml:space="preserve"> </w:t>
+      </w:r>
+      <w:r>
+        <w:rPr>
+          <w:rStyle w:val="VerbatimChar"/>
+        </w:rPr>
+        <w:t xml:space="preserve">fetchWithBrowser</w:t>
+      </w:r>
+      <w:r>
+        <w:t xml:space="preserve"> </w:t>
+      </w:r>
+      <w:r>
+        <w:t xml:space="preserve">HTML path un-interruptible. It is</w:t>
+      </w:r>
+      <w:r>
+        <w:t xml:space="preserve"> </w:t>
+      </w:r>
+      <w:r>
+        <w:rPr>
           <w:bCs/>
           <w:b/>
         </w:rPr>
-        <w:t xml:space="preserve">fetchPdfViaBrowser</w:t>
-      </w:r>
-      <w:r>
-        <w:t xml:space="preserve"> </w:t>
-      </w:r>
-      <w:r>
-        <w:t xml:space="preserve">path (§5b, proven with a real Chromium page). The</w:t>
-      </w:r>
-      <w:r>
-        <w:t xml:space="preserve"> </w:t>
-      </w:r>
-      <w:r>
-        <w:rPr>
-          <w:rStyle w:val="VerbatimChar"/>
-          <w:bCs/>
-          <w:b/>
-        </w:rPr>
-        <w:t xml:space="preserve">fetchWithBrowser</w:t>
-      </w:r>
-      <w:r>
-        <w:rPr>
-          <w:bCs/>
-          <w:b/>
-        </w:rPr>
-        <w:t xml:space="preserve"> </w:t>
-      </w:r>
-      <w:r>
-        <w:rPr>
-          <w:bCs/>
-          <w:b/>
-        </w:rPr>
-        <w:t xml:space="preserve">HTML path is still not wired</w:t>
-      </w:r>
-      <w:r>
-        <w:t xml:space="preserve"> </w:t>
-      </w:r>
-      <w:r>
-        <w:t xml:space="preserve">to this helper — an HTTP fetch /</w:t>
+        <w:t xml:space="preserve">now wired into both browser paths and the primed-session path</w:t>
+      </w:r>
+      <w:r>
+        <w:t xml:space="preserve"> </w:t>
+      </w:r>
+      <w:r>
+        <w:t xml:space="preserve">(§5b, lines ~1506/2021/2298), proven with a real Chromium page by the new HTML subtest 5b.2 and its path-isolated mutation (725 ms wired → 8108 ms when neutralised). An HTTP fetch /</w:t>
       </w:r>
       <w:r>
         <w:t xml:space="preserve"> </w:t>
@@ -5496,7 +5972,46 @@
         <w:t xml:space="preserve"> </w:t>
       </w:r>
       <w:r>
-        <w:t xml:space="preserve">/ WAF challenge already executing on that path when the scope aborts is still not torn down mid-operation, and falls back to the next admission gate (B2/B7 refusal), dispatch suppression (B1-3), and ultimately the job-isolation SIGKILL (§5.5). This is a real, named remaining gap.</w:t>
+        <w:t xml:space="preserve">/ WAF challenge already executing on the HTML path when the scope aborts is now driven to settle within</w:t>
+      </w:r>
+      <w:r>
+        <w:t xml:space="preserve"> </w:t>
+      </w:r>
+      <w:r>
+        <w:rPr>
+          <w:rStyle w:val="VerbatimChar"/>
+        </w:rPr>
+        <w:t xml:space="preserve">BROWSER_ABORT_GRACE_MS</w:t>
+      </w:r>
+      <w:r>
+        <w:t xml:space="preserve"> </w:t>
+      </w:r>
+      <w:r>
+        <w:t xml:space="preserve">+ a gate round-trip and surfaces a retryable</w:t>
+      </w:r>
+      <w:r>
+        <w:t xml:space="preserve"> </w:t>
+      </w:r>
+      <w:r>
+        <w:rPr>
+          <w:rStyle w:val="VerbatimChar"/>
+        </w:rPr>
+        <w:t xml:space="preserve">OperationAbortedError</w:t>
+      </w:r>
+      <w:r>
+        <w:t xml:space="preserve">, instead of running to the browser timeout or returning a silent</w:t>
+      </w:r>
+      <w:r>
+        <w:t xml:space="preserve"> </w:t>
+      </w:r>
+      <w:r>
+        <w:rPr>
+          <w:rStyle w:val="VerbatimChar"/>
+        </w:rPr>
+        <w:t xml:space="preserve">""</w:t>
+      </w:r>
+      <w:r>
+        <w:t xml:space="preserve">.</w:t>
       </w:r>
     </w:p>
     <w:p>
@@ -5512,45 +6027,28 @@
           <w:bCs/>
           <w:b/>
         </w:rPr>
-        <w:t xml:space="preserve">Deadline propagation into the browser fetch is bounded, not threaded.</w:t>
-      </w:r>
-      <w:r>
-        <w:t xml:space="preserve"> </w:t>
-      </w:r>
-      <w:r>
-        <w:t xml:space="preserve">B1 proves the scope is</w:t>
-      </w:r>
-      <w:r>
-        <w:t xml:space="preserve"> </w:t>
-      </w:r>
-      <w:r>
-        <w:rPr>
-          <w:iCs/>
-          <w:i/>
-        </w:rPr>
-        <w:t xml:space="preserve">passed</w:t>
-      </w:r>
-      <w:r>
-        <w:t xml:space="preserve"> </w:t>
-      </w:r>
-      <w:r>
-        <w:t xml:space="preserve">to the fetch boundary and that</w:t>
-      </w:r>
-      <w:r>
-        <w:t xml:space="preserve"> </w:t>
-      </w:r>
-      <w:r>
-        <w:rPr>
-          <w:iCs/>
-          <w:i/>
-        </w:rPr>
-        <w:t xml:space="preserve">dispatch</w:t>
-      </w:r>
-      <w:r>
-        <w:t xml:space="preserve"> </w:t>
-      </w:r>
-      <w:r>
-        <w:t xml:space="preserve">stops after the deadline; it does not prove a per-request network/socket timeout equal to</w:t>
+        <w:t xml:space="preserve">Deadline is now threaded into the browser fetch at the navigation + settle layers; a deep per-socket timeout is still not asserted.</w:t>
+      </w:r>
+      <w:r>
+        <w:t xml:space="preserve"> </w:t>
+      </w:r>
+      <w:r>
+        <w:t xml:space="preserve">Since</w:t>
+      </w:r>
+      <w:r>
+        <w:t xml:space="preserve"> </w:t>
+      </w:r>
+      <w:r>
+        <w:rPr>
+          <w:rStyle w:val="VerbatimChar"/>
+        </w:rPr>
+        <w:t xml:space="preserve">658a17c</w:t>
+      </w:r>
+      <w:r>
+        <w:t xml:space="preserve"> </w:t>
+      </w:r>
+      <w:r>
+        <w:t xml:space="preserve">the per-navigation timeouts are clamped to</w:t>
       </w:r>
       <w:r>
         <w:t xml:space="preserve"> </w:t>
@@ -5565,19 +6063,96 @@
         <w:t xml:space="preserve"> </w:t>
       </w:r>
       <w:r>
-        <w:t xml:space="preserve">is applied inside</w:t>
-      </w:r>
-      <w:r>
-        <w:t xml:space="preserve"> </w:t>
-      </w:r>
-      <w:r>
-        <w:rPr>
-          <w:rStyle w:val="VerbatimChar"/>
-        </w:rPr>
-        <w:t xml:space="preserve">fetchIssuerPdfsWithPrimedSession</w:t>
-      </w:r>
-      <w:r>
-        <w:t xml:space="preserve">. The effective ceiling on an already-started browser fetch on the un-wired path is the pipeline deadline → SIGKILL, not a scope-derived socket timeout.</w:t>
+        <w:t xml:space="preserve">(</w:t>
+      </w:r>
+      <w:r>
+        <w:rPr>
+          <w:rStyle w:val="VerbatimChar"/>
+        </w:rPr>
+        <w:t xml:space="preserve">gotoTimeout = base =&gt; scope ? max(1, min(base, scope.remainingMs())) : base</w:t>
+      </w:r>
+      <w:r>
+        <w:t xml:space="preserve">, lines ~1496/2009), and this candidate makes the two post-navigation settle waits abort-aware via</w:t>
+      </w:r>
+      <w:r>
+        <w:t xml:space="preserve"> </w:t>
+      </w:r>
+      <w:r>
+        <w:rPr>
+          <w:rStyle w:val="VerbatimChar"/>
+        </w:rPr>
+        <w:t xml:space="preserve">abortableDelay</w:t>
+      </w:r>
+      <w:r>
+        <w:t xml:space="preserve"> </w:t>
+      </w:r>
+      <w:r>
+        <w:t xml:space="preserve">— so on both browser paths the effective ceiling on an in-flight fetch is now the scope deadline (via clamped nav timeout) or the grace bound (via the interrupt),</w:t>
+      </w:r>
+      <w:r>
+        <w:t xml:space="preserve"> </w:t>
+      </w:r>
+      <w:r>
+        <w:rPr>
+          <w:bCs/>
+          <w:b/>
+        </w:rPr>
+        <w:t xml:space="preserve">not</w:t>
+      </w:r>
+      <w:r>
+        <w:t xml:space="preserve"> </w:t>
+      </w:r>
+      <w:r>
+        <w:t xml:space="preserve">the pipeline-deadline → SIGKILL fallback. What is still</w:t>
+      </w:r>
+      <w:r>
+        <w:t xml:space="preserve"> </w:t>
+      </w:r>
+      <w:r>
+        <w:rPr>
+          <w:bCs/>
+          <w:b/>
+        </w:rPr>
+        <w:t xml:space="preserve">not</w:t>
+      </w:r>
+      <w:r>
+        <w:t xml:space="preserve"> </w:t>
+      </w:r>
+      <w:r>
+        <w:t xml:space="preserve">independently asserted by a test is a per-request TCP/socket read timeout equal to</w:t>
+      </w:r>
+      <w:r>
+        <w:t xml:space="preserve"> </w:t>
+      </w:r>
+      <w:r>
+        <w:rPr>
+          <w:rStyle w:val="VerbatimChar"/>
+        </w:rPr>
+        <w:t xml:space="preserve">remainingMs</w:t>
+      </w:r>
+      <w:r>
+        <w:t xml:space="preserve"> </w:t>
+      </w:r>
+      <w:r>
+        <w:t xml:space="preserve">inside the lowest-level puppeteer/CDP transport; the abort path tears the page down within the grace bound, which supersedes that socket in practice, but no test pins the socket layer itself. This is the honest residual of the former</w:t>
+      </w:r>
+      <w:r>
+        <w:t xml:space="preserve"> </w:t>
+      </w:r>
+      <w:r>
+        <w:t xml:space="preserve">“</w:t>
+      </w:r>
+      <w:r>
+        <w:t xml:space="preserve">bounded, not threaded</w:t>
+      </w:r>
+      <w:r>
+        <w:t xml:space="preserve">”</w:t>
+      </w:r>
+      <w:r>
+        <w:t xml:space="preserve"> </w:t>
+      </w:r>
+      <w:r>
+        <w:t xml:space="preserve">gap.</w:t>
       </w:r>
     </w:p>
     <w:p>
@@ -5593,7 +6168,7 @@
           <w:bCs/>
           <w:b/>
         </w:rPr>
-        <w:t xml:space="preserve">(RESOLVED in this candidate)</w:t>
+        <w:t xml:space="preserve">(RESOLVED in the prior candidate)</w:t>
       </w:r>
       <w:r>
         <w:t xml:space="preserve"> </w:t>
@@ -5673,7 +6248,7 @@
           <w:bCs/>
           <w:b/>
         </w:rPr>
-        <w:t xml:space="preserve">Specific production stalls remain unobserved.</w:t>
+        <w:t xml:space="preserve">Specific production stalls remain unobserved — the live-validation gap.</w:t>
       </w:r>
       <w:r>
         <w:t xml:space="preserve"> </w:t>
@@ -5691,7 +6266,36 @@
         <w:t xml:space="preserve">TIMEOUT_INVESTIGATION.md</w:t>
       </w:r>
       <w:r>
-        <w:t xml:space="preserve">) are not reproduced by any test here; they are out of scope for this cancellation patch and are not claimed fixed.</w:t>
+        <w:t xml:space="preserve">) are</w:t>
+      </w:r>
+      <w:r>
+        <w:t xml:space="preserve"> </w:t>
+      </w:r>
+      <w:r>
+        <w:rPr>
+          <w:bCs/>
+          <w:b/>
+        </w:rPr>
+        <w:t xml:space="preserve">not</w:t>
+      </w:r>
+      <w:r>
+        <w:t xml:space="preserve"> </w:t>
+      </w:r>
+      <w:r>
+        <w:t xml:space="preserve">reproduced by any test here, and this patch has had</w:t>
+      </w:r>
+      <w:r>
+        <w:t xml:space="preserve"> </w:t>
+      </w:r>
+      <w:r>
+        <w:rPr>
+          <w:bCs/>
+          <w:b/>
+        </w:rPr>
+        <w:t xml:space="preserve">no live exercise</w:t>
+      </w:r>
+      <w:r>
+        <w:t xml:space="preserve">: no batch run, no paid/Railway run, no real web/LLM fetch (all forbidden by the delivery constraints). The cancellation machinery is proven at the boundaries enumerated above with real Chromium / subprocess / fork+IPC / Postgres, but whether it actually shortens those two specific production stalls can only be observed on a real run. That first real exercise is the post-deploy dashboard test, which stays with the reviewer; nothing in this document should be read as claiming those stalls are fixed.</w:t>
       </w:r>
     </w:p>
     <w:p>
@@ -6702,31 +7306,47 @@
               <w:jc w:val="left"/>
             </w:pPr>
             <w:r>
-              <w:t xml:space="preserve">Bounded in-flight page interrupt (PDF path)</w:t>
-            </w:r>
-          </w:p>
-        </w:tc>
-        <w:tc>
-          <w:tcPr/>
-          <w:p>
-            <w:pPr>
-              <w:pStyle w:val="Compact"/>
-              <w:jc w:val="left"/>
-            </w:pPr>
-            <w:r>
-              <w:t xml:space="preserve">1 subtest</w:t>
-            </w:r>
-          </w:p>
-        </w:tc>
-        <w:tc>
-          <w:tcPr/>
-          <w:p>
-            <w:pPr>
-              <w:pStyle w:val="Compact"/>
-              <w:jc w:val="left"/>
-            </w:pPr>
-            <w:r>
-              <w:t xml:space="preserve">onAbort no-op → 8169 ms vs &lt; 3000 ms</w:t>
+              <w:t xml:space="preserve">Bounded in-flight page interrupt (PDF</w:t>
+            </w:r>
+            <w:r>
+              <w:t xml:space="preserve"> </w:t>
+            </w:r>
+            <w:r>
+              <w:rPr>
+                <w:bCs/>
+                <w:b/>
+              </w:rPr>
+              <w:t xml:space="preserve">and</w:t>
+            </w:r>
+            <w:r>
+              <w:t xml:space="preserve"> </w:t>
+            </w:r>
+            <w:r>
+              <w:t xml:space="preserve">HTML paths)</w:t>
+            </w:r>
+          </w:p>
+        </w:tc>
+        <w:tc>
+          <w:tcPr/>
+          <w:p>
+            <w:pPr>
+              <w:pStyle w:val="Compact"/>
+              <w:jc w:val="left"/>
+            </w:pPr>
+            <w:r>
+              <w:t xml:space="preserve">2 subtests (PDF 5b.1, HTML 5b.2)</w:t>
+            </w:r>
+          </w:p>
+        </w:tc>
+        <w:tc>
+          <w:tcPr/>
+          <w:p>
+            <w:pPr>
+              <w:pStyle w:val="Compact"/>
+              <w:jc w:val="left"/>
+            </w:pPr>
+            <w:r>
+              <w:t xml:space="preserve">PDF onAbort no-op → 8169 ms; HTML-path wiring neutralised → 8108 ms (PDF subtest still passes) — both vs &lt; 3000 ms</w:t>
             </w:r>
           </w:p>
         </w:tc>
@@ -6835,7 +7455,7 @@
           <w:bCs/>
           <w:b/>
         </w:rPr>
-        <w:t xml:space="preserve">45cc661</w:t>
+        <w:t xml:space="preserve">6e09ced</w:t>
       </w:r>
       <w:r>
         <w:rPr>
@@ -6848,7 +7468,7 @@
         <w:t xml:space="preserve"> </w:t>
       </w:r>
       <w:r>
-        <w:t xml:space="preserve">33</w:t>
+        <w:t xml:space="preserve">34</w:t>
       </w:r>
       <w:r>
         <w:t xml:space="preserve"> </w:t>
@@ -6863,7 +7483,23 @@
         <w:t xml:space="preserve"> </w:t>
       </w:r>
       <w:r>
-        <w:t xml:space="preserve">subtests across 10 files (operation-scoped-cancellation 7, company-pdf-recovery-boundary 7, cancellable-proc-admission-boundary 4, inflight-coalescing-boundary 3, stalled-extraction-boundary 2, pdf-parse-subprocess-equivalence 2, browser-close-order 4, browser-inflight-interrupt 1, isolated-proc-admission-boundary 1, unattempted-cancelled-boundary 2) +</w:t>
+        <w:t xml:space="preserve">subtests across 10 files (operation-scoped-cancellation 7, company-pdf-recovery-boundary 7, cancellable-proc-admission-boundary 4, inflight-coalescing-boundary 3, stalled-extraction-boundary 2, pdf-parse-subprocess-equivalence 2, browser-close-order 4, browser-inflight-interrupt</w:t>
+      </w:r>
+      <w:r>
+        <w:t xml:space="preserve"> </w:t>
+      </w:r>
+      <w:r>
+        <w:rPr>
+          <w:bCs/>
+          <w:b/>
+        </w:rPr>
+        <w:t xml:space="preserve">2</w:t>
+      </w:r>
+      <w:r>
+        <w:t xml:space="preserve"> </w:t>
+      </w:r>
+      <w:r>
+        <w:t xml:space="preserve">(PDF + HTML), isolated-proc-admission-boundary 1, unattempted-cancelled-boundary 2) +</w:t>
       </w:r>
       <w:r>
         <w:t xml:space="preserve"> </w:t>
@@ -6878,7 +7514,17 @@
         <w:t xml:space="preserve"> </w:t>
       </w:r>
       <w:r>
-        <w:t xml:space="preserve">(60 passed, 0 failed; custom runner). 0 failures anywhere.</w:t>
+        <w:t xml:space="preserve">(60 passed, 0 failed; custom runner).</w:t>
+      </w:r>
+      <w:r>
+        <w:t xml:space="preserve"> </w:t>
+      </w:r>
+      <w:r>
+        <w:rPr>
+          <w:bCs/>
+          <w:b/>
+        </w:rPr>
+        <w:t xml:space="preserve">94 total checks, 0 failures anywhere.</w:t>
       </w:r>
     </w:p>
     <w:p>
@@ -6914,22 +7560,19 @@
         <w:t xml:space="preserve"> </w:t>
       </w:r>
       <w:r>
-        <w:t xml:space="preserve">→ none;</w:t>
-      </w:r>
-      <w:r>
-        <w:t xml:space="preserve"> </w:t>
-      </w:r>
-      <w:r>
-        <w:rPr>
-          <w:rStyle w:val="VerbatimChar"/>
-        </w:rPr>
-        <w:t xml:space="preserve">git diff --quiet HEAD -- server/lib/processor.ts server/lib/pipeline.ts</w:t>
-      </w:r>
-      <w:r>
-        <w:t xml:space="preserve"> </w:t>
-      </w:r>
-      <w:r>
-        <w:t xml:space="preserve">→ clean). The gaps in §6 are real and are the honest boundary of what the suite proves.</w:t>
+        <w:t xml:space="preserve">→ none). At the candidate commit the working tree is clean (</w:t>
+      </w:r>
+      <w:r>
+        <w:rPr>
+          <w:rStyle w:val="VerbatimChar"/>
+        </w:rPr>
+        <w:t xml:space="preserve">git status --short</w:t>
+      </w:r>
+      <w:r>
+        <w:t xml:space="preserve"> </w:t>
+      </w:r>
+      <w:r>
+        <w:t xml:space="preserve">shows no tracked-source changes). The gaps in §6 are real and are the honest boundary of what the suite proves; item §6.4 (live validation of the Idemitsu/AXA stalls) remains the one honest gap carried forward — it requires a real run, which the delivery constraints forbid.</w:t>
       </w:r>
     </w:p>
     <w:bookmarkEnd w:id="30"/>
